--- a/prd/PRD.docx
+++ b/prd/PRD.docx
@@ -2557,10 +2557,32 @@
     </w:p>
     <w:p>
       <w:pPr>
+        <w:pStyle w:val="ListParagraph"/>
+        <w:numPr>
+          <w:ilvl w:val="0"/>
+          <w:numId w:val="20"/>
+        </w:numPr>
+        <w:ind w:left="1276" w:hanging="283"/>
+      </w:pPr>
+      <w:r>
+        <w:t>Lưu thông tin các khách hàng</w:t>
+      </w:r>
+      <w:r>
+        <w:t xml:space="preserve"> (Clients), bao gồm:</w:t>
+      </w:r>
+    </w:p>
+    <w:p/>
+    <w:p/>
+    <w:p/>
+    <w:p/>
+    <w:p/>
+    <w:p>
+      <w:pPr>
         <w:pStyle w:val="Heading1"/>
       </w:pPr>
       <w:bookmarkStart w:id="22" w:name="_Toc226703427"/>
       <w:r>
+        <w:lastRenderedPageBreak/>
         <w:t>Diagram</w:t>
       </w:r>
       <w:bookmarkEnd w:id="22"/>
@@ -2593,49 +2615,189 @@
         </w:rPr>
         <w:t>Mobile</w:t>
       </w:r>
+      <w:r>
+        <w:rPr>
+          <w:b/>
+        </w:rPr>
+        <w:t xml:space="preserve"> app</w:t>
+      </w:r>
+      <w:bookmarkStart w:id="24" w:name="_GoBack"/>
+      <w:bookmarkEnd w:id="24"/>
     </w:p>
     <w:p>
       <w:r>
         <w:rPr>
           <w:noProof/>
         </w:rPr>
+        <w:pict w14:anchorId="43051077">
+          <v:shapetype id="_x0000_t75" coordsize="21600,21600" o:spt="75" o:preferrelative="t" path="m@4@5l@4@11@9@11@9@5xe" filled="f" stroked="f">
+            <v:stroke joinstyle="miter"/>
+            <v:formulas>
+              <v:f eqn="if lineDrawn pixelLineWidth 0"/>
+              <v:f eqn="sum @0 1 0"/>
+              <v:f eqn="sum 0 0 @1"/>
+              <v:f eqn="prod @2 1 2"/>
+              <v:f eqn="prod @3 21600 pixelWidth"/>
+              <v:f eqn="prod @3 21600 pixelHeight"/>
+              <v:f eqn="sum @0 0 1"/>
+              <v:f eqn="prod @6 1 2"/>
+              <v:f eqn="prod @7 21600 pixelWidth"/>
+              <v:f eqn="sum @8 21600 0"/>
+              <v:f eqn="prod @7 21600 pixelHeight"/>
+              <v:f eqn="sum @10 21600 0"/>
+            </v:formulas>
+            <v:path o:extrusionok="f" gradientshapeok="t" o:connecttype="rect"/>
+            <o:lock v:ext="edit" aspectratio="t"/>
+          </v:shapetype>
+          <v:shape id="_x0000_i1027" type="#_x0000_t75" style="width:470pt;height:361.15pt">
+            <v:imagedata r:id="rId13" o:title="mobile_app"/>
+          </v:shape>
+        </w:pict>
+      </w:r>
+    </w:p>
+    <w:p/>
+    <w:p/>
+    <w:p/>
+    <w:p/>
+    <w:p/>
+    <w:p/>
+    <w:p/>
+    <w:p/>
+    <w:p/>
+    <w:p>
+      <w:pPr>
+        <w:pStyle w:val="ListParagraph"/>
+        <w:numPr>
+          <w:ilvl w:val="0"/>
+          <w:numId w:val="8"/>
+        </w:numPr>
+        <w:ind w:left="1985" w:hanging="425"/>
+        <w:rPr>
+          <w:b/>
+        </w:rPr>
+      </w:pPr>
+      <w:r>
+        <w:rPr>
+          <w:b/>
+        </w:rPr>
         <w:lastRenderedPageBreak/>
-        <w:drawing>
-          <wp:inline distT="0" distB="0" distL="0" distR="0" wp14:anchorId="3179A380" wp14:editId="228235AD">
-            <wp:extent cx="5972175" cy="4525010"/>
-            <wp:effectExtent l="0" t="0" r="9525" b="8890"/>
-            <wp:docPr id="5" name="Picture 5"/>
-            <wp:cNvGraphicFramePr>
-              <a:graphicFrameLocks xmlns:a="http://schemas.openxmlformats.org/drawingml/2006/main" noChangeAspect="1"/>
-            </wp:cNvGraphicFramePr>
-            <a:graphic xmlns:a="http://schemas.openxmlformats.org/drawingml/2006/main">
-              <a:graphicData uri="http://schemas.openxmlformats.org/drawingml/2006/picture">
-                <pic:pic xmlns:pic="http://schemas.openxmlformats.org/drawingml/2006/picture">
-                  <pic:nvPicPr>
-                    <pic:cNvPr id="1" name=""/>
-                    <pic:cNvPicPr/>
-                  </pic:nvPicPr>
-                  <pic:blipFill>
-                    <a:blip r:embed="rId13"/>
-                    <a:stretch>
-                      <a:fillRect/>
-                    </a:stretch>
-                  </pic:blipFill>
-                  <pic:spPr>
-                    <a:xfrm>
-                      <a:off x="0" y="0"/>
-                      <a:ext cx="5972175" cy="4525010"/>
-                    </a:xfrm>
-                    <a:prstGeom prst="rect">
-                      <a:avLst/>
-                    </a:prstGeom>
-                  </pic:spPr>
-                </pic:pic>
-              </a:graphicData>
-            </a:graphic>
-          </wp:inline>
-        </w:drawing>
-      </w:r>
+        <w:t>Web</w:t>
+      </w:r>
+      <w:r>
+        <w:rPr>
+          <w:b/>
+        </w:rPr>
+        <w:t xml:space="preserve"> – Admin</w:t>
+      </w:r>
+    </w:p>
+    <w:p>
+      <w:pPr>
+        <w:pStyle w:val="ListParagraph"/>
+        <w:ind w:left="0"/>
+        <w:rPr>
+          <w:b/>
+        </w:rPr>
+      </w:pPr>
+      <w:r>
+        <w:rPr>
+          <w:b/>
+        </w:rPr>
+        <w:pict w14:anchorId="7D410DB3">
+          <v:shape id="_x0000_i1025" type="#_x0000_t75" style="width:469.45pt;height:380.15pt">
+            <v:imagedata r:id="rId14" o:title="web_admin"/>
+          </v:shape>
+        </w:pict>
+      </w:r>
+    </w:p>
+    <w:p>
+      <w:pPr>
+        <w:pStyle w:val="ListParagraph"/>
+        <w:ind w:left="0"/>
+        <w:rPr>
+          <w:b/>
+        </w:rPr>
+      </w:pPr>
+    </w:p>
+    <w:p>
+      <w:pPr>
+        <w:pStyle w:val="ListParagraph"/>
+        <w:ind w:left="0"/>
+        <w:rPr>
+          <w:b/>
+        </w:rPr>
+      </w:pPr>
+    </w:p>
+    <w:p>
+      <w:pPr>
+        <w:pStyle w:val="ListParagraph"/>
+        <w:ind w:left="0"/>
+        <w:rPr>
+          <w:b/>
+        </w:rPr>
+      </w:pPr>
+    </w:p>
+    <w:p>
+      <w:pPr>
+        <w:pStyle w:val="ListParagraph"/>
+        <w:ind w:left="0"/>
+        <w:rPr>
+          <w:b/>
+        </w:rPr>
+      </w:pPr>
+    </w:p>
+    <w:p>
+      <w:pPr>
+        <w:pStyle w:val="ListParagraph"/>
+        <w:ind w:left="0"/>
+        <w:rPr>
+          <w:b/>
+        </w:rPr>
+      </w:pPr>
+    </w:p>
+    <w:p>
+      <w:pPr>
+        <w:pStyle w:val="ListParagraph"/>
+        <w:ind w:left="0"/>
+        <w:rPr>
+          <w:b/>
+        </w:rPr>
+      </w:pPr>
+    </w:p>
+    <w:p>
+      <w:pPr>
+        <w:pStyle w:val="ListParagraph"/>
+        <w:ind w:left="0"/>
+        <w:rPr>
+          <w:b/>
+        </w:rPr>
+      </w:pPr>
+    </w:p>
+    <w:p>
+      <w:pPr>
+        <w:pStyle w:val="ListParagraph"/>
+        <w:ind w:left="0"/>
+        <w:rPr>
+          <w:b/>
+        </w:rPr>
+      </w:pPr>
+    </w:p>
+    <w:p>
+      <w:pPr>
+        <w:pStyle w:val="ListParagraph"/>
+        <w:ind w:left="0"/>
+        <w:rPr>
+          <w:b/>
+        </w:rPr>
+      </w:pPr>
+    </w:p>
+    <w:p>
+      <w:pPr>
+        <w:pStyle w:val="ListParagraph"/>
+        <w:ind w:left="0"/>
+        <w:rPr>
+          <w:b/>
+        </w:rPr>
+      </w:pPr>
     </w:p>
     <w:p>
       <w:pPr>
@@ -2653,13 +2815,8 @@
         <w:rPr>
           <w:b/>
         </w:rPr>
-        <w:t>Web</w:t>
-      </w:r>
-      <w:r>
-        <w:rPr>
-          <w:b/>
-        </w:rPr>
-        <w:t xml:space="preserve"> – Admin</w:t>
+        <w:lastRenderedPageBreak/>
+        <w:t>Web – Client</w:t>
       </w:r>
     </w:p>
     <w:p>
@@ -2673,52 +2830,114 @@
       <w:r>
         <w:rPr>
           <w:b/>
-          <w:noProof/>
-        </w:rPr>
-        <w:drawing>
-          <wp:inline distT="0" distB="0" distL="0" distR="0" wp14:anchorId="48671BF1" wp14:editId="0AC201FD">
-            <wp:extent cx="4842114" cy="3610091"/>
-            <wp:effectExtent l="0" t="0" r="0" b="0"/>
-            <wp:docPr id="8" name="Picture 8"/>
-            <wp:cNvGraphicFramePr>
-              <a:graphicFrameLocks xmlns:a="http://schemas.openxmlformats.org/drawingml/2006/main" noChangeAspect="1"/>
-            </wp:cNvGraphicFramePr>
-            <a:graphic xmlns:a="http://schemas.openxmlformats.org/drawingml/2006/main">
-              <a:graphicData uri="http://schemas.openxmlformats.org/drawingml/2006/picture">
-                <pic:pic xmlns:pic="http://schemas.openxmlformats.org/drawingml/2006/picture">
-                  <pic:nvPicPr>
-                    <pic:cNvPr id="1" name=""/>
-                    <pic:cNvPicPr/>
-                  </pic:nvPicPr>
-                  <pic:blipFill>
-                    <a:blip r:embed="rId14"/>
-                    <a:stretch>
-                      <a:fillRect/>
-                    </a:stretch>
-                  </pic:blipFill>
-                  <pic:spPr>
-                    <a:xfrm>
-                      <a:off x="0" y="0"/>
-                      <a:ext cx="4842114" cy="3610091"/>
-                    </a:xfrm>
-                    <a:prstGeom prst="rect">
-                      <a:avLst/>
-                    </a:prstGeom>
-                  </pic:spPr>
-                </pic:pic>
-              </a:graphicData>
-            </a:graphic>
-          </wp:inline>
-        </w:drawing>
-      </w:r>
-    </w:p>
-    <w:p>
-      <w:pPr>
-        <w:pStyle w:val="ListParagraph"/>
-        <w:rPr>
-          <w:b/>
-        </w:rPr>
-      </w:pPr>
+        </w:rPr>
+        <w:pict w14:anchorId="7E627993">
+          <v:shape id="_x0000_i1026" type="#_x0000_t75" style="width:469.45pt;height:379.6pt">
+            <v:imagedata r:id="rId15" o:title="web_client"/>
+          </v:shape>
+        </w:pict>
+      </w:r>
+    </w:p>
+    <w:p>
+      <w:pPr>
+        <w:pStyle w:val="ListParagraph"/>
+        <w:ind w:left="0"/>
+        <w:rPr>
+          <w:b/>
+        </w:rPr>
+      </w:pPr>
+    </w:p>
+    <w:p>
+      <w:pPr>
+        <w:pStyle w:val="ListParagraph"/>
+        <w:ind w:left="0"/>
+        <w:rPr>
+          <w:b/>
+        </w:rPr>
+      </w:pPr>
+    </w:p>
+    <w:p>
+      <w:pPr>
+        <w:pStyle w:val="ListParagraph"/>
+        <w:ind w:left="0"/>
+        <w:rPr>
+          <w:b/>
+        </w:rPr>
+      </w:pPr>
+    </w:p>
+    <w:p>
+      <w:pPr>
+        <w:pStyle w:val="ListParagraph"/>
+        <w:ind w:left="0"/>
+        <w:rPr>
+          <w:b/>
+        </w:rPr>
+      </w:pPr>
+    </w:p>
+    <w:p>
+      <w:pPr>
+        <w:pStyle w:val="ListParagraph"/>
+        <w:ind w:left="0"/>
+        <w:rPr>
+          <w:b/>
+        </w:rPr>
+      </w:pPr>
+    </w:p>
+    <w:p>
+      <w:pPr>
+        <w:pStyle w:val="ListParagraph"/>
+        <w:ind w:left="0"/>
+        <w:rPr>
+          <w:b/>
+        </w:rPr>
+      </w:pPr>
+    </w:p>
+    <w:p>
+      <w:pPr>
+        <w:pStyle w:val="ListParagraph"/>
+        <w:ind w:left="0"/>
+        <w:rPr>
+          <w:b/>
+        </w:rPr>
+      </w:pPr>
+    </w:p>
+    <w:p>
+      <w:pPr>
+        <w:pStyle w:val="ListParagraph"/>
+        <w:ind w:left="0"/>
+        <w:rPr>
+          <w:b/>
+        </w:rPr>
+      </w:pPr>
+    </w:p>
+    <w:p>
+      <w:pPr>
+        <w:pStyle w:val="ListParagraph"/>
+        <w:ind w:left="0"/>
+        <w:rPr>
+          <w:b/>
+        </w:rPr>
+      </w:pPr>
+    </w:p>
+    <w:p>
+      <w:pPr>
+        <w:pStyle w:val="ListParagraph"/>
+        <w:ind w:left="0"/>
+        <w:rPr>
+          <w:b/>
+        </w:rPr>
+      </w:pPr>
+    </w:p>
+    <w:p>
+      <w:pPr>
+        <w:pStyle w:val="Heading2"/>
+      </w:pPr>
+      <w:bookmarkStart w:id="25" w:name="_Toc226703429"/>
+      <w:r>
+        <w:lastRenderedPageBreak/>
+        <w:t>Sequence</w:t>
+      </w:r>
+      <w:bookmarkEnd w:id="25"/>
     </w:p>
     <w:p>
       <w:pPr>
@@ -2727,78 +2946,495 @@
           <w:ilvl w:val="0"/>
           <w:numId w:val="8"/>
         </w:numPr>
-        <w:ind w:left="1985" w:hanging="425"/>
-        <w:rPr>
-          <w:b/>
-        </w:rPr>
-      </w:pPr>
-      <w:r>
-        <w:rPr>
-          <w:b/>
-        </w:rPr>
-        <w:t xml:space="preserve">Qr Scan </w:t>
-      </w:r>
-    </w:p>
-    <w:p>
-      <w:pPr>
-        <w:pStyle w:val="ListParagraph"/>
-        <w:ind w:left="0"/>
-        <w:rPr>
-          <w:b/>
-        </w:rPr>
-      </w:pPr>
-      <w:r>
-        <w:rPr>
-          <w:b/>
-          <w:noProof/>
-        </w:rPr>
-        <w:drawing>
-          <wp:inline distT="0" distB="0" distL="0" distR="0" wp14:anchorId="477D2BFC" wp14:editId="71887500">
-            <wp:extent cx="5972175" cy="2364740"/>
-            <wp:effectExtent l="0" t="0" r="9525" b="0"/>
-            <wp:docPr id="554316753" name="Picture 1"/>
-            <wp:cNvGraphicFramePr>
-              <a:graphicFrameLocks xmlns:a="http://schemas.openxmlformats.org/drawingml/2006/main" noChangeAspect="1"/>
-            </wp:cNvGraphicFramePr>
-            <a:graphic xmlns:a="http://schemas.openxmlformats.org/drawingml/2006/main">
-              <a:graphicData uri="http://schemas.openxmlformats.org/drawingml/2006/picture">
-                <pic:pic xmlns:pic="http://schemas.openxmlformats.org/drawingml/2006/picture">
-                  <pic:nvPicPr>
-                    <pic:cNvPr id="554316753" name=""/>
-                    <pic:cNvPicPr/>
-                  </pic:nvPicPr>
-                  <pic:blipFill>
-                    <a:blip r:embed="rId15"/>
-                    <a:stretch>
-                      <a:fillRect/>
-                    </a:stretch>
-                  </pic:blipFill>
-                  <pic:spPr>
-                    <a:xfrm>
-                      <a:off x="0" y="0"/>
-                      <a:ext cx="5972175" cy="2364740"/>
-                    </a:xfrm>
-                    <a:prstGeom prst="rect">
-                      <a:avLst/>
-                    </a:prstGeom>
-                  </pic:spPr>
-                </pic:pic>
-              </a:graphicData>
-            </a:graphic>
-          </wp:inline>
-        </w:drawing>
-      </w:r>
-    </w:p>
-    <w:p>
-      <w:pPr>
-        <w:pStyle w:val="Heading2"/>
-      </w:pPr>
-      <w:bookmarkStart w:id="24" w:name="_Toc226703429"/>
-      <w:r>
-        <w:t>Sequence</w:t>
-      </w:r>
-      <w:bookmarkEnd w:id="24"/>
-    </w:p>
+        <w:ind w:left="1560" w:hanging="284"/>
+        <w:rPr>
+          <w:b/>
+        </w:rPr>
+      </w:pPr>
+      <w:r>
+        <w:rPr>
+          <w:b/>
+        </w:rPr>
+        <w:t>Mobile app</w:t>
+      </w:r>
+    </w:p>
+    <w:p>
+      <w:pPr>
+        <w:pStyle w:val="ListParagraph"/>
+        <w:numPr>
+          <w:ilvl w:val="0"/>
+          <w:numId w:val="22"/>
+        </w:numPr>
+        <w:ind w:left="1843" w:hanging="283"/>
+        <w:rPr>
+          <w:b/>
+        </w:rPr>
+      </w:pPr>
+      <w:r>
+        <w:rPr>
+          <w:b/>
+        </w:rPr>
+        <w:t>Xem danh sách gian hàng</w:t>
+      </w:r>
+    </w:p>
+    <w:p>
+      <w:pPr>
+        <w:pStyle w:val="ListParagraph"/>
+        <w:numPr>
+          <w:ilvl w:val="0"/>
+          <w:numId w:val="22"/>
+        </w:numPr>
+        <w:ind w:left="1843" w:hanging="283"/>
+        <w:rPr>
+          <w:b/>
+        </w:rPr>
+      </w:pPr>
+      <w:r>
+        <w:rPr>
+          <w:b/>
+        </w:rPr>
+        <w:t>Xem chi tiết gian hàng</w:t>
+      </w:r>
+    </w:p>
+    <w:p>
+      <w:pPr>
+        <w:pStyle w:val="ListParagraph"/>
+        <w:numPr>
+          <w:ilvl w:val="0"/>
+          <w:numId w:val="22"/>
+        </w:numPr>
+        <w:ind w:left="1843" w:hanging="283"/>
+        <w:rPr>
+          <w:b/>
+        </w:rPr>
+      </w:pPr>
+      <w:r>
+        <w:rPr>
+          <w:b/>
+        </w:rPr>
+        <w:t>Nghe thuyết minh</w:t>
+      </w:r>
+    </w:p>
+    <w:p>
+      <w:pPr>
+        <w:pStyle w:val="ListParagraph"/>
+        <w:numPr>
+          <w:ilvl w:val="0"/>
+          <w:numId w:val="22"/>
+        </w:numPr>
+        <w:ind w:left="1843" w:hanging="283"/>
+        <w:rPr>
+          <w:b/>
+        </w:rPr>
+      </w:pPr>
+      <w:r>
+        <w:rPr>
+          <w:b/>
+        </w:rPr>
+        <w:t>Chọn ngôn ngữ</w:t>
+      </w:r>
+    </w:p>
+    <w:p>
+      <w:pPr>
+        <w:pStyle w:val="ListParagraph"/>
+        <w:numPr>
+          <w:ilvl w:val="0"/>
+          <w:numId w:val="22"/>
+        </w:numPr>
+        <w:ind w:left="1843" w:hanging="283"/>
+        <w:rPr>
+          <w:b/>
+        </w:rPr>
+      </w:pPr>
+      <w:r>
+        <w:rPr>
+          <w:b/>
+        </w:rPr>
+        <w:t>Quét QR</w:t>
+      </w:r>
+    </w:p>
+    <w:p>
+      <w:pPr>
+        <w:pStyle w:val="ListParagraph"/>
+        <w:numPr>
+          <w:ilvl w:val="0"/>
+          <w:numId w:val="8"/>
+        </w:numPr>
+        <w:ind w:left="1560" w:hanging="284"/>
+        <w:rPr>
+          <w:b/>
+        </w:rPr>
+      </w:pPr>
+      <w:r>
+        <w:rPr>
+          <w:b/>
+        </w:rPr>
+        <w:t>Web admin</w:t>
+      </w:r>
+    </w:p>
+    <w:p>
+      <w:pPr>
+        <w:pStyle w:val="ListParagraph"/>
+        <w:numPr>
+          <w:ilvl w:val="0"/>
+          <w:numId w:val="23"/>
+        </w:numPr>
+        <w:ind w:left="1843" w:hanging="283"/>
+        <w:rPr>
+          <w:b/>
+        </w:rPr>
+      </w:pPr>
+      <w:r>
+        <w:rPr>
+          <w:b/>
+        </w:rPr>
+        <w:t>Đăng nhập</w:t>
+      </w:r>
+    </w:p>
+    <w:p>
+      <w:pPr>
+        <w:pStyle w:val="ListParagraph"/>
+        <w:numPr>
+          <w:ilvl w:val="0"/>
+          <w:numId w:val="23"/>
+        </w:numPr>
+        <w:ind w:left="1843" w:hanging="283"/>
+        <w:rPr>
+          <w:b/>
+        </w:rPr>
+      </w:pPr>
+      <w:r>
+        <w:rPr>
+          <w:b/>
+        </w:rPr>
+        <w:t>Xem thống kê gian hàng</w:t>
+      </w:r>
+    </w:p>
+    <w:p>
+      <w:pPr>
+        <w:pStyle w:val="ListParagraph"/>
+        <w:numPr>
+          <w:ilvl w:val="0"/>
+          <w:numId w:val="23"/>
+        </w:numPr>
+        <w:ind w:left="1843" w:hanging="283"/>
+        <w:rPr>
+          <w:b/>
+        </w:rPr>
+      </w:pPr>
+      <w:r>
+        <w:rPr>
+          <w:b/>
+        </w:rPr>
+        <w:t>Xem danh sách gian hàng</w:t>
+      </w:r>
+    </w:p>
+    <w:p>
+      <w:pPr>
+        <w:pStyle w:val="ListParagraph"/>
+        <w:numPr>
+          <w:ilvl w:val="0"/>
+          <w:numId w:val="23"/>
+        </w:numPr>
+        <w:ind w:left="1843" w:hanging="283"/>
+        <w:rPr>
+          <w:b/>
+        </w:rPr>
+      </w:pPr>
+      <w:r>
+        <w:rPr>
+          <w:b/>
+        </w:rPr>
+        <w:t>Thêm gian hàng</w:t>
+      </w:r>
+    </w:p>
+    <w:p>
+      <w:pPr>
+        <w:pStyle w:val="ListParagraph"/>
+        <w:numPr>
+          <w:ilvl w:val="0"/>
+          <w:numId w:val="23"/>
+        </w:numPr>
+        <w:ind w:left="1843" w:hanging="283"/>
+        <w:rPr>
+          <w:b/>
+        </w:rPr>
+      </w:pPr>
+      <w:r>
+        <w:rPr>
+          <w:b/>
+        </w:rPr>
+        <w:t>Cập nhật gian hàng</w:t>
+      </w:r>
+    </w:p>
+    <w:p>
+      <w:pPr>
+        <w:pStyle w:val="ListParagraph"/>
+        <w:numPr>
+          <w:ilvl w:val="0"/>
+          <w:numId w:val="23"/>
+        </w:numPr>
+        <w:ind w:left="1843" w:hanging="283"/>
+        <w:rPr>
+          <w:b/>
+        </w:rPr>
+      </w:pPr>
+      <w:r>
+        <w:rPr>
+          <w:b/>
+        </w:rPr>
+        <w:t>Xóa gian hàng</w:t>
+      </w:r>
+    </w:p>
+    <w:p>
+      <w:pPr>
+        <w:pStyle w:val="ListParagraph"/>
+        <w:numPr>
+          <w:ilvl w:val="0"/>
+          <w:numId w:val="23"/>
+        </w:numPr>
+        <w:ind w:left="1843" w:hanging="283"/>
+        <w:rPr>
+          <w:b/>
+        </w:rPr>
+      </w:pPr>
+      <w:r>
+        <w:rPr>
+          <w:b/>
+        </w:rPr>
+        <w:t>Xem danh sách khách hàng</w:t>
+      </w:r>
+    </w:p>
+    <w:p>
+      <w:pPr>
+        <w:pStyle w:val="ListParagraph"/>
+        <w:numPr>
+          <w:ilvl w:val="0"/>
+          <w:numId w:val="23"/>
+        </w:numPr>
+        <w:ind w:left="1843" w:hanging="283"/>
+        <w:rPr>
+          <w:b/>
+        </w:rPr>
+      </w:pPr>
+      <w:r>
+        <w:rPr>
+          <w:b/>
+        </w:rPr>
+        <w:t>Thêm khách hàng</w:t>
+      </w:r>
+    </w:p>
+    <w:p>
+      <w:pPr>
+        <w:pStyle w:val="ListParagraph"/>
+        <w:numPr>
+          <w:ilvl w:val="0"/>
+          <w:numId w:val="23"/>
+        </w:numPr>
+        <w:ind w:left="1843" w:hanging="283"/>
+        <w:rPr>
+          <w:b/>
+        </w:rPr>
+      </w:pPr>
+      <w:r>
+        <w:rPr>
+          <w:b/>
+        </w:rPr>
+        <w:t>Cập nhật khách hàng</w:t>
+      </w:r>
+    </w:p>
+    <w:p>
+      <w:pPr>
+        <w:pStyle w:val="ListParagraph"/>
+        <w:numPr>
+          <w:ilvl w:val="0"/>
+          <w:numId w:val="23"/>
+        </w:numPr>
+        <w:ind w:left="1843" w:hanging="283"/>
+        <w:rPr>
+          <w:b/>
+        </w:rPr>
+      </w:pPr>
+      <w:r>
+        <w:rPr>
+          <w:b/>
+        </w:rPr>
+        <w:t>Xóa khách hàng</w:t>
+      </w:r>
+    </w:p>
+    <w:p>
+      <w:pPr>
+        <w:pStyle w:val="ListParagraph"/>
+        <w:numPr>
+          <w:ilvl w:val="0"/>
+          <w:numId w:val="8"/>
+        </w:numPr>
+        <w:ind w:left="1560" w:hanging="284"/>
+        <w:rPr>
+          <w:b/>
+        </w:rPr>
+      </w:pPr>
+      <w:r>
+        <w:rPr>
+          <w:b/>
+        </w:rPr>
+        <w:t>Web client</w:t>
+      </w:r>
+    </w:p>
+    <w:p>
+      <w:pPr>
+        <w:pStyle w:val="ListParagraph"/>
+        <w:numPr>
+          <w:ilvl w:val="0"/>
+          <w:numId w:val="24"/>
+        </w:numPr>
+        <w:ind w:left="1843" w:hanging="283"/>
+        <w:rPr>
+          <w:b/>
+        </w:rPr>
+      </w:pPr>
+      <w:r>
+        <w:rPr>
+          <w:b/>
+        </w:rPr>
+        <w:t>Đăng nhập</w:t>
+      </w:r>
+    </w:p>
+    <w:p>
+      <w:pPr>
+        <w:pStyle w:val="ListParagraph"/>
+        <w:numPr>
+          <w:ilvl w:val="0"/>
+          <w:numId w:val="24"/>
+        </w:numPr>
+        <w:ind w:left="1843" w:hanging="283"/>
+        <w:rPr>
+          <w:b/>
+        </w:rPr>
+      </w:pPr>
+      <w:r>
+        <w:rPr>
+          <w:b/>
+        </w:rPr>
+        <w:t>Đăng ký</w:t>
+      </w:r>
+    </w:p>
+    <w:p>
+      <w:pPr>
+        <w:pStyle w:val="ListParagraph"/>
+        <w:numPr>
+          <w:ilvl w:val="0"/>
+          <w:numId w:val="24"/>
+        </w:numPr>
+        <w:ind w:left="1843" w:hanging="283"/>
+        <w:rPr>
+          <w:b/>
+        </w:rPr>
+      </w:pPr>
+      <w:r>
+        <w:rPr>
+          <w:b/>
+        </w:rPr>
+        <w:t>Xem thống kê gian hàng</w:t>
+      </w:r>
+    </w:p>
+    <w:p>
+      <w:pPr>
+        <w:pStyle w:val="ListParagraph"/>
+        <w:numPr>
+          <w:ilvl w:val="0"/>
+          <w:numId w:val="24"/>
+        </w:numPr>
+        <w:ind w:left="1843" w:hanging="283"/>
+        <w:rPr>
+          <w:b/>
+        </w:rPr>
+      </w:pPr>
+      <w:r>
+        <w:rPr>
+          <w:b/>
+        </w:rPr>
+        <w:t>Xem danh sách gian hàng</w:t>
+      </w:r>
+    </w:p>
+    <w:p>
+      <w:pPr>
+        <w:pStyle w:val="ListParagraph"/>
+        <w:numPr>
+          <w:ilvl w:val="0"/>
+          <w:numId w:val="24"/>
+        </w:numPr>
+        <w:ind w:left="1843" w:hanging="283"/>
+        <w:rPr>
+          <w:b/>
+        </w:rPr>
+      </w:pPr>
+      <w:r>
+        <w:rPr>
+          <w:b/>
+        </w:rPr>
+        <w:t>Thêm gian hàng</w:t>
+      </w:r>
+    </w:p>
+    <w:p>
+      <w:pPr>
+        <w:pStyle w:val="ListParagraph"/>
+        <w:numPr>
+          <w:ilvl w:val="0"/>
+          <w:numId w:val="24"/>
+        </w:numPr>
+        <w:ind w:left="1843" w:hanging="283"/>
+        <w:rPr>
+          <w:b/>
+        </w:rPr>
+      </w:pPr>
+      <w:r>
+        <w:rPr>
+          <w:b/>
+        </w:rPr>
+        <w:t>Cập nhật gian hàng</w:t>
+      </w:r>
+    </w:p>
+    <w:p>
+      <w:pPr>
+        <w:pStyle w:val="ListParagraph"/>
+        <w:numPr>
+          <w:ilvl w:val="0"/>
+          <w:numId w:val="24"/>
+        </w:numPr>
+        <w:ind w:left="1843" w:hanging="283"/>
+        <w:rPr>
+          <w:b/>
+        </w:rPr>
+      </w:pPr>
+      <w:r>
+        <w:rPr>
+          <w:b/>
+        </w:rPr>
+        <w:t>Xóa gian hàng</w:t>
+      </w:r>
+    </w:p>
+    <w:p>
+      <w:pPr>
+        <w:pStyle w:val="ListParagraph"/>
+        <w:numPr>
+          <w:ilvl w:val="0"/>
+          <w:numId w:val="24"/>
+        </w:numPr>
+        <w:ind w:left="1843" w:hanging="283"/>
+        <w:rPr>
+          <w:b/>
+        </w:rPr>
+      </w:pPr>
+      <w:r>
+        <w:rPr>
+          <w:b/>
+        </w:rPr>
+        <w:lastRenderedPageBreak/>
+        <w:t>Cập nhật tài khoản</w:t>
+      </w:r>
+    </w:p>
+    <w:p/>
     <w:p>
       <w:pPr>
         <w:rPr>
@@ -2900,7 +3536,6 @@
           <w:b/>
           <w:bCs/>
         </w:rPr>
-        <w:lastRenderedPageBreak/>
         <w:t>LanguagePage</w:t>
       </w:r>
     </w:p>
@@ -2917,6 +3552,7 @@
           <w:bCs/>
           <w:noProof/>
         </w:rPr>
+        <w:lastRenderedPageBreak/>
         <w:drawing>
           <wp:inline distT="0" distB="0" distL="0" distR="0" wp14:anchorId="53B661CD" wp14:editId="67B05D4C">
             <wp:extent cx="5972175" cy="2658745"/>
@@ -3038,10 +3674,7 @@
         <w:ind w:left="720"/>
       </w:pPr>
     </w:p>
-    <w:p>
-      <w:bookmarkStart w:id="25" w:name="_GoBack"/>
-      <w:bookmarkEnd w:id="25"/>
-    </w:p>
+    <w:p/>
     <w:p>
       <w:pPr>
         <w:pStyle w:val="Heading2"/>
@@ -3302,6 +3935,119 @@
     </w:lvl>
   </w:abstractNum>
   <w:abstractNum w:abstractNumId="1">
+    <w:nsid w:val="09250BA2"/>
+    <w:multiLevelType w:val="hybridMultilevel"/>
+    <w:tmpl w:val="F22AEABC"/>
+    <w:lvl w:ilvl="0" w:tplc="0409000B">
+      <w:start w:val="1"/>
+      <w:numFmt w:val="bullet"/>
+      <w:lvlText w:val=""/>
+      <w:lvlJc w:val="left"/>
+      <w:pPr>
+        <w:ind w:left="1440" w:hanging="360"/>
+      </w:pPr>
+      <w:rPr>
+        <w:rFonts w:ascii="Wingdings" w:hAnsi="Wingdings" w:hint="default"/>
+      </w:rPr>
+    </w:lvl>
+    <w:lvl w:ilvl="1" w:tplc="04090003" w:tentative="1">
+      <w:start w:val="1"/>
+      <w:numFmt w:val="bullet"/>
+      <w:lvlText w:val="o"/>
+      <w:lvlJc w:val="left"/>
+      <w:pPr>
+        <w:ind w:left="2160" w:hanging="360"/>
+      </w:pPr>
+      <w:rPr>
+        <w:rFonts w:ascii="Courier New" w:hAnsi="Courier New" w:cs="Courier New" w:hint="default"/>
+      </w:rPr>
+    </w:lvl>
+    <w:lvl w:ilvl="2" w:tplc="04090005" w:tentative="1">
+      <w:start w:val="1"/>
+      <w:numFmt w:val="bullet"/>
+      <w:lvlText w:val=""/>
+      <w:lvlJc w:val="left"/>
+      <w:pPr>
+        <w:ind w:left="2880" w:hanging="360"/>
+      </w:pPr>
+      <w:rPr>
+        <w:rFonts w:ascii="Wingdings" w:hAnsi="Wingdings" w:hint="default"/>
+      </w:rPr>
+    </w:lvl>
+    <w:lvl w:ilvl="3" w:tplc="04090001" w:tentative="1">
+      <w:start w:val="1"/>
+      <w:numFmt w:val="bullet"/>
+      <w:lvlText w:val=""/>
+      <w:lvlJc w:val="left"/>
+      <w:pPr>
+        <w:ind w:left="3600" w:hanging="360"/>
+      </w:pPr>
+      <w:rPr>
+        <w:rFonts w:ascii="Symbol" w:hAnsi="Symbol" w:hint="default"/>
+      </w:rPr>
+    </w:lvl>
+    <w:lvl w:ilvl="4" w:tplc="04090003" w:tentative="1">
+      <w:start w:val="1"/>
+      <w:numFmt w:val="bullet"/>
+      <w:lvlText w:val="o"/>
+      <w:lvlJc w:val="left"/>
+      <w:pPr>
+        <w:ind w:left="4320" w:hanging="360"/>
+      </w:pPr>
+      <w:rPr>
+        <w:rFonts w:ascii="Courier New" w:hAnsi="Courier New" w:cs="Courier New" w:hint="default"/>
+      </w:rPr>
+    </w:lvl>
+    <w:lvl w:ilvl="5" w:tplc="04090005" w:tentative="1">
+      <w:start w:val="1"/>
+      <w:numFmt w:val="bullet"/>
+      <w:lvlText w:val=""/>
+      <w:lvlJc w:val="left"/>
+      <w:pPr>
+        <w:ind w:left="5040" w:hanging="360"/>
+      </w:pPr>
+      <w:rPr>
+        <w:rFonts w:ascii="Wingdings" w:hAnsi="Wingdings" w:hint="default"/>
+      </w:rPr>
+    </w:lvl>
+    <w:lvl w:ilvl="6" w:tplc="04090001" w:tentative="1">
+      <w:start w:val="1"/>
+      <w:numFmt w:val="bullet"/>
+      <w:lvlText w:val=""/>
+      <w:lvlJc w:val="left"/>
+      <w:pPr>
+        <w:ind w:left="5760" w:hanging="360"/>
+      </w:pPr>
+      <w:rPr>
+        <w:rFonts w:ascii="Symbol" w:hAnsi="Symbol" w:hint="default"/>
+      </w:rPr>
+    </w:lvl>
+    <w:lvl w:ilvl="7" w:tplc="04090003" w:tentative="1">
+      <w:start w:val="1"/>
+      <w:numFmt w:val="bullet"/>
+      <w:lvlText w:val="o"/>
+      <w:lvlJc w:val="left"/>
+      <w:pPr>
+        <w:ind w:left="6480" w:hanging="360"/>
+      </w:pPr>
+      <w:rPr>
+        <w:rFonts w:ascii="Courier New" w:hAnsi="Courier New" w:cs="Courier New" w:hint="default"/>
+      </w:rPr>
+    </w:lvl>
+    <w:lvl w:ilvl="8" w:tplc="04090005" w:tentative="1">
+      <w:start w:val="1"/>
+      <w:numFmt w:val="bullet"/>
+      <w:lvlText w:val=""/>
+      <w:lvlJc w:val="left"/>
+      <w:pPr>
+        <w:ind w:left="7200" w:hanging="360"/>
+      </w:pPr>
+      <w:rPr>
+        <w:rFonts w:ascii="Wingdings" w:hAnsi="Wingdings" w:hint="default"/>
+      </w:rPr>
+    </w:lvl>
+  </w:abstractNum>
+  <w:abstractNum w:abstractNumId="2">
     <w:nsid w:val="11546FFA"/>
     <w:multiLevelType w:val="hybridMultilevel"/>
     <w:tmpl w:val="4A143B04"/>
@@ -3387,7 +4133,7 @@
       </w:pPr>
     </w:lvl>
   </w:abstractNum>
-  <w:abstractNum w:abstractNumId="2">
+  <w:abstractNum w:abstractNumId="3">
     <w:nsid w:val="27C97CD3"/>
     <w:multiLevelType w:val="hybridMultilevel"/>
     <w:tmpl w:val="FE8846A4"/>
@@ -3500,7 +4246,7 @@
       </w:rPr>
     </w:lvl>
   </w:abstractNum>
-  <w:abstractNum w:abstractNumId="3">
+  <w:abstractNum w:abstractNumId="4">
     <w:nsid w:val="2E9C4FBD"/>
     <w:multiLevelType w:val="hybridMultilevel"/>
     <w:tmpl w:val="87E6FA32"/>
@@ -3613,7 +4359,7 @@
       </w:rPr>
     </w:lvl>
   </w:abstractNum>
-  <w:abstractNum w:abstractNumId="4">
+  <w:abstractNum w:abstractNumId="5">
     <w:nsid w:val="2F0D4FA3"/>
     <w:multiLevelType w:val="hybridMultilevel"/>
     <w:tmpl w:val="F142F0D0"/>
@@ -3726,7 +4472,7 @@
       </w:rPr>
     </w:lvl>
   </w:abstractNum>
-  <w:abstractNum w:abstractNumId="5">
+  <w:abstractNum w:abstractNumId="6">
     <w:nsid w:val="30C943F0"/>
     <w:multiLevelType w:val="hybridMultilevel"/>
     <w:tmpl w:val="29E0F7B6"/>
@@ -3839,7 +4585,7 @@
       </w:rPr>
     </w:lvl>
   </w:abstractNum>
-  <w:abstractNum w:abstractNumId="6">
+  <w:abstractNum w:abstractNumId="7">
     <w:nsid w:val="32E40CC8"/>
     <w:multiLevelType w:val="hybridMultilevel"/>
     <w:tmpl w:val="1062D23A"/>
@@ -3952,7 +4698,7 @@
       </w:rPr>
     </w:lvl>
   </w:abstractNum>
-  <w:abstractNum w:abstractNumId="7">
+  <w:abstractNum w:abstractNumId="8">
     <w:nsid w:val="36C57239"/>
     <w:multiLevelType w:val="hybridMultilevel"/>
     <w:tmpl w:val="AE58F458"/>
@@ -4038,7 +4784,7 @@
       </w:pPr>
     </w:lvl>
   </w:abstractNum>
-  <w:abstractNum w:abstractNumId="8">
+  <w:abstractNum w:abstractNumId="9">
     <w:nsid w:val="383C05B0"/>
     <w:multiLevelType w:val="hybridMultilevel"/>
     <w:tmpl w:val="AE8830E2"/>
@@ -4124,7 +4870,7 @@
       </w:pPr>
     </w:lvl>
   </w:abstractNum>
-  <w:abstractNum w:abstractNumId="9">
+  <w:abstractNum w:abstractNumId="10">
     <w:nsid w:val="3C7B75E7"/>
     <w:multiLevelType w:val="hybridMultilevel"/>
     <w:tmpl w:val="CB646A2E"/>
@@ -4210,7 +4956,7 @@
       </w:pPr>
     </w:lvl>
   </w:abstractNum>
-  <w:abstractNum w:abstractNumId="10">
+  <w:abstractNum w:abstractNumId="11">
     <w:nsid w:val="3EEC14D9"/>
     <w:multiLevelType w:val="hybridMultilevel"/>
     <w:tmpl w:val="E6340292"/>
@@ -4323,7 +5069,7 @@
       </w:rPr>
     </w:lvl>
   </w:abstractNum>
-  <w:abstractNum w:abstractNumId="11">
+  <w:abstractNum w:abstractNumId="12">
     <w:nsid w:val="4A845C4C"/>
     <w:multiLevelType w:val="hybridMultilevel"/>
     <w:tmpl w:val="1A580430"/>
@@ -4436,7 +5182,7 @@
       </w:rPr>
     </w:lvl>
   </w:abstractNum>
-  <w:abstractNum w:abstractNumId="12">
+  <w:abstractNum w:abstractNumId="13">
     <w:nsid w:val="516023A7"/>
     <w:multiLevelType w:val="hybridMultilevel"/>
     <w:tmpl w:val="CA12BFFC"/>
@@ -4549,7 +5295,120 @@
       </w:rPr>
     </w:lvl>
   </w:abstractNum>
-  <w:abstractNum w:abstractNumId="13">
+  <w:abstractNum w:abstractNumId="14">
+    <w:nsid w:val="52026860"/>
+    <w:multiLevelType w:val="hybridMultilevel"/>
+    <w:tmpl w:val="0FFA3EEC"/>
+    <w:lvl w:ilvl="0" w:tplc="0409000B">
+      <w:start w:val="1"/>
+      <w:numFmt w:val="bullet"/>
+      <w:lvlText w:val=""/>
+      <w:lvlJc w:val="left"/>
+      <w:pPr>
+        <w:ind w:left="1440" w:hanging="360"/>
+      </w:pPr>
+      <w:rPr>
+        <w:rFonts w:ascii="Wingdings" w:hAnsi="Wingdings" w:hint="default"/>
+      </w:rPr>
+    </w:lvl>
+    <w:lvl w:ilvl="1" w:tplc="04090003" w:tentative="1">
+      <w:start w:val="1"/>
+      <w:numFmt w:val="bullet"/>
+      <w:lvlText w:val="o"/>
+      <w:lvlJc w:val="left"/>
+      <w:pPr>
+        <w:ind w:left="2160" w:hanging="360"/>
+      </w:pPr>
+      <w:rPr>
+        <w:rFonts w:ascii="Courier New" w:hAnsi="Courier New" w:cs="Courier New" w:hint="default"/>
+      </w:rPr>
+    </w:lvl>
+    <w:lvl w:ilvl="2" w:tplc="04090005" w:tentative="1">
+      <w:start w:val="1"/>
+      <w:numFmt w:val="bullet"/>
+      <w:lvlText w:val=""/>
+      <w:lvlJc w:val="left"/>
+      <w:pPr>
+        <w:ind w:left="2880" w:hanging="360"/>
+      </w:pPr>
+      <w:rPr>
+        <w:rFonts w:ascii="Wingdings" w:hAnsi="Wingdings" w:hint="default"/>
+      </w:rPr>
+    </w:lvl>
+    <w:lvl w:ilvl="3" w:tplc="04090001" w:tentative="1">
+      <w:start w:val="1"/>
+      <w:numFmt w:val="bullet"/>
+      <w:lvlText w:val=""/>
+      <w:lvlJc w:val="left"/>
+      <w:pPr>
+        <w:ind w:left="3600" w:hanging="360"/>
+      </w:pPr>
+      <w:rPr>
+        <w:rFonts w:ascii="Symbol" w:hAnsi="Symbol" w:hint="default"/>
+      </w:rPr>
+    </w:lvl>
+    <w:lvl w:ilvl="4" w:tplc="04090003" w:tentative="1">
+      <w:start w:val="1"/>
+      <w:numFmt w:val="bullet"/>
+      <w:lvlText w:val="o"/>
+      <w:lvlJc w:val="left"/>
+      <w:pPr>
+        <w:ind w:left="4320" w:hanging="360"/>
+      </w:pPr>
+      <w:rPr>
+        <w:rFonts w:ascii="Courier New" w:hAnsi="Courier New" w:cs="Courier New" w:hint="default"/>
+      </w:rPr>
+    </w:lvl>
+    <w:lvl w:ilvl="5" w:tplc="04090005" w:tentative="1">
+      <w:start w:val="1"/>
+      <w:numFmt w:val="bullet"/>
+      <w:lvlText w:val=""/>
+      <w:lvlJc w:val="left"/>
+      <w:pPr>
+        <w:ind w:left="5040" w:hanging="360"/>
+      </w:pPr>
+      <w:rPr>
+        <w:rFonts w:ascii="Wingdings" w:hAnsi="Wingdings" w:hint="default"/>
+      </w:rPr>
+    </w:lvl>
+    <w:lvl w:ilvl="6" w:tplc="04090001" w:tentative="1">
+      <w:start w:val="1"/>
+      <w:numFmt w:val="bullet"/>
+      <w:lvlText w:val=""/>
+      <w:lvlJc w:val="left"/>
+      <w:pPr>
+        <w:ind w:left="5760" w:hanging="360"/>
+      </w:pPr>
+      <w:rPr>
+        <w:rFonts w:ascii="Symbol" w:hAnsi="Symbol" w:hint="default"/>
+      </w:rPr>
+    </w:lvl>
+    <w:lvl w:ilvl="7" w:tplc="04090003" w:tentative="1">
+      <w:start w:val="1"/>
+      <w:numFmt w:val="bullet"/>
+      <w:lvlText w:val="o"/>
+      <w:lvlJc w:val="left"/>
+      <w:pPr>
+        <w:ind w:left="6480" w:hanging="360"/>
+      </w:pPr>
+      <w:rPr>
+        <w:rFonts w:ascii="Courier New" w:hAnsi="Courier New" w:cs="Courier New" w:hint="default"/>
+      </w:rPr>
+    </w:lvl>
+    <w:lvl w:ilvl="8" w:tplc="04090005" w:tentative="1">
+      <w:start w:val="1"/>
+      <w:numFmt w:val="bullet"/>
+      <w:lvlText w:val=""/>
+      <w:lvlJc w:val="left"/>
+      <w:pPr>
+        <w:ind w:left="7200" w:hanging="360"/>
+      </w:pPr>
+      <w:rPr>
+        <w:rFonts w:ascii="Wingdings" w:hAnsi="Wingdings" w:hint="default"/>
+      </w:rPr>
+    </w:lvl>
+  </w:abstractNum>
+  <w:abstractNum w:abstractNumId="15">
     <w:nsid w:val="577975D3"/>
     <w:multiLevelType w:val="multilevel"/>
     <w:tmpl w:val="9DC41854"/>
@@ -4712,7 +5571,7 @@
       </w:rPr>
     </w:lvl>
   </w:abstractNum>
-  <w:abstractNum w:abstractNumId="14">
+  <w:abstractNum w:abstractNumId="16">
     <w:nsid w:val="687807ED"/>
     <w:multiLevelType w:val="hybridMultilevel"/>
     <w:tmpl w:val="2940D652"/>
@@ -4825,7 +5684,7 @@
       </w:rPr>
     </w:lvl>
   </w:abstractNum>
-  <w:abstractNum w:abstractNumId="15">
+  <w:abstractNum w:abstractNumId="17">
     <w:nsid w:val="68F262D0"/>
     <w:multiLevelType w:val="hybridMultilevel"/>
     <w:tmpl w:val="1220DDB6"/>
@@ -4938,7 +5797,7 @@
       </w:rPr>
     </w:lvl>
   </w:abstractNum>
-  <w:abstractNum w:abstractNumId="16">
+  <w:abstractNum w:abstractNumId="18">
     <w:nsid w:val="6AF221F8"/>
     <w:multiLevelType w:val="hybridMultilevel"/>
     <w:tmpl w:val="C52220A8"/>
@@ -5051,7 +5910,7 @@
       </w:rPr>
     </w:lvl>
   </w:abstractNum>
-  <w:abstractNum w:abstractNumId="17">
+  <w:abstractNum w:abstractNumId="19">
     <w:nsid w:val="6E6F6C99"/>
     <w:multiLevelType w:val="hybridMultilevel"/>
     <w:tmpl w:val="010EB104"/>
@@ -5164,7 +6023,7 @@
       </w:rPr>
     </w:lvl>
   </w:abstractNum>
-  <w:abstractNum w:abstractNumId="18">
+  <w:abstractNum w:abstractNumId="20">
     <w:nsid w:val="6FAE324E"/>
     <w:multiLevelType w:val="hybridMultilevel"/>
     <w:tmpl w:val="38CA1596"/>
@@ -5277,7 +6136,7 @@
       </w:rPr>
     </w:lvl>
   </w:abstractNum>
-  <w:abstractNum w:abstractNumId="19">
+  <w:abstractNum w:abstractNumId="21">
     <w:nsid w:val="76B840B7"/>
     <w:multiLevelType w:val="hybridMultilevel"/>
     <w:tmpl w:val="EEB06BA6"/>
@@ -5390,10 +6249,123 @@
       </w:rPr>
     </w:lvl>
   </w:abstractNum>
-  <w:abstractNum w:abstractNumId="20">
+  <w:abstractNum w:abstractNumId="22">
+    <w:nsid w:val="7D3F20E5"/>
+    <w:multiLevelType w:val="hybridMultilevel"/>
+    <w:tmpl w:val="4B9C2938"/>
+    <w:lvl w:ilvl="0" w:tplc="0409000B">
+      <w:start w:val="1"/>
+      <w:numFmt w:val="bullet"/>
+      <w:lvlText w:val=""/>
+      <w:lvlJc w:val="left"/>
+      <w:pPr>
+        <w:ind w:left="1440" w:hanging="360"/>
+      </w:pPr>
+      <w:rPr>
+        <w:rFonts w:ascii="Wingdings" w:hAnsi="Wingdings" w:hint="default"/>
+      </w:rPr>
+    </w:lvl>
+    <w:lvl w:ilvl="1" w:tplc="04090003" w:tentative="1">
+      <w:start w:val="1"/>
+      <w:numFmt w:val="bullet"/>
+      <w:lvlText w:val="o"/>
+      <w:lvlJc w:val="left"/>
+      <w:pPr>
+        <w:ind w:left="2160" w:hanging="360"/>
+      </w:pPr>
+      <w:rPr>
+        <w:rFonts w:ascii="Courier New" w:hAnsi="Courier New" w:cs="Courier New" w:hint="default"/>
+      </w:rPr>
+    </w:lvl>
+    <w:lvl w:ilvl="2" w:tplc="04090005" w:tentative="1">
+      <w:start w:val="1"/>
+      <w:numFmt w:val="bullet"/>
+      <w:lvlText w:val=""/>
+      <w:lvlJc w:val="left"/>
+      <w:pPr>
+        <w:ind w:left="2880" w:hanging="360"/>
+      </w:pPr>
+      <w:rPr>
+        <w:rFonts w:ascii="Wingdings" w:hAnsi="Wingdings" w:hint="default"/>
+      </w:rPr>
+    </w:lvl>
+    <w:lvl w:ilvl="3" w:tplc="04090001" w:tentative="1">
+      <w:start w:val="1"/>
+      <w:numFmt w:val="bullet"/>
+      <w:lvlText w:val=""/>
+      <w:lvlJc w:val="left"/>
+      <w:pPr>
+        <w:ind w:left="3600" w:hanging="360"/>
+      </w:pPr>
+      <w:rPr>
+        <w:rFonts w:ascii="Symbol" w:hAnsi="Symbol" w:hint="default"/>
+      </w:rPr>
+    </w:lvl>
+    <w:lvl w:ilvl="4" w:tplc="04090003" w:tentative="1">
+      <w:start w:val="1"/>
+      <w:numFmt w:val="bullet"/>
+      <w:lvlText w:val="o"/>
+      <w:lvlJc w:val="left"/>
+      <w:pPr>
+        <w:ind w:left="4320" w:hanging="360"/>
+      </w:pPr>
+      <w:rPr>
+        <w:rFonts w:ascii="Courier New" w:hAnsi="Courier New" w:cs="Courier New" w:hint="default"/>
+      </w:rPr>
+    </w:lvl>
+    <w:lvl w:ilvl="5" w:tplc="04090005" w:tentative="1">
+      <w:start w:val="1"/>
+      <w:numFmt w:val="bullet"/>
+      <w:lvlText w:val=""/>
+      <w:lvlJc w:val="left"/>
+      <w:pPr>
+        <w:ind w:left="5040" w:hanging="360"/>
+      </w:pPr>
+      <w:rPr>
+        <w:rFonts w:ascii="Wingdings" w:hAnsi="Wingdings" w:hint="default"/>
+      </w:rPr>
+    </w:lvl>
+    <w:lvl w:ilvl="6" w:tplc="04090001" w:tentative="1">
+      <w:start w:val="1"/>
+      <w:numFmt w:val="bullet"/>
+      <w:lvlText w:val=""/>
+      <w:lvlJc w:val="left"/>
+      <w:pPr>
+        <w:ind w:left="5760" w:hanging="360"/>
+      </w:pPr>
+      <w:rPr>
+        <w:rFonts w:ascii="Symbol" w:hAnsi="Symbol" w:hint="default"/>
+      </w:rPr>
+    </w:lvl>
+    <w:lvl w:ilvl="7" w:tplc="04090003" w:tentative="1">
+      <w:start w:val="1"/>
+      <w:numFmt w:val="bullet"/>
+      <w:lvlText w:val="o"/>
+      <w:lvlJc w:val="left"/>
+      <w:pPr>
+        <w:ind w:left="6480" w:hanging="360"/>
+      </w:pPr>
+      <w:rPr>
+        <w:rFonts w:ascii="Courier New" w:hAnsi="Courier New" w:cs="Courier New" w:hint="default"/>
+      </w:rPr>
+    </w:lvl>
+    <w:lvl w:ilvl="8" w:tplc="04090005" w:tentative="1">
+      <w:start w:val="1"/>
+      <w:numFmt w:val="bullet"/>
+      <w:lvlText w:val=""/>
+      <w:lvlJc w:val="left"/>
+      <w:pPr>
+        <w:ind w:left="7200" w:hanging="360"/>
+      </w:pPr>
+      <w:rPr>
+        <w:rFonts w:ascii="Wingdings" w:hAnsi="Wingdings" w:hint="default"/>
+      </w:rPr>
+    </w:lvl>
+  </w:abstractNum>
+  <w:abstractNum w:abstractNumId="23">
     <w:nsid w:val="7FEC50EB"/>
     <w:multiLevelType w:val="hybridMultilevel"/>
-    <w:tmpl w:val="FB7EA326"/>
+    <w:tmpl w:val="CD107332"/>
     <w:lvl w:ilvl="0" w:tplc="04090001">
       <w:start w:val="1"/>
       <w:numFmt w:val="bullet"/>
@@ -5504,67 +6476,76 @@
     </w:lvl>
   </w:abstractNum>
   <w:num w:numId="1">
+    <w:abstractNumId w:val="15"/>
+  </w:num>
+  <w:num w:numId="2">
+    <w:abstractNumId w:val="16"/>
+  </w:num>
+  <w:num w:numId="3">
+    <w:abstractNumId w:val="7"/>
+  </w:num>
+  <w:num w:numId="4">
+    <w:abstractNumId w:val="2"/>
+  </w:num>
+  <w:num w:numId="5">
+    <w:abstractNumId w:val="19"/>
+  </w:num>
+  <w:num w:numId="6">
+    <w:abstractNumId w:val="9"/>
+  </w:num>
+  <w:num w:numId="7">
+    <w:abstractNumId w:val="17"/>
+  </w:num>
+  <w:num w:numId="8">
+    <w:abstractNumId w:val="23"/>
+  </w:num>
+  <w:num w:numId="9">
+    <w:abstractNumId w:val="10"/>
+  </w:num>
+  <w:num w:numId="10">
+    <w:abstractNumId w:val="3"/>
+  </w:num>
+  <w:num w:numId="11">
+    <w:abstractNumId w:val="8"/>
+  </w:num>
+  <w:num w:numId="12">
+    <w:abstractNumId w:val="20"/>
+  </w:num>
+  <w:num w:numId="13">
+    <w:abstractNumId w:val="6"/>
+  </w:num>
+  <w:num w:numId="14">
+    <w:abstractNumId w:val="11"/>
+  </w:num>
+  <w:num w:numId="15">
+    <w:abstractNumId w:val="21"/>
+  </w:num>
+  <w:num w:numId="16">
     <w:abstractNumId w:val="13"/>
   </w:num>
-  <w:num w:numId="2">
-    <w:abstractNumId w:val="14"/>
-  </w:num>
-  <w:num w:numId="3">
-    <w:abstractNumId w:val="6"/>
-  </w:num>
-  <w:num w:numId="4">
-    <w:abstractNumId w:val="1"/>
-  </w:num>
-  <w:num w:numId="5">
-    <w:abstractNumId w:val="17"/>
-  </w:num>
-  <w:num w:numId="6">
-    <w:abstractNumId w:val="8"/>
-  </w:num>
-  <w:num w:numId="7">
-    <w:abstractNumId w:val="15"/>
-  </w:num>
-  <w:num w:numId="8">
-    <w:abstractNumId w:val="20"/>
-  </w:num>
-  <w:num w:numId="9">
-    <w:abstractNumId w:val="9"/>
-  </w:num>
-  <w:num w:numId="10">
-    <w:abstractNumId w:val="2"/>
-  </w:num>
-  <w:num w:numId="11">
-    <w:abstractNumId w:val="7"/>
-  </w:num>
-  <w:num w:numId="12">
-    <w:abstractNumId w:val="18"/>
-  </w:num>
-  <w:num w:numId="13">
+  <w:num w:numId="17">
     <w:abstractNumId w:val="5"/>
-  </w:num>
-  <w:num w:numId="14">
-    <w:abstractNumId w:val="10"/>
-  </w:num>
-  <w:num w:numId="15">
-    <w:abstractNumId w:val="19"/>
-  </w:num>
-  <w:num w:numId="16">
-    <w:abstractNumId w:val="12"/>
-  </w:num>
-  <w:num w:numId="17">
-    <w:abstractNumId w:val="4"/>
   </w:num>
   <w:num w:numId="18">
     <w:abstractNumId w:val="0"/>
   </w:num>
   <w:num w:numId="19">
-    <w:abstractNumId w:val="11"/>
+    <w:abstractNumId w:val="12"/>
   </w:num>
   <w:num w:numId="20">
-    <w:abstractNumId w:val="16"/>
+    <w:abstractNumId w:val="18"/>
   </w:num>
   <w:num w:numId="21">
-    <w:abstractNumId w:val="3"/>
+    <w:abstractNumId w:val="4"/>
+  </w:num>
+  <w:num w:numId="22">
+    <w:abstractNumId w:val="14"/>
+  </w:num>
+  <w:num w:numId="23">
+    <w:abstractNumId w:val="22"/>
+  </w:num>
+  <w:num w:numId="24">
+    <w:abstractNumId w:val="1"/>
   </w:num>
   <w:numIdMacAtCleanup w:val="8"/>
 </w:numbering>
@@ -6458,7 +7439,7 @@
 </file>
 
 <file path=customXml/itemProps1.xml><?xml version="1.0" encoding="utf-8"?>
-<ds:datastoreItem xmlns:ds="http://schemas.openxmlformats.org/officeDocument/2006/customXml" ds:itemID="{2C6B02D2-E403-4D0E-B954-F6FE2B6196FE}">
+<ds:datastoreItem xmlns:ds="http://schemas.openxmlformats.org/officeDocument/2006/customXml" ds:itemID="{6DA6F08C-B389-43A3-ABAD-FBDA3817A15D}">
   <ds:schemaRefs>
     <ds:schemaRef ds:uri="http://schemas.openxmlformats.org/officeDocument/2006/bibliography"/>
   </ds:schemaRefs>

--- a/prd/PRD.docx
+++ b/prd/PRD.docx
@@ -2123,20 +2123,6 @@
     </w:p>
     <w:p>
       <w:pPr>
-        <w:pStyle w:val="Heading2"/>
-      </w:pPr>
-      <w:bookmarkStart w:id="19" w:name="_Toc226703422"/>
-      <w:r>
-        <w:lastRenderedPageBreak/>
-        <w:t>Website – A</w:t>
-      </w:r>
-      <w:r>
-        <w:t>dmin</w:t>
-      </w:r>
-      <w:bookmarkEnd w:id="19"/>
-    </w:p>
-    <w:p>
-      <w:pPr>
         <w:pStyle w:val="ListParagraph"/>
         <w:ind w:left="1080"/>
         <w:jc w:val="both"/>
@@ -2146,8 +2132,9 @@
       <w:pPr>
         <w:pStyle w:val="Heading1"/>
       </w:pPr>
-      <w:bookmarkStart w:id="20" w:name="_Toc226703423"/>
-      <w:r>
+      <w:bookmarkStart w:id="19" w:name="_Toc226703423"/>
+      <w:r>
+        <w:lastRenderedPageBreak/>
         <w:t>Cấu trúc</w:t>
       </w:r>
       <w:r>
@@ -2159,33 +2146,263 @@
       <w:r>
         <w:t>):</w:t>
       </w:r>
+      <w:bookmarkEnd w:id="19"/>
+    </w:p>
+    <w:p>
+      <w:pPr>
+        <w:pStyle w:val="Heading2"/>
+      </w:pPr>
+      <w:r>
+        <w:t>Frontend</w:t>
+      </w:r>
+    </w:p>
+    <w:p>
+      <w:pPr>
+        <w:pStyle w:val="ListParagraph"/>
+        <w:numPr>
+          <w:ilvl w:val="0"/>
+          <w:numId w:val="15"/>
+        </w:numPr>
+        <w:ind w:left="1276" w:hanging="283"/>
+      </w:pPr>
+      <w:r>
+        <w:t xml:space="preserve">Ứng dụng mobile được phát triển bằng </w:t>
+      </w:r>
+      <w:r>
+        <w:rPr>
+          <w:rStyle w:val="Strong"/>
+        </w:rPr>
+        <w:t>.NET MAUI</w:t>
+      </w:r>
+      <w:r>
+        <w:t>.</w:t>
+      </w:r>
+    </w:p>
+    <w:p>
+      <w:pPr>
+        <w:pStyle w:val="ListParagraph"/>
+        <w:numPr>
+          <w:ilvl w:val="0"/>
+          <w:numId w:val="15"/>
+        </w:numPr>
+        <w:ind w:left="1276" w:hanging="283"/>
+      </w:pPr>
+      <w:r>
+        <w:t>Cung cấp giao diện để người dùng tương tác với hệ thống, bao gồm:</w:t>
+      </w:r>
+    </w:p>
+    <w:p>
+      <w:pPr>
+        <w:pStyle w:val="ListParagraph"/>
+        <w:numPr>
+          <w:ilvl w:val="0"/>
+          <w:numId w:val="16"/>
+        </w:numPr>
+        <w:ind w:left="1701" w:hanging="425"/>
+      </w:pPr>
+      <w:r>
+        <w:t>Xem bản đồ và vị trí hiện tại.</w:t>
+      </w:r>
+    </w:p>
+    <w:p>
+      <w:pPr>
+        <w:pStyle w:val="ListParagraph"/>
+        <w:numPr>
+          <w:ilvl w:val="0"/>
+          <w:numId w:val="16"/>
+        </w:numPr>
+        <w:ind w:left="1701" w:hanging="425"/>
+      </w:pPr>
+      <w:r>
+        <w:t>Xem danh sách và chi tiết các hàng quán.</w:t>
+      </w:r>
+    </w:p>
+    <w:p>
+      <w:pPr>
+        <w:pStyle w:val="ListParagraph"/>
+        <w:numPr>
+          <w:ilvl w:val="0"/>
+          <w:numId w:val="16"/>
+        </w:numPr>
+        <w:ind w:left="1701" w:hanging="425"/>
+      </w:pPr>
+      <w:r>
+        <w:t>Lựa chọn ngôn ngữ.</w:t>
+      </w:r>
+    </w:p>
+    <w:p>
+      <w:pPr>
+        <w:pStyle w:val="ListParagraph"/>
+        <w:numPr>
+          <w:ilvl w:val="0"/>
+          <w:numId w:val="16"/>
+        </w:numPr>
+        <w:ind w:left="1701" w:hanging="425"/>
+      </w:pPr>
+      <w:r>
+        <w:t>Nghe thuyết minh tự động.</w:t>
+      </w:r>
+    </w:p>
+    <w:p>
+      <w:pPr>
+        <w:pStyle w:val="ListParagraph"/>
+        <w:numPr>
+          <w:ilvl w:val="0"/>
+          <w:numId w:val="16"/>
+        </w:numPr>
+        <w:ind w:left="1701" w:hanging="425"/>
+      </w:pPr>
+      <w:r>
+        <w:t>Quét mã QR để truy cập nhanh thông tin.</w:t>
+      </w:r>
+    </w:p>
+    <w:p>
+      <w:pPr>
+        <w:pStyle w:val="ListParagraph"/>
+        <w:numPr>
+          <w:ilvl w:val="0"/>
+          <w:numId w:val="15"/>
+        </w:numPr>
+        <w:ind w:left="1276" w:hanging="283"/>
+      </w:pPr>
+      <w:r>
+        <w:t>Ứng dụng sử dụng GPS của thiết bị để xác định vị trí người dùng.</w:t>
+      </w:r>
+    </w:p>
+    <w:p>
+      <w:pPr>
+        <w:pStyle w:val="ListParagraph"/>
+        <w:numPr>
+          <w:ilvl w:val="0"/>
+          <w:numId w:val="15"/>
+        </w:numPr>
+        <w:ind w:left="1276" w:hanging="283"/>
+      </w:pPr>
+      <w:r>
+        <w:t>Gửi yêu cầu đến backend thông qua API và hiển thị dữ liệu nhận được.</w:t>
+      </w:r>
+    </w:p>
+    <w:p>
+      <w:pPr>
+        <w:pStyle w:val="Heading2"/>
+      </w:pPr>
+      <w:r>
+        <w:t>Backend</w:t>
+      </w:r>
+    </w:p>
+    <w:p>
+      <w:pPr>
+        <w:pStyle w:val="ListParagraph"/>
+        <w:numPr>
+          <w:ilvl w:val="0"/>
+          <w:numId w:val="17"/>
+        </w:numPr>
+        <w:ind w:left="1276" w:hanging="283"/>
+      </w:pPr>
+      <w:r>
+        <w:t xml:space="preserve">Backend được xây dựng dưới dạng </w:t>
+      </w:r>
+      <w:r>
+        <w:rPr>
+          <w:rStyle w:val="Strong"/>
+        </w:rPr>
+        <w:t>Web API</w:t>
+      </w:r>
+      <w:r>
+        <w:t xml:space="preserve"> để xử lý và cung cấp dữ liệu cho mobile app.</w:t>
+      </w:r>
+    </w:p>
+    <w:p>
+      <w:pPr>
+        <w:pStyle w:val="ListParagraph"/>
+        <w:numPr>
+          <w:ilvl w:val="0"/>
+          <w:numId w:val="17"/>
+        </w:numPr>
+        <w:ind w:left="1276" w:hanging="283"/>
+      </w:pPr>
+      <w:r>
+        <w:t>Tiếp nhận các yêu cầu từ frontend và trả về dữ liệu phù hợp.</w:t>
+      </w:r>
+    </w:p>
+    <w:p>
+      <w:pPr>
+        <w:pStyle w:val="ListParagraph"/>
+        <w:numPr>
+          <w:ilvl w:val="0"/>
+          <w:numId w:val="17"/>
+        </w:numPr>
+        <w:ind w:left="1276" w:hanging="283"/>
+      </w:pPr>
+      <w:r>
+        <w:t>Thực hiện các chức năng chính:</w:t>
+      </w:r>
+    </w:p>
+    <w:p>
+      <w:pPr>
+        <w:pStyle w:val="ListParagraph"/>
+        <w:numPr>
+          <w:ilvl w:val="0"/>
+          <w:numId w:val="18"/>
+        </w:numPr>
+        <w:ind w:left="1701" w:hanging="425"/>
+      </w:pPr>
+      <w:r>
+        <w:t>Xử lý các yêu cầu từ mobile app và trả dữ liệu phù hợp.</w:t>
+      </w:r>
+    </w:p>
+    <w:p>
+      <w:pPr>
+        <w:pStyle w:val="ListParagraph"/>
+        <w:numPr>
+          <w:ilvl w:val="0"/>
+          <w:numId w:val="18"/>
+        </w:numPr>
+        <w:ind w:left="1701" w:hanging="425"/>
+      </w:pPr>
+      <w:r>
+        <w:t>Thêm, xóa, sử</w:t>
+      </w:r>
+      <w:r>
+        <w:t>a thông tin hàng quán (POIs)</w:t>
+      </w:r>
+      <w:r>
+        <w:t>.</w:t>
+      </w:r>
+    </w:p>
+    <w:p>
+      <w:pPr>
+        <w:pStyle w:val="Heading2"/>
+      </w:pPr>
+      <w:bookmarkStart w:id="20" w:name="_Toc226703426"/>
+      <w:r>
+        <w:t>Database</w:t>
+      </w:r>
       <w:bookmarkEnd w:id="20"/>
     </w:p>
     <w:p>
       <w:pPr>
-        <w:pStyle w:val="Heading2"/>
-      </w:pPr>
-      <w:r>
-        <w:t>Frontend</w:t>
-      </w:r>
-    </w:p>
-    <w:p>
-      <w:pPr>
-        <w:pStyle w:val="ListParagraph"/>
-        <w:numPr>
-          <w:ilvl w:val="0"/>
-          <w:numId w:val="15"/>
+        <w:pStyle w:val="ListParagraph"/>
+        <w:numPr>
+          <w:ilvl w:val="0"/>
+          <w:numId w:val="20"/>
         </w:numPr>
         <w:ind w:left="1276" w:hanging="283"/>
       </w:pPr>
       <w:r>
-        <w:t xml:space="preserve">Ứng dụng mobile được phát triển bằng </w:t>
+        <w:t xml:space="preserve">Hệ thống sử dụng </w:t>
       </w:r>
       <w:r>
         <w:rPr>
           <w:rStyle w:val="Strong"/>
         </w:rPr>
-        <w:t>.NET MAUI</w:t>
+        <w:t>MongoDB</w:t>
+      </w:r>
+      <w:r>
+        <w:t xml:space="preserve"> để lưu trữ dữ liệu dưới dạ</w:t>
+      </w:r>
+      <w:r>
+        <w:t>ng document (NoSQL)</w:t>
       </w:r>
       <w:r>
         <w:t>.</w:t>
@@ -2196,320 +2413,103 @@
         <w:pStyle w:val="ListParagraph"/>
         <w:numPr>
           <w:ilvl w:val="0"/>
-          <w:numId w:val="15"/>
+          <w:numId w:val="20"/>
         </w:numPr>
         <w:ind w:left="1276" w:hanging="283"/>
       </w:pPr>
       <w:r>
-        <w:t>Cung cấp giao diện để người dùng tương tác với hệ thống, bao gồm:</w:t>
-      </w:r>
-    </w:p>
-    <w:p>
-      <w:pPr>
-        <w:pStyle w:val="ListParagraph"/>
-        <w:numPr>
-          <w:ilvl w:val="0"/>
-          <w:numId w:val="16"/>
+        <w:t>Lưu thông tin các hàng quán (POIs), bao gồm:</w:t>
+      </w:r>
+    </w:p>
+    <w:p>
+      <w:pPr>
+        <w:pStyle w:val="ListParagraph"/>
+        <w:numPr>
+          <w:ilvl w:val="0"/>
+          <w:numId w:val="21"/>
         </w:numPr>
         <w:ind w:left="1701" w:hanging="425"/>
       </w:pPr>
       <w:r>
-        <w:t>Xem bản đồ và vị trí hiện tại.</w:t>
-      </w:r>
-    </w:p>
-    <w:p>
-      <w:pPr>
-        <w:pStyle w:val="ListParagraph"/>
-        <w:numPr>
-          <w:ilvl w:val="0"/>
-          <w:numId w:val="16"/>
+        <w:t>Mã hàng quán (_id).</w:t>
+      </w:r>
+    </w:p>
+    <w:p>
+      <w:pPr>
+        <w:pStyle w:val="ListParagraph"/>
+        <w:numPr>
+          <w:ilvl w:val="0"/>
+          <w:numId w:val="21"/>
         </w:numPr>
         <w:ind w:left="1701" w:hanging="425"/>
       </w:pPr>
       <w:r>
-        <w:t>Xem danh sách và chi tiết các hàng quán.</w:t>
-      </w:r>
-    </w:p>
-    <w:p>
-      <w:pPr>
-        <w:pStyle w:val="ListParagraph"/>
-        <w:numPr>
-          <w:ilvl w:val="0"/>
-          <w:numId w:val="16"/>
+        <w:lastRenderedPageBreak/>
+        <w:t>Mã chủ gian hàng (clientId).</w:t>
+      </w:r>
+    </w:p>
+    <w:p>
+      <w:pPr>
+        <w:pStyle w:val="ListParagraph"/>
+        <w:numPr>
+          <w:ilvl w:val="0"/>
+          <w:numId w:val="21"/>
         </w:numPr>
         <w:ind w:left="1701" w:hanging="425"/>
       </w:pPr>
       <w:r>
-        <w:t>Lựa chọn ngôn ngữ.</w:t>
-      </w:r>
-    </w:p>
-    <w:p>
-      <w:pPr>
-        <w:pStyle w:val="ListParagraph"/>
-        <w:numPr>
-          <w:ilvl w:val="0"/>
-          <w:numId w:val="16"/>
+        <w:t>Tên hàng quán (name).</w:t>
+      </w:r>
+    </w:p>
+    <w:p>
+      <w:pPr>
+        <w:pStyle w:val="ListParagraph"/>
+        <w:numPr>
+          <w:ilvl w:val="0"/>
+          <w:numId w:val="21"/>
         </w:numPr>
         <w:ind w:left="1701" w:hanging="425"/>
       </w:pPr>
       <w:r>
-        <w:t>Nghe thuyết minh tự động.</w:t>
-      </w:r>
-    </w:p>
-    <w:p>
-      <w:pPr>
-        <w:pStyle w:val="ListParagraph"/>
-        <w:numPr>
-          <w:ilvl w:val="0"/>
-          <w:numId w:val="16"/>
+        <w:t>Địa chỉ (address).</w:t>
+      </w:r>
+    </w:p>
+    <w:p>
+      <w:pPr>
+        <w:pStyle w:val="ListParagraph"/>
+        <w:numPr>
+          <w:ilvl w:val="0"/>
+          <w:numId w:val="21"/>
         </w:numPr>
         <w:ind w:left="1701" w:hanging="425"/>
       </w:pPr>
       <w:r>
-        <w:t>Quét mã QR để truy cập nhanh thông tin.</w:t>
-      </w:r>
-    </w:p>
-    <w:p>
-      <w:pPr>
-        <w:pStyle w:val="ListParagraph"/>
-        <w:numPr>
-          <w:ilvl w:val="0"/>
-          <w:numId w:val="15"/>
-        </w:numPr>
-        <w:ind w:left="1276" w:hanging="283"/>
-      </w:pPr>
-      <w:r>
-        <w:t>Ứng dụng sử dụng GPS của thiết bị để xác định vị trí người dùng.</w:t>
-      </w:r>
-    </w:p>
-    <w:p>
-      <w:pPr>
-        <w:pStyle w:val="ListParagraph"/>
-        <w:numPr>
-          <w:ilvl w:val="0"/>
-          <w:numId w:val="15"/>
-        </w:numPr>
-        <w:ind w:left="1276" w:hanging="283"/>
-      </w:pPr>
-      <w:r>
-        <w:t>Gửi yêu cầu đến backend thông qua API và hiển thị dữ liệu nhận được.</w:t>
-      </w:r>
-    </w:p>
-    <w:p>
-      <w:pPr>
-        <w:pStyle w:val="Heading2"/>
-      </w:pPr>
-      <w:r>
-        <w:t>Backend</w:t>
-      </w:r>
-    </w:p>
-    <w:p>
-      <w:pPr>
-        <w:pStyle w:val="ListParagraph"/>
-        <w:numPr>
-          <w:ilvl w:val="0"/>
-          <w:numId w:val="17"/>
-        </w:numPr>
-        <w:ind w:left="1276" w:hanging="283"/>
-      </w:pPr>
-      <w:r>
-        <w:t xml:space="preserve">Backend được xây dựng dưới dạng </w:t>
-      </w:r>
-      <w:r>
-        <w:rPr>
-          <w:rStyle w:val="Strong"/>
-        </w:rPr>
-        <w:t>Web API</w:t>
-      </w:r>
-      <w:r>
-        <w:t xml:space="preserve"> để xử lý và cung cấp dữ liệu cho mobile app.</w:t>
-      </w:r>
-    </w:p>
-    <w:p>
-      <w:pPr>
-        <w:pStyle w:val="ListParagraph"/>
-        <w:numPr>
-          <w:ilvl w:val="0"/>
-          <w:numId w:val="17"/>
-        </w:numPr>
-        <w:ind w:left="1276" w:hanging="283"/>
-      </w:pPr>
-      <w:r>
-        <w:t>Tiếp nhận các yêu cầu từ frontend và trả về dữ liệu phù hợp.</w:t>
-      </w:r>
-    </w:p>
-    <w:p>
-      <w:pPr>
-        <w:pStyle w:val="ListParagraph"/>
-        <w:numPr>
-          <w:ilvl w:val="0"/>
-          <w:numId w:val="17"/>
-        </w:numPr>
-        <w:ind w:left="1276" w:hanging="283"/>
-      </w:pPr>
-      <w:r>
-        <w:t>Thực hiện các chức năng chính:</w:t>
-      </w:r>
-    </w:p>
-    <w:p>
-      <w:pPr>
-        <w:pStyle w:val="ListParagraph"/>
-        <w:numPr>
-          <w:ilvl w:val="0"/>
-          <w:numId w:val="18"/>
+        <w:t>Tọa độ (lat, lng).</w:t>
+      </w:r>
+    </w:p>
+    <w:p>
+      <w:pPr>
+        <w:pStyle w:val="ListParagraph"/>
+        <w:numPr>
+          <w:ilvl w:val="0"/>
+          <w:numId w:val="21"/>
         </w:numPr>
         <w:ind w:left="1701" w:hanging="425"/>
       </w:pPr>
       <w:r>
-        <w:t>Xử lý các yêu cầu từ mobile app và trả dữ liệu phù hợp.</w:t>
-      </w:r>
-    </w:p>
-    <w:p>
-      <w:pPr>
-        <w:pStyle w:val="ListParagraph"/>
-        <w:numPr>
-          <w:ilvl w:val="0"/>
-          <w:numId w:val="18"/>
+        <w:t>Dữ liệu được phiên dịch theo nhiều ngôn ngữ (localizations).</w:t>
+      </w:r>
+    </w:p>
+    <w:p>
+      <w:pPr>
+        <w:pStyle w:val="ListParagraph"/>
+        <w:numPr>
+          <w:ilvl w:val="0"/>
+          <w:numId w:val="21"/>
         </w:numPr>
         <w:ind w:left="1701" w:hanging="425"/>
       </w:pPr>
       <w:r>
-        <w:t>Thêm, xóa, sử</w:t>
-      </w:r>
-      <w:r>
-        <w:t>a thông tin hàng quán (POIs)</w:t>
-      </w:r>
-      <w:r>
-        <w:t>.</w:t>
-      </w:r>
-    </w:p>
-    <w:p>
-      <w:pPr>
-        <w:pStyle w:val="Heading2"/>
-      </w:pPr>
-      <w:bookmarkStart w:id="21" w:name="_Toc226703426"/>
-      <w:r>
-        <w:t>Database</w:t>
-      </w:r>
-      <w:bookmarkEnd w:id="21"/>
-    </w:p>
-    <w:p>
-      <w:pPr>
-        <w:pStyle w:val="ListParagraph"/>
-        <w:numPr>
-          <w:ilvl w:val="0"/>
-          <w:numId w:val="20"/>
-        </w:numPr>
-        <w:ind w:left="1276" w:hanging="283"/>
-      </w:pPr>
-      <w:r>
-        <w:t xml:space="preserve">Hệ thống sử dụng </w:t>
-      </w:r>
-      <w:r>
-        <w:rPr>
-          <w:rStyle w:val="Strong"/>
-        </w:rPr>
-        <w:t>MongoDB</w:t>
-      </w:r>
-      <w:r>
-        <w:t xml:space="preserve"> để lưu trữ dữ liệu dưới dạ</w:t>
-      </w:r>
-      <w:r>
-        <w:t>ng document (NoSQL)</w:t>
-      </w:r>
-      <w:r>
-        <w:t>.</w:t>
-      </w:r>
-    </w:p>
-    <w:p>
-      <w:pPr>
-        <w:pStyle w:val="ListParagraph"/>
-        <w:numPr>
-          <w:ilvl w:val="0"/>
-          <w:numId w:val="20"/>
-        </w:numPr>
-        <w:ind w:left="1276" w:hanging="283"/>
-      </w:pPr>
-      <w:r>
-        <w:lastRenderedPageBreak/>
-        <w:t>Lưu thông tin các hàng quán (POIs), bao gồm:</w:t>
-      </w:r>
-    </w:p>
-    <w:p>
-      <w:pPr>
-        <w:pStyle w:val="ListParagraph"/>
-        <w:numPr>
-          <w:ilvl w:val="0"/>
-          <w:numId w:val="21"/>
-        </w:numPr>
-        <w:ind w:left="1701" w:hanging="425"/>
-      </w:pPr>
-      <w:r>
-        <w:t>Mã hàng quán (_id).</w:t>
-      </w:r>
-    </w:p>
-    <w:p>
-      <w:pPr>
-        <w:pStyle w:val="ListParagraph"/>
-        <w:numPr>
-          <w:ilvl w:val="0"/>
-          <w:numId w:val="21"/>
-        </w:numPr>
-        <w:ind w:left="1701" w:hanging="425"/>
-      </w:pPr>
-      <w:r>
-        <w:t>Tên hàng quán (name).</w:t>
-      </w:r>
-    </w:p>
-    <w:p>
-      <w:pPr>
-        <w:pStyle w:val="ListParagraph"/>
-        <w:numPr>
-          <w:ilvl w:val="0"/>
-          <w:numId w:val="21"/>
-        </w:numPr>
-        <w:ind w:left="1701" w:hanging="425"/>
-      </w:pPr>
-      <w:r>
-        <w:t>Địa chỉ (address).</w:t>
-      </w:r>
-    </w:p>
-    <w:p>
-      <w:pPr>
-        <w:pStyle w:val="ListParagraph"/>
-        <w:numPr>
-          <w:ilvl w:val="0"/>
-          <w:numId w:val="21"/>
-        </w:numPr>
-        <w:ind w:left="1701" w:hanging="425"/>
-      </w:pPr>
-      <w:r>
-        <w:t>Tọa độ (lat, lng).</w:t>
-      </w:r>
-    </w:p>
-    <w:p>
-      <w:pPr>
-        <w:pStyle w:val="ListParagraph"/>
-        <w:numPr>
-          <w:ilvl w:val="0"/>
-          <w:numId w:val="21"/>
-        </w:numPr>
-        <w:ind w:left="1701" w:hanging="425"/>
-      </w:pPr>
-      <w:r>
-        <w:t>Dữ liệu được phiên dịch theo nhiều ngôn ngữ (localizations).</w:t>
-      </w:r>
-    </w:p>
-    <w:p>
-      <w:pPr>
-        <w:pStyle w:val="ListParagraph"/>
-        <w:numPr>
-          <w:ilvl w:val="0"/>
-          <w:numId w:val="21"/>
-        </w:numPr>
-        <w:ind w:left="1701" w:hanging="425"/>
-      </w:pPr>
-      <w:r>
         <w:t>Ảnh quán (image).</w:t>
       </w:r>
     </w:p>
@@ -2518,118 +2518,7 @@
         <w:rPr>
           <w:noProof/>
         </w:rPr>
-        <w:drawing>
-          <wp:inline distT="0" distB="0" distL="0" distR="0" wp14:anchorId="38A7AC82" wp14:editId="4B4FABF4">
-            <wp:extent cx="5972175" cy="3765550"/>
-            <wp:effectExtent l="0" t="0" r="9525" b="6350"/>
-            <wp:docPr id="7" name="Picture 7"/>
-            <wp:cNvGraphicFramePr>
-              <a:graphicFrameLocks xmlns:a="http://schemas.openxmlformats.org/drawingml/2006/main" noChangeAspect="1"/>
-            </wp:cNvGraphicFramePr>
-            <a:graphic xmlns:a="http://schemas.openxmlformats.org/drawingml/2006/main">
-              <a:graphicData uri="http://schemas.openxmlformats.org/drawingml/2006/picture">
-                <pic:pic xmlns:pic="http://schemas.openxmlformats.org/drawingml/2006/picture">
-                  <pic:nvPicPr>
-                    <pic:cNvPr id="1" name=""/>
-                    <pic:cNvPicPr/>
-                  </pic:nvPicPr>
-                  <pic:blipFill>
-                    <a:blip r:embed="rId12"/>
-                    <a:stretch>
-                      <a:fillRect/>
-                    </a:stretch>
-                  </pic:blipFill>
-                  <pic:spPr>
-                    <a:xfrm>
-                      <a:off x="0" y="0"/>
-                      <a:ext cx="5972175" cy="3765550"/>
-                    </a:xfrm>
-                    <a:prstGeom prst="rect">
-                      <a:avLst/>
-                    </a:prstGeom>
-                  </pic:spPr>
-                </pic:pic>
-              </a:graphicData>
-            </a:graphic>
-          </wp:inline>
-        </w:drawing>
-      </w:r>
-    </w:p>
-    <w:p>
-      <w:pPr>
-        <w:pStyle w:val="ListParagraph"/>
-        <w:numPr>
-          <w:ilvl w:val="0"/>
-          <w:numId w:val="20"/>
-        </w:numPr>
-        <w:ind w:left="1276" w:hanging="283"/>
-      </w:pPr>
-      <w:r>
-        <w:t>Lưu thông tin các khách hàng</w:t>
-      </w:r>
-      <w:r>
-        <w:t xml:space="preserve"> (Clients), bao gồm:</w:t>
-      </w:r>
-    </w:p>
-    <w:p/>
-    <w:p/>
-    <w:p/>
-    <w:p/>
-    <w:p/>
-    <w:p>
-      <w:pPr>
-        <w:pStyle w:val="Heading1"/>
-      </w:pPr>
-      <w:bookmarkStart w:id="22" w:name="_Toc226703427"/>
-      <w:r>
-        <w:lastRenderedPageBreak/>
-        <w:t>Diagram</w:t>
-      </w:r>
-      <w:bookmarkEnd w:id="22"/>
-    </w:p>
-    <w:p>
-      <w:pPr>
-        <w:pStyle w:val="Heading2"/>
-      </w:pPr>
-      <w:bookmarkStart w:id="23" w:name="_Toc226703428"/>
-      <w:r>
-        <w:t>Use case</w:t>
-      </w:r>
-      <w:bookmarkEnd w:id="23"/>
-    </w:p>
-    <w:p>
-      <w:pPr>
-        <w:pStyle w:val="ListParagraph"/>
-        <w:numPr>
-          <w:ilvl w:val="0"/>
-          <w:numId w:val="8"/>
-        </w:numPr>
-        <w:ind w:left="1985" w:hanging="425"/>
-        <w:rPr>
-          <w:b/>
-        </w:rPr>
-      </w:pPr>
-      <w:r>
-        <w:rPr>
-          <w:b/>
-        </w:rPr>
-        <w:t>Mobile</w:t>
-      </w:r>
-      <w:r>
-        <w:rPr>
-          <w:b/>
-        </w:rPr>
-        <w:t xml:space="preserve"> app</w:t>
-      </w:r>
-      <w:bookmarkStart w:id="24" w:name="_GoBack"/>
-      <w:bookmarkEnd w:id="24"/>
-    </w:p>
-    <w:p>
-      <w:r>
-        <w:rPr>
-          <w:noProof/>
-        </w:rPr>
-        <w:pict w14:anchorId="43051077">
+        <w:pict w14:anchorId="40774541">
           <v:shapetype id="_x0000_t75" coordsize="21600,21600" o:spt="75" o:preferrelative="t" path="m@4@5l@4@11@9@11@9@5xe" filled="f" stroked="f">
             <v:stroke joinstyle="miter"/>
             <v:formulas>
@@ -2649,8 +2538,112 @@
             <v:path o:extrusionok="f" gradientshapeok="t" o:connecttype="rect"/>
             <o:lock v:ext="edit" aspectratio="t"/>
           </v:shapetype>
-          <v:shape id="_x0000_i1027" type="#_x0000_t75" style="width:470pt;height:361.15pt">
-            <v:imagedata r:id="rId13" o:title="mobile_app"/>
+          <v:shape id="_x0000_i1028" type="#_x0000_t75" style="width:470pt;height:262.1pt">
+            <v:imagedata r:id="rId12" o:title="Screenshot 2026-04-19 215845"/>
+          </v:shape>
+        </w:pict>
+      </w:r>
+    </w:p>
+    <w:p>
+      <w:pPr>
+        <w:pStyle w:val="ListParagraph"/>
+        <w:numPr>
+          <w:ilvl w:val="0"/>
+          <w:numId w:val="20"/>
+        </w:numPr>
+        <w:ind w:left="1276" w:hanging="283"/>
+      </w:pPr>
+      <w:r>
+        <w:t>Lưu thông tin các chủ gian hàng</w:t>
+      </w:r>
+      <w:r>
+        <w:t xml:space="preserve"> (Clients), bao gồm:</w:t>
+      </w:r>
+    </w:p>
+    <w:p>
+      <w:pPr>
+        <w:pStyle w:val="ListParagraph"/>
+        <w:numPr>
+          <w:ilvl w:val="0"/>
+          <w:numId w:val="25"/>
+        </w:numPr>
+        <w:ind w:left="1701" w:hanging="425"/>
+      </w:pPr>
+      <w:r>
+        <w:t>Mã chủ gian hàng (_id).</w:t>
+      </w:r>
+    </w:p>
+    <w:p>
+      <w:pPr>
+        <w:pStyle w:val="ListParagraph"/>
+        <w:numPr>
+          <w:ilvl w:val="0"/>
+          <w:numId w:val="25"/>
+        </w:numPr>
+        <w:ind w:left="1701" w:hanging="425"/>
+      </w:pPr>
+      <w:r>
+        <w:t>Họ tên chủ gian hàng (name).</w:t>
+      </w:r>
+    </w:p>
+    <w:p>
+      <w:pPr>
+        <w:pStyle w:val="ListParagraph"/>
+        <w:numPr>
+          <w:ilvl w:val="0"/>
+          <w:numId w:val="25"/>
+        </w:numPr>
+        <w:ind w:left="1701" w:hanging="425"/>
+      </w:pPr>
+      <w:r>
+        <w:t>Số điện thoại (phone).</w:t>
+      </w:r>
+    </w:p>
+    <w:p>
+      <w:pPr>
+        <w:pStyle w:val="ListParagraph"/>
+        <w:numPr>
+          <w:ilvl w:val="0"/>
+          <w:numId w:val="25"/>
+        </w:numPr>
+        <w:ind w:left="1701" w:hanging="425"/>
+      </w:pPr>
+      <w:r>
+        <w:t>Email.</w:t>
+      </w:r>
+    </w:p>
+    <w:p>
+      <w:pPr>
+        <w:pStyle w:val="ListParagraph"/>
+        <w:numPr>
+          <w:ilvl w:val="0"/>
+          <w:numId w:val="25"/>
+        </w:numPr>
+        <w:ind w:left="1701" w:hanging="425"/>
+      </w:pPr>
+      <w:r>
+        <w:t>Mật khẩu (password).</w:t>
+      </w:r>
+    </w:p>
+    <w:p>
+      <w:pPr>
+        <w:pStyle w:val="ListParagraph"/>
+        <w:numPr>
+          <w:ilvl w:val="0"/>
+          <w:numId w:val="25"/>
+        </w:numPr>
+        <w:ind w:left="1701" w:hanging="425"/>
+      </w:pPr>
+      <w:r>
+        <w:t>Trạng thái (status).</w:t>
+      </w:r>
+    </w:p>
+    <w:p>
+      <w:r>
+        <w:lastRenderedPageBreak/>
+        <w:pict w14:anchorId="0B9DD4FA">
+          <v:shape id="_x0000_i1029" type="#_x0000_t75" style="width:412.4pt;height:93.9pt">
+            <v:imagedata r:id="rId13" o:title="Screenshot 2026-04-19 215952"/>
           </v:shape>
         </w:pict>
       </w:r>
@@ -2659,11 +2652,63 @@
     <w:p/>
     <w:p/>
     <w:p/>
-    <w:p/>
-    <w:p/>
-    <w:p/>
-    <w:p/>
-    <w:p/>
+    <w:p>
+      <w:pPr>
+        <w:pStyle w:val="Heading1"/>
+      </w:pPr>
+      <w:bookmarkStart w:id="21" w:name="_Toc226703427"/>
+      <w:r>
+        <w:t>Diagram</w:t>
+      </w:r>
+      <w:bookmarkEnd w:id="21"/>
+    </w:p>
+    <w:p>
+      <w:pPr>
+        <w:pStyle w:val="Heading2"/>
+      </w:pPr>
+      <w:bookmarkStart w:id="22" w:name="_Toc226703428"/>
+      <w:r>
+        <w:t>Use case</w:t>
+      </w:r>
+      <w:bookmarkEnd w:id="22"/>
+    </w:p>
+    <w:p>
+      <w:pPr>
+        <w:pStyle w:val="ListParagraph"/>
+        <w:numPr>
+          <w:ilvl w:val="0"/>
+          <w:numId w:val="8"/>
+        </w:numPr>
+        <w:ind w:left="1985" w:hanging="425"/>
+        <w:rPr>
+          <w:b/>
+        </w:rPr>
+      </w:pPr>
+      <w:r>
+        <w:rPr>
+          <w:b/>
+        </w:rPr>
+        <w:t>Mobile</w:t>
+      </w:r>
+      <w:r>
+        <w:rPr>
+          <w:b/>
+        </w:rPr>
+        <w:t xml:space="preserve"> app</w:t>
+      </w:r>
+    </w:p>
+    <w:p>
+      <w:r>
+        <w:rPr>
+          <w:noProof/>
+        </w:rPr>
+        <w:pict w14:anchorId="43051077">
+          <v:shape id="_x0000_i1025" type="#_x0000_t75" style="width:470pt;height:361.15pt">
+            <v:imagedata r:id="rId14" o:title="mobile_app"/>
+          </v:shape>
+        </w:pict>
+      </w:r>
+    </w:p>
     <w:p>
       <w:pPr>
         <w:pStyle w:val="ListParagraph"/>
@@ -2703,8 +2748,8 @@
           <w:b/>
         </w:rPr>
         <w:pict w14:anchorId="7D410DB3">
-          <v:shape id="_x0000_i1025" type="#_x0000_t75" style="width:469.45pt;height:380.15pt">
-            <v:imagedata r:id="rId14" o:title="web_admin"/>
+          <v:shape id="_x0000_i1026" type="#_x0000_t75" style="width:469.45pt;height:380.15pt">
+            <v:imagedata r:id="rId15" o:title="web_admin"/>
           </v:shape>
         </w:pict>
       </w:r>
@@ -2832,8 +2877,8 @@
           <w:b/>
         </w:rPr>
         <w:pict w14:anchorId="7E627993">
-          <v:shape id="_x0000_i1026" type="#_x0000_t75" style="width:469.45pt;height:379.6pt">
-            <v:imagedata r:id="rId15" o:title="web_client"/>
+          <v:shape id="_x0000_i1027" type="#_x0000_t75" style="width:469.45pt;height:379.6pt">
+            <v:imagedata r:id="rId16" o:title="web_client"/>
           </v:shape>
         </w:pict>
       </w:r>
@@ -2932,12 +2977,12 @@
       <w:pPr>
         <w:pStyle w:val="Heading2"/>
       </w:pPr>
-      <w:bookmarkStart w:id="25" w:name="_Toc226703429"/>
+      <w:bookmarkStart w:id="23" w:name="_Toc226703429"/>
       <w:r>
         <w:lastRenderedPageBreak/>
         <w:t>Sequence</w:t>
       </w:r>
-      <w:bookmarkEnd w:id="25"/>
+      <w:bookmarkEnd w:id="23"/>
     </w:p>
     <w:p>
       <w:pPr>
@@ -2974,12 +3019,114 @@
         <w:rPr>
           <w:b/>
         </w:rPr>
+        <w:t>Xem map</w:t>
+      </w:r>
+    </w:p>
+    <w:p>
+      <w:pPr>
+        <w:pStyle w:val="ListParagraph"/>
+        <w:ind w:left="0"/>
+        <w:rPr>
+          <w:b/>
+        </w:rPr>
+      </w:pPr>
+      <w:r>
+        <w:rPr>
+          <w:b/>
+        </w:rPr>
+        <w:pict w14:anchorId="2FBC0D59">
+          <v:shape id="_x0000_i1030" type="#_x0000_t75" style="width:470pt;height:206.2pt">
+            <v:imagedata r:id="rId17" o:title="map_mobile"/>
+          </v:shape>
+        </w:pict>
+      </w:r>
+    </w:p>
+    <w:p>
+      <w:pPr>
+        <w:pStyle w:val="ListParagraph"/>
+        <w:ind w:left="0"/>
+        <w:rPr>
+          <w:b/>
+        </w:rPr>
+      </w:pPr>
+    </w:p>
+    <w:p>
+      <w:pPr>
+        <w:pStyle w:val="ListParagraph"/>
+        <w:numPr>
+          <w:ilvl w:val="0"/>
+          <w:numId w:val="22"/>
+        </w:numPr>
+        <w:ind w:left="1843" w:hanging="283"/>
+        <w:rPr>
+          <w:b/>
+        </w:rPr>
+      </w:pPr>
+      <w:r>
+        <w:rPr>
+          <w:b/>
+        </w:rPr>
         <w:t>Xem danh sách gian hàng</w:t>
       </w:r>
     </w:p>
     <w:p>
       <w:pPr>
         <w:pStyle w:val="ListParagraph"/>
+        <w:ind w:left="0"/>
+        <w:rPr>
+          <w:b/>
+        </w:rPr>
+      </w:pPr>
+      <w:r>
+        <w:rPr>
+          <w:b/>
+        </w:rPr>
+        <w:pict w14:anchorId="655C27B4">
+          <v:shape id="_x0000_i1031" type="#_x0000_t75" style="width:469.45pt;height:205.05pt">
+            <v:imagedata r:id="rId18" o:title="poiListPage"/>
+          </v:shape>
+        </w:pict>
+      </w:r>
+    </w:p>
+    <w:p>
+      <w:pPr>
+        <w:pStyle w:val="ListParagraph"/>
+        <w:ind w:left="0"/>
+        <w:rPr>
+          <w:b/>
+        </w:rPr>
+      </w:pPr>
+    </w:p>
+    <w:p>
+      <w:pPr>
+        <w:pStyle w:val="ListParagraph"/>
+        <w:ind w:left="0"/>
+        <w:rPr>
+          <w:b/>
+        </w:rPr>
+      </w:pPr>
+    </w:p>
+    <w:p>
+      <w:pPr>
+        <w:pStyle w:val="ListParagraph"/>
+        <w:ind w:left="0"/>
+        <w:rPr>
+          <w:b/>
+        </w:rPr>
+      </w:pPr>
+    </w:p>
+    <w:p>
+      <w:pPr>
+        <w:pStyle w:val="ListParagraph"/>
+        <w:ind w:left="0"/>
+        <w:rPr>
+          <w:b/>
+        </w:rPr>
+      </w:pPr>
+    </w:p>
+    <w:p>
+      <w:pPr>
+        <w:pStyle w:val="ListParagraph"/>
         <w:numPr>
           <w:ilvl w:val="0"/>
           <w:numId w:val="22"/>
@@ -2993,8 +3140,34 @@
         <w:rPr>
           <w:b/>
         </w:rPr>
+        <w:lastRenderedPageBreak/>
         <w:t>Xem chi tiết gian hàng</w:t>
       </w:r>
+      <w:r>
+        <w:rPr>
+          <w:b/>
+        </w:rPr>
+        <w:t xml:space="preserve"> và nghe thuyết minh</w:t>
+      </w:r>
+    </w:p>
+    <w:p>
+      <w:pPr>
+        <w:pStyle w:val="ListParagraph"/>
+        <w:ind w:left="0"/>
+        <w:rPr>
+          <w:b/>
+        </w:rPr>
+      </w:pPr>
+      <w:r>
+        <w:rPr>
+          <w:b/>
+        </w:rPr>
+        <w:pict w14:anchorId="439E7FEC">
+          <v:shape id="_x0000_i1032" type="#_x0000_t75" style="width:470pt;height:152.05pt">
+            <v:imagedata r:id="rId19" o:title="detailPage"/>
+          </v:shape>
+        </w:pict>
+      </w:r>
     </w:p>
     <w:p>
       <w:pPr>
@@ -3012,7 +3185,26 @@
         <w:rPr>
           <w:b/>
         </w:rPr>
-        <w:t>Nghe thuyết minh</w:t>
+        <w:t>Chọn ngôn ngữ</w:t>
+      </w:r>
+    </w:p>
+    <w:p>
+      <w:pPr>
+        <w:pStyle w:val="ListParagraph"/>
+        <w:ind w:left="0"/>
+        <w:rPr>
+          <w:b/>
+        </w:rPr>
+      </w:pPr>
+      <w:r>
+        <w:rPr>
+          <w:b/>
+        </w:rPr>
+        <w:pict w14:anchorId="3AF8DFE9">
+          <v:shape id="_x0000_i1033" type="#_x0000_t75" style="width:470pt;height:169.35pt">
+            <v:imagedata r:id="rId20" o:title="language"/>
+          </v:shape>
+        </w:pict>
       </w:r>
     </w:p>
     <w:p>
@@ -3031,15 +3223,72 @@
         <w:rPr>
           <w:b/>
         </w:rPr>
-        <w:t>Chọn ngôn ngữ</w:t>
-      </w:r>
-    </w:p>
-    <w:p>
-      <w:pPr>
-        <w:pStyle w:val="ListParagraph"/>
-        <w:numPr>
-          <w:ilvl w:val="0"/>
-          <w:numId w:val="22"/>
+        <w:t>Quét QR</w:t>
+      </w:r>
+    </w:p>
+    <w:p>
+      <w:pPr>
+        <w:pStyle w:val="ListParagraph"/>
+        <w:ind w:left="0"/>
+        <w:rPr>
+          <w:b/>
+        </w:rPr>
+      </w:pPr>
+      <w:r>
+        <w:rPr>
+          <w:b/>
+        </w:rPr>
+        <w:pict w14:anchorId="3F653D1F">
+          <v:shape id="_x0000_i1034" type="#_x0000_t75" style="width:470pt;height:190.65pt">
+            <v:imagedata r:id="rId21" o:title="QRscan"/>
+          </v:shape>
+        </w:pict>
+      </w:r>
+    </w:p>
+    <w:p>
+      <w:pPr>
+        <w:pStyle w:val="ListParagraph"/>
+        <w:ind w:left="0"/>
+        <w:rPr>
+          <w:b/>
+        </w:rPr>
+      </w:pPr>
+    </w:p>
+    <w:p>
+      <w:pPr>
+        <w:pStyle w:val="ListParagraph"/>
+        <w:ind w:left="0"/>
+        <w:rPr>
+          <w:b/>
+        </w:rPr>
+      </w:pPr>
+    </w:p>
+    <w:p>
+      <w:pPr>
+        <w:pStyle w:val="ListParagraph"/>
+        <w:numPr>
+          <w:ilvl w:val="0"/>
+          <w:numId w:val="8"/>
+        </w:numPr>
+        <w:ind w:left="1560" w:hanging="284"/>
+        <w:rPr>
+          <w:b/>
+        </w:rPr>
+      </w:pPr>
+      <w:r>
+        <w:rPr>
+          <w:b/>
+        </w:rPr>
+        <w:lastRenderedPageBreak/>
+        <w:t>Web admin</w:t>
+      </w:r>
+    </w:p>
+    <w:p>
+      <w:pPr>
+        <w:pStyle w:val="ListParagraph"/>
+        <w:numPr>
+          <w:ilvl w:val="0"/>
+          <w:numId w:val="23"/>
         </w:numPr>
         <w:ind w:left="1843" w:hanging="283"/>
         <w:rPr>
@@ -3050,8 +3299,528 @@
         <w:rPr>
           <w:b/>
         </w:rPr>
-        <w:t>Quét QR</w:t>
-      </w:r>
+        <w:t>Đăng nhập</w:t>
+      </w:r>
+    </w:p>
+    <w:p>
+      <w:pPr>
+        <w:pStyle w:val="ListParagraph"/>
+        <w:ind w:left="1843"/>
+        <w:rPr>
+          <w:b/>
+        </w:rPr>
+      </w:pPr>
+    </w:p>
+    <w:p>
+      <w:pPr>
+        <w:pStyle w:val="ListParagraph"/>
+        <w:numPr>
+          <w:ilvl w:val="0"/>
+          <w:numId w:val="23"/>
+        </w:numPr>
+        <w:ind w:left="1843" w:hanging="283"/>
+        <w:rPr>
+          <w:b/>
+        </w:rPr>
+      </w:pPr>
+      <w:r>
+        <w:rPr>
+          <w:b/>
+        </w:rPr>
+        <w:t>Xem thống kê gian hàng</w:t>
+      </w:r>
+    </w:p>
+    <w:p>
+      <w:pPr>
+        <w:pStyle w:val="ListParagraph"/>
+        <w:ind w:left="0"/>
+        <w:rPr>
+          <w:b/>
+        </w:rPr>
+      </w:pPr>
+      <w:r>
+        <w:rPr>
+          <w:b/>
+        </w:rPr>
+        <w:pict w14:anchorId="20D2FD22">
+          <v:shape id="_x0000_i1044" type="#_x0000_t75" style="width:470pt;height:425.1pt">
+            <v:imagedata r:id="rId22" o:title="stats"/>
+          </v:shape>
+        </w:pict>
+      </w:r>
+    </w:p>
+    <w:p>
+      <w:pPr>
+        <w:pStyle w:val="ListParagraph"/>
+        <w:numPr>
+          <w:ilvl w:val="0"/>
+          <w:numId w:val="23"/>
+        </w:numPr>
+        <w:ind w:left="1843" w:hanging="283"/>
+        <w:rPr>
+          <w:b/>
+        </w:rPr>
+      </w:pPr>
+      <w:r>
+        <w:rPr>
+          <w:b/>
+        </w:rPr>
+        <w:t>Xem danh sách gian hàng</w:t>
+      </w:r>
+    </w:p>
+    <w:p>
+      <w:pPr>
+        <w:pStyle w:val="ListParagraph"/>
+        <w:ind w:left="1843"/>
+        <w:rPr>
+          <w:b/>
+        </w:rPr>
+      </w:pPr>
+    </w:p>
+    <w:p>
+      <w:pPr>
+        <w:pStyle w:val="ListParagraph"/>
+        <w:numPr>
+          <w:ilvl w:val="0"/>
+          <w:numId w:val="23"/>
+        </w:numPr>
+        <w:ind w:left="1843" w:hanging="283"/>
+        <w:rPr>
+          <w:b/>
+        </w:rPr>
+      </w:pPr>
+      <w:r>
+        <w:rPr>
+          <w:b/>
+        </w:rPr>
+        <w:t>Thêm gian hàng</w:t>
+      </w:r>
+    </w:p>
+    <w:p>
+      <w:pPr>
+        <w:pStyle w:val="ListParagraph"/>
+        <w:ind w:left="1843"/>
+        <w:rPr>
+          <w:b/>
+        </w:rPr>
+      </w:pPr>
+    </w:p>
+    <w:p>
+      <w:pPr>
+        <w:pStyle w:val="ListParagraph"/>
+        <w:numPr>
+          <w:ilvl w:val="0"/>
+          <w:numId w:val="23"/>
+        </w:numPr>
+        <w:ind w:left="1843" w:hanging="283"/>
+        <w:rPr>
+          <w:b/>
+        </w:rPr>
+      </w:pPr>
+      <w:r>
+        <w:rPr>
+          <w:b/>
+        </w:rPr>
+        <w:t>Cập nhật gian hàng</w:t>
+      </w:r>
+    </w:p>
+    <w:p>
+      <w:pPr>
+        <w:pStyle w:val="ListParagraph"/>
+        <w:ind w:left="1843"/>
+        <w:rPr>
+          <w:b/>
+        </w:rPr>
+      </w:pPr>
+    </w:p>
+    <w:p>
+      <w:pPr>
+        <w:pStyle w:val="ListParagraph"/>
+        <w:numPr>
+          <w:ilvl w:val="0"/>
+          <w:numId w:val="23"/>
+        </w:numPr>
+        <w:ind w:left="1843" w:hanging="283"/>
+        <w:rPr>
+          <w:b/>
+        </w:rPr>
+      </w:pPr>
+      <w:r>
+        <w:rPr>
+          <w:b/>
+        </w:rPr>
+        <w:t>Xóa gian hàng</w:t>
+      </w:r>
+    </w:p>
+    <w:p>
+      <w:pPr>
+        <w:pStyle w:val="ListParagraph"/>
+        <w:ind w:left="1843"/>
+        <w:rPr>
+          <w:b/>
+        </w:rPr>
+      </w:pPr>
+    </w:p>
+    <w:p>
+      <w:pPr>
+        <w:pStyle w:val="ListParagraph"/>
+        <w:numPr>
+          <w:ilvl w:val="0"/>
+          <w:numId w:val="23"/>
+        </w:numPr>
+        <w:ind w:left="1843" w:hanging="283"/>
+        <w:rPr>
+          <w:b/>
+        </w:rPr>
+      </w:pPr>
+      <w:r>
+        <w:rPr>
+          <w:b/>
+        </w:rPr>
+        <w:t>Xem danh sách khách hàng</w:t>
+      </w:r>
+    </w:p>
+    <w:p>
+      <w:pPr>
+        <w:pStyle w:val="ListParagraph"/>
+        <w:ind w:left="0"/>
+        <w:rPr>
+          <w:b/>
+        </w:rPr>
+      </w:pPr>
+      <w:r>
+        <w:rPr>
+          <w:b/>
+        </w:rPr>
+        <w:pict w14:anchorId="4BBDAD01">
+          <v:shape id="_x0000_i1041" type="#_x0000_t75" style="width:470pt;height:294.9pt">
+            <v:imagedata r:id="rId23" o:title="listCustomer"/>
+          </v:shape>
+        </w:pict>
+      </w:r>
+    </w:p>
+    <w:p>
+      <w:pPr>
+        <w:pStyle w:val="ListParagraph"/>
+        <w:ind w:left="0"/>
+        <w:rPr>
+          <w:b/>
+        </w:rPr>
+      </w:pPr>
+    </w:p>
+    <w:p>
+      <w:pPr>
+        <w:pStyle w:val="ListParagraph"/>
+        <w:ind w:left="0"/>
+        <w:rPr>
+          <w:b/>
+        </w:rPr>
+      </w:pPr>
+    </w:p>
+    <w:p>
+      <w:pPr>
+        <w:pStyle w:val="ListParagraph"/>
+        <w:ind w:left="0"/>
+        <w:rPr>
+          <w:b/>
+        </w:rPr>
+      </w:pPr>
+    </w:p>
+    <w:p>
+      <w:pPr>
+        <w:pStyle w:val="ListParagraph"/>
+        <w:ind w:left="0"/>
+        <w:rPr>
+          <w:b/>
+        </w:rPr>
+      </w:pPr>
+    </w:p>
+    <w:p>
+      <w:pPr>
+        <w:pStyle w:val="ListParagraph"/>
+        <w:ind w:left="0"/>
+        <w:rPr>
+          <w:b/>
+        </w:rPr>
+      </w:pPr>
+    </w:p>
+    <w:p>
+      <w:pPr>
+        <w:pStyle w:val="ListParagraph"/>
+        <w:ind w:left="0"/>
+        <w:rPr>
+          <w:b/>
+        </w:rPr>
+      </w:pPr>
+    </w:p>
+    <w:p>
+      <w:pPr>
+        <w:pStyle w:val="ListParagraph"/>
+        <w:ind w:left="0"/>
+        <w:rPr>
+          <w:b/>
+        </w:rPr>
+      </w:pPr>
+    </w:p>
+    <w:p>
+      <w:pPr>
+        <w:pStyle w:val="ListParagraph"/>
+        <w:ind w:left="0"/>
+        <w:rPr>
+          <w:b/>
+        </w:rPr>
+      </w:pPr>
+    </w:p>
+    <w:p>
+      <w:pPr>
+        <w:pStyle w:val="ListParagraph"/>
+        <w:ind w:left="0"/>
+        <w:rPr>
+          <w:b/>
+        </w:rPr>
+      </w:pPr>
+    </w:p>
+    <w:p>
+      <w:pPr>
+        <w:pStyle w:val="ListParagraph"/>
+        <w:ind w:left="0"/>
+        <w:rPr>
+          <w:b/>
+        </w:rPr>
+      </w:pPr>
+    </w:p>
+    <w:p>
+      <w:pPr>
+        <w:pStyle w:val="ListParagraph"/>
+        <w:numPr>
+          <w:ilvl w:val="0"/>
+          <w:numId w:val="23"/>
+        </w:numPr>
+        <w:ind w:left="1843" w:hanging="283"/>
+        <w:rPr>
+          <w:b/>
+        </w:rPr>
+      </w:pPr>
+      <w:r>
+        <w:rPr>
+          <w:b/>
+        </w:rPr>
+        <w:lastRenderedPageBreak/>
+        <w:t>Thêm khách hàng</w:t>
+      </w:r>
+    </w:p>
+    <w:p>
+      <w:pPr>
+        <w:pStyle w:val="ListParagraph"/>
+        <w:ind w:left="0"/>
+        <w:rPr>
+          <w:b/>
+        </w:rPr>
+      </w:pPr>
+      <w:r>
+        <w:rPr>
+          <w:b/>
+        </w:rPr>
+        <w:pict w14:anchorId="5AC96F5E">
+          <v:shape id="_x0000_i1042" type="#_x0000_t75" style="width:470pt;height:405.5pt">
+            <v:imagedata r:id="rId24" o:title="addCustomer"/>
+          </v:shape>
+        </w:pict>
+      </w:r>
+    </w:p>
+    <w:p>
+      <w:pPr>
+        <w:pStyle w:val="ListParagraph"/>
+        <w:ind w:left="1843"/>
+        <w:rPr>
+          <w:b/>
+        </w:rPr>
+      </w:pPr>
+    </w:p>
+    <w:p>
+      <w:pPr>
+        <w:pStyle w:val="ListParagraph"/>
+        <w:ind w:left="1843"/>
+        <w:rPr>
+          <w:b/>
+        </w:rPr>
+      </w:pPr>
+    </w:p>
+    <w:p>
+      <w:pPr>
+        <w:pStyle w:val="ListParagraph"/>
+        <w:ind w:left="1843"/>
+        <w:rPr>
+          <w:b/>
+        </w:rPr>
+      </w:pPr>
+    </w:p>
+    <w:p>
+      <w:pPr>
+        <w:pStyle w:val="ListParagraph"/>
+        <w:ind w:left="1843"/>
+        <w:rPr>
+          <w:b/>
+        </w:rPr>
+      </w:pPr>
+    </w:p>
+    <w:p>
+      <w:pPr>
+        <w:pStyle w:val="ListParagraph"/>
+        <w:ind w:left="1843"/>
+        <w:rPr>
+          <w:b/>
+        </w:rPr>
+      </w:pPr>
+    </w:p>
+    <w:p>
+      <w:pPr>
+        <w:pStyle w:val="ListParagraph"/>
+        <w:ind w:left="1843"/>
+        <w:rPr>
+          <w:b/>
+        </w:rPr>
+      </w:pPr>
+    </w:p>
+    <w:p>
+      <w:pPr>
+        <w:pStyle w:val="ListParagraph"/>
+        <w:ind w:left="1843"/>
+        <w:rPr>
+          <w:b/>
+        </w:rPr>
+      </w:pPr>
+    </w:p>
+    <w:p>
+      <w:pPr>
+        <w:pStyle w:val="ListParagraph"/>
+        <w:ind w:left="1843"/>
+        <w:rPr>
+          <w:b/>
+        </w:rPr>
+      </w:pPr>
+    </w:p>
+    <w:p>
+      <w:pPr>
+        <w:pStyle w:val="ListParagraph"/>
+        <w:ind w:left="1843"/>
+        <w:rPr>
+          <w:b/>
+        </w:rPr>
+      </w:pPr>
+    </w:p>
+    <w:p>
+      <w:pPr>
+        <w:pStyle w:val="ListParagraph"/>
+        <w:numPr>
+          <w:ilvl w:val="0"/>
+          <w:numId w:val="23"/>
+        </w:numPr>
+        <w:ind w:left="1843" w:hanging="283"/>
+        <w:rPr>
+          <w:b/>
+        </w:rPr>
+      </w:pPr>
+      <w:r>
+        <w:rPr>
+          <w:b/>
+        </w:rPr>
+        <w:lastRenderedPageBreak/>
+        <w:t>Xóa khách hàng</w:t>
+      </w:r>
+    </w:p>
+    <w:p>
+      <w:pPr>
+        <w:pStyle w:val="ListParagraph"/>
+        <w:ind w:left="0"/>
+        <w:rPr>
+          <w:b/>
+        </w:rPr>
+      </w:pPr>
+      <w:r>
+        <w:rPr>
+          <w:b/>
+        </w:rPr>
+        <w:pict w14:anchorId="7904E0BA">
+          <v:shape id="_x0000_i1043" type="#_x0000_t75" style="width:470pt;height:424.5pt">
+            <v:imagedata r:id="rId25" o:title="deleteCustomer"/>
+          </v:shape>
+        </w:pict>
+      </w:r>
+    </w:p>
+    <w:p>
+      <w:pPr>
+        <w:pStyle w:val="ListParagraph"/>
+        <w:ind w:left="1843"/>
+        <w:rPr>
+          <w:b/>
+        </w:rPr>
+      </w:pPr>
+    </w:p>
+    <w:p>
+      <w:pPr>
+        <w:pStyle w:val="ListParagraph"/>
+        <w:ind w:left="1843"/>
+        <w:rPr>
+          <w:b/>
+        </w:rPr>
+      </w:pPr>
+    </w:p>
+    <w:p>
+      <w:pPr>
+        <w:pStyle w:val="ListParagraph"/>
+        <w:ind w:left="1843"/>
+        <w:rPr>
+          <w:b/>
+        </w:rPr>
+      </w:pPr>
+    </w:p>
+    <w:p>
+      <w:pPr>
+        <w:pStyle w:val="ListParagraph"/>
+        <w:ind w:left="1843"/>
+        <w:rPr>
+          <w:b/>
+        </w:rPr>
+      </w:pPr>
+    </w:p>
+    <w:p>
+      <w:pPr>
+        <w:pStyle w:val="ListParagraph"/>
+        <w:ind w:left="1843"/>
+        <w:rPr>
+          <w:b/>
+        </w:rPr>
+      </w:pPr>
+    </w:p>
+    <w:p>
+      <w:pPr>
+        <w:pStyle w:val="ListParagraph"/>
+        <w:ind w:left="1843"/>
+        <w:rPr>
+          <w:b/>
+        </w:rPr>
+      </w:pPr>
+    </w:p>
+    <w:p>
+      <w:pPr>
+        <w:pStyle w:val="ListParagraph"/>
+        <w:ind w:left="1843"/>
+        <w:rPr>
+          <w:b/>
+        </w:rPr>
+      </w:pPr>
+    </w:p>
+    <w:p>
+      <w:pPr>
+        <w:pStyle w:val="ListParagraph"/>
+        <w:ind w:left="1843"/>
+        <w:rPr>
+          <w:b/>
+        </w:rPr>
+      </w:pPr>
+      <w:bookmarkStart w:id="24" w:name="_GoBack"/>
+      <w:bookmarkEnd w:id="24"/>
     </w:p>
     <w:p>
       <w:pPr>
@@ -3069,15 +3838,16 @@
         <w:rPr>
           <w:b/>
         </w:rPr>
-        <w:t>Web admin</w:t>
-      </w:r>
-    </w:p>
-    <w:p>
-      <w:pPr>
-        <w:pStyle w:val="ListParagraph"/>
-        <w:numPr>
-          <w:ilvl w:val="0"/>
-          <w:numId w:val="23"/>
+        <w:lastRenderedPageBreak/>
+        <w:t>Web client</w:t>
+      </w:r>
+    </w:p>
+    <w:p>
+      <w:pPr>
+        <w:pStyle w:val="ListParagraph"/>
+        <w:numPr>
+          <w:ilvl w:val="0"/>
+          <w:numId w:val="24"/>
         </w:numPr>
         <w:ind w:left="1843" w:hanging="283"/>
         <w:rPr>
@@ -3094,9 +3864,28 @@
     <w:p>
       <w:pPr>
         <w:pStyle w:val="ListParagraph"/>
-        <w:numPr>
-          <w:ilvl w:val="0"/>
-          <w:numId w:val="23"/>
+        <w:ind w:left="0"/>
+        <w:rPr>
+          <w:b/>
+        </w:rPr>
+      </w:pPr>
+      <w:r>
+        <w:rPr>
+          <w:b/>
+        </w:rPr>
+        <w:pict w14:anchorId="59225E69">
+          <v:shape id="_x0000_i1035" type="#_x0000_t75" style="width:469.45pt;height:239.05pt">
+            <v:imagedata r:id="rId26" o:title="dangNhap"/>
+          </v:shape>
+        </w:pict>
+      </w:r>
+    </w:p>
+    <w:p>
+      <w:pPr>
+        <w:pStyle w:val="ListParagraph"/>
+        <w:numPr>
+          <w:ilvl w:val="0"/>
+          <w:numId w:val="24"/>
         </w:numPr>
         <w:ind w:left="1843" w:hanging="283"/>
         <w:rPr>
@@ -3107,15 +3896,90 @@
         <w:rPr>
           <w:b/>
         </w:rPr>
+        <w:t>Đăng ký</w:t>
+      </w:r>
+    </w:p>
+    <w:p>
+      <w:pPr>
+        <w:pStyle w:val="ListParagraph"/>
+        <w:ind w:left="0"/>
+        <w:rPr>
+          <w:b/>
+        </w:rPr>
+      </w:pPr>
+      <w:r>
+        <w:rPr>
+          <w:b/>
+        </w:rPr>
+        <w:pict w14:anchorId="53D98AAC">
+          <v:shape id="_x0000_i1036" type="#_x0000_t75" style="width:469.45pt;height:263.25pt">
+            <v:imagedata r:id="rId27" o:title="register"/>
+          </v:shape>
+        </w:pict>
+      </w:r>
+    </w:p>
+    <w:p>
+      <w:pPr>
+        <w:pStyle w:val="ListParagraph"/>
+        <w:ind w:left="0"/>
+        <w:rPr>
+          <w:b/>
+        </w:rPr>
+      </w:pPr>
+    </w:p>
+    <w:p>
+      <w:pPr>
+        <w:pStyle w:val="ListParagraph"/>
+        <w:ind w:left="0"/>
+        <w:rPr>
+          <w:b/>
+        </w:rPr>
+      </w:pPr>
+    </w:p>
+    <w:p>
+      <w:pPr>
+        <w:pStyle w:val="ListParagraph"/>
+        <w:ind w:left="0"/>
+        <w:rPr>
+          <w:b/>
+        </w:rPr>
+      </w:pPr>
+    </w:p>
+    <w:p>
+      <w:pPr>
+        <w:pStyle w:val="ListParagraph"/>
+        <w:numPr>
+          <w:ilvl w:val="0"/>
+          <w:numId w:val="24"/>
+        </w:numPr>
+        <w:ind w:left="1843" w:hanging="283"/>
+        <w:rPr>
+          <w:b/>
+        </w:rPr>
+      </w:pPr>
+      <w:r>
+        <w:rPr>
+          <w:b/>
+        </w:rPr>
+        <w:lastRenderedPageBreak/>
         <w:t>Xem thống kê gian hàng</w:t>
       </w:r>
     </w:p>
     <w:p>
       <w:pPr>
         <w:pStyle w:val="ListParagraph"/>
-        <w:numPr>
-          <w:ilvl w:val="0"/>
-          <w:numId w:val="23"/>
+        <w:ind w:left="1843"/>
+        <w:rPr>
+          <w:b/>
+        </w:rPr>
+      </w:pPr>
+    </w:p>
+    <w:p>
+      <w:pPr>
+        <w:pStyle w:val="ListParagraph"/>
+        <w:numPr>
+          <w:ilvl w:val="0"/>
+          <w:numId w:val="24"/>
         </w:numPr>
         <w:ind w:left="1843" w:hanging="283"/>
         <w:rPr>
@@ -3132,9 +3996,28 @@
     <w:p>
       <w:pPr>
         <w:pStyle w:val="ListParagraph"/>
-        <w:numPr>
-          <w:ilvl w:val="0"/>
-          <w:numId w:val="23"/>
+        <w:ind w:left="0"/>
+        <w:rPr>
+          <w:b/>
+        </w:rPr>
+      </w:pPr>
+      <w:r>
+        <w:rPr>
+          <w:b/>
+        </w:rPr>
+        <w:pict w14:anchorId="1BC161A7">
+          <v:shape id="_x0000_i1037" type="#_x0000_t75" style="width:470pt;height:181.45pt">
+            <v:imagedata r:id="rId28" o:title="listWeb"/>
+          </v:shape>
+        </w:pict>
+      </w:r>
+    </w:p>
+    <w:p>
+      <w:pPr>
+        <w:pStyle w:val="ListParagraph"/>
+        <w:numPr>
+          <w:ilvl w:val="0"/>
+          <w:numId w:val="24"/>
         </w:numPr>
         <w:ind w:left="1843" w:hanging="283"/>
         <w:rPr>
@@ -3151,9 +4034,46 @@
     <w:p>
       <w:pPr>
         <w:pStyle w:val="ListParagraph"/>
-        <w:numPr>
-          <w:ilvl w:val="0"/>
-          <w:numId w:val="23"/>
+        <w:ind w:left="0"/>
+        <w:rPr>
+          <w:b/>
+        </w:rPr>
+      </w:pPr>
+      <w:r>
+        <w:rPr>
+          <w:b/>
+        </w:rPr>
+        <w:pict w14:anchorId="5E0C1007">
+          <v:shape id="_x0000_i1038" type="#_x0000_t75" style="width:470pt;height:330.6pt">
+            <v:imagedata r:id="rId29" o:title="addPOI"/>
+          </v:shape>
+        </w:pict>
+      </w:r>
+    </w:p>
+    <w:p>
+      <w:pPr>
+        <w:pStyle w:val="ListParagraph"/>
+        <w:ind w:left="0"/>
+        <w:rPr>
+          <w:b/>
+        </w:rPr>
+      </w:pPr>
+    </w:p>
+    <w:p>
+      <w:pPr>
+        <w:pStyle w:val="ListParagraph"/>
+        <w:ind w:left="0"/>
+        <w:rPr>
+          <w:b/>
+        </w:rPr>
+      </w:pPr>
+    </w:p>
+    <w:p>
+      <w:pPr>
+        <w:pStyle w:val="ListParagraph"/>
+        <w:numPr>
+          <w:ilvl w:val="0"/>
+          <w:numId w:val="24"/>
         </w:numPr>
         <w:ind w:left="1843" w:hanging="283"/>
         <w:rPr>
@@ -3164,15 +4084,35 @@
         <w:rPr>
           <w:b/>
         </w:rPr>
+        <w:lastRenderedPageBreak/>
         <w:t>Cập nhật gian hàng</w:t>
       </w:r>
     </w:p>
     <w:p>
       <w:pPr>
         <w:pStyle w:val="ListParagraph"/>
-        <w:numPr>
-          <w:ilvl w:val="0"/>
-          <w:numId w:val="23"/>
+        <w:ind w:left="0"/>
+        <w:rPr>
+          <w:b/>
+        </w:rPr>
+      </w:pPr>
+      <w:r>
+        <w:rPr>
+          <w:b/>
+        </w:rPr>
+        <w:pict w14:anchorId="161E3EF4">
+          <v:shape id="_x0000_i1039" type="#_x0000_t75" style="width:470pt;height:365.2pt">
+            <v:imagedata r:id="rId30" o:title="updatePOI"/>
+          </v:shape>
+        </w:pict>
+      </w:r>
+    </w:p>
+    <w:p>
+      <w:pPr>
+        <w:pStyle w:val="ListParagraph"/>
+        <w:numPr>
+          <w:ilvl w:val="0"/>
+          <w:numId w:val="24"/>
         </w:numPr>
         <w:ind w:left="1843" w:hanging="283"/>
         <w:rPr>
@@ -3189,625 +4129,21 @@
     <w:p>
       <w:pPr>
         <w:pStyle w:val="ListParagraph"/>
-        <w:numPr>
-          <w:ilvl w:val="0"/>
-          <w:numId w:val="23"/>
-        </w:numPr>
-        <w:ind w:left="1843" w:hanging="283"/>
-        <w:rPr>
-          <w:b/>
-        </w:rPr>
-      </w:pPr>
-      <w:r>
-        <w:rPr>
-          <w:b/>
-        </w:rPr>
-        <w:t>Xem danh sách khách hàng</w:t>
-      </w:r>
-    </w:p>
-    <w:p>
-      <w:pPr>
-        <w:pStyle w:val="ListParagraph"/>
-        <w:numPr>
-          <w:ilvl w:val="0"/>
-          <w:numId w:val="23"/>
-        </w:numPr>
-        <w:ind w:left="1843" w:hanging="283"/>
-        <w:rPr>
-          <w:b/>
-        </w:rPr>
-      </w:pPr>
-      <w:r>
-        <w:rPr>
-          <w:b/>
-        </w:rPr>
-        <w:t>Thêm khách hàng</w:t>
-      </w:r>
-    </w:p>
-    <w:p>
-      <w:pPr>
-        <w:pStyle w:val="ListParagraph"/>
-        <w:numPr>
-          <w:ilvl w:val="0"/>
-          <w:numId w:val="23"/>
-        </w:numPr>
-        <w:ind w:left="1843" w:hanging="283"/>
-        <w:rPr>
-          <w:b/>
-        </w:rPr>
-      </w:pPr>
-      <w:r>
-        <w:rPr>
-          <w:b/>
-        </w:rPr>
-        <w:t>Cập nhật khách hàng</w:t>
-      </w:r>
-    </w:p>
-    <w:p>
-      <w:pPr>
-        <w:pStyle w:val="ListParagraph"/>
-        <w:numPr>
-          <w:ilvl w:val="0"/>
-          <w:numId w:val="23"/>
-        </w:numPr>
-        <w:ind w:left="1843" w:hanging="283"/>
-        <w:rPr>
-          <w:b/>
-        </w:rPr>
-      </w:pPr>
-      <w:r>
-        <w:rPr>
-          <w:b/>
-        </w:rPr>
-        <w:t>Xóa khách hàng</w:t>
-      </w:r>
-    </w:p>
-    <w:p>
-      <w:pPr>
-        <w:pStyle w:val="ListParagraph"/>
-        <w:numPr>
-          <w:ilvl w:val="0"/>
-          <w:numId w:val="8"/>
-        </w:numPr>
-        <w:ind w:left="1560" w:hanging="284"/>
-        <w:rPr>
-          <w:b/>
-        </w:rPr>
-      </w:pPr>
-      <w:r>
-        <w:rPr>
-          <w:b/>
-        </w:rPr>
-        <w:t>Web client</w:t>
-      </w:r>
-    </w:p>
-    <w:p>
-      <w:pPr>
-        <w:pStyle w:val="ListParagraph"/>
-        <w:numPr>
-          <w:ilvl w:val="0"/>
-          <w:numId w:val="24"/>
-        </w:numPr>
-        <w:ind w:left="1843" w:hanging="283"/>
-        <w:rPr>
-          <w:b/>
-        </w:rPr>
-      </w:pPr>
-      <w:r>
-        <w:rPr>
-          <w:b/>
-        </w:rPr>
-        <w:t>Đăng nhập</w:t>
-      </w:r>
-    </w:p>
-    <w:p>
-      <w:pPr>
-        <w:pStyle w:val="ListParagraph"/>
-        <w:numPr>
-          <w:ilvl w:val="0"/>
-          <w:numId w:val="24"/>
-        </w:numPr>
-        <w:ind w:left="1843" w:hanging="283"/>
-        <w:rPr>
-          <w:b/>
-        </w:rPr>
-      </w:pPr>
-      <w:r>
-        <w:rPr>
-          <w:b/>
-        </w:rPr>
-        <w:t>Đăng ký</w:t>
-      </w:r>
-    </w:p>
-    <w:p>
-      <w:pPr>
-        <w:pStyle w:val="ListParagraph"/>
-        <w:numPr>
-          <w:ilvl w:val="0"/>
-          <w:numId w:val="24"/>
-        </w:numPr>
-        <w:ind w:left="1843" w:hanging="283"/>
-        <w:rPr>
-          <w:b/>
-        </w:rPr>
-      </w:pPr>
-      <w:r>
-        <w:rPr>
-          <w:b/>
-        </w:rPr>
-        <w:t>Xem thống kê gian hàng</w:t>
-      </w:r>
-    </w:p>
-    <w:p>
-      <w:pPr>
-        <w:pStyle w:val="ListParagraph"/>
-        <w:numPr>
-          <w:ilvl w:val="0"/>
-          <w:numId w:val="24"/>
-        </w:numPr>
-        <w:ind w:left="1843" w:hanging="283"/>
-        <w:rPr>
-          <w:b/>
-        </w:rPr>
-      </w:pPr>
-      <w:r>
-        <w:rPr>
-          <w:b/>
-        </w:rPr>
-        <w:t>Xem danh sách gian hàng</w:t>
-      </w:r>
-    </w:p>
-    <w:p>
-      <w:pPr>
-        <w:pStyle w:val="ListParagraph"/>
-        <w:numPr>
-          <w:ilvl w:val="0"/>
-          <w:numId w:val="24"/>
-        </w:numPr>
-        <w:ind w:left="1843" w:hanging="283"/>
-        <w:rPr>
-          <w:b/>
-        </w:rPr>
-      </w:pPr>
-      <w:r>
-        <w:rPr>
-          <w:b/>
-        </w:rPr>
-        <w:t>Thêm gian hàng</w:t>
-      </w:r>
-    </w:p>
-    <w:p>
-      <w:pPr>
-        <w:pStyle w:val="ListParagraph"/>
-        <w:numPr>
-          <w:ilvl w:val="0"/>
-          <w:numId w:val="24"/>
-        </w:numPr>
-        <w:ind w:left="1843" w:hanging="283"/>
-        <w:rPr>
-          <w:b/>
-        </w:rPr>
-      </w:pPr>
-      <w:r>
-        <w:rPr>
-          <w:b/>
-        </w:rPr>
-        <w:t>Cập nhật gian hàng</w:t>
-      </w:r>
-    </w:p>
-    <w:p>
-      <w:pPr>
-        <w:pStyle w:val="ListParagraph"/>
-        <w:numPr>
-          <w:ilvl w:val="0"/>
-          <w:numId w:val="24"/>
-        </w:numPr>
-        <w:ind w:left="1843" w:hanging="283"/>
-        <w:rPr>
-          <w:b/>
-        </w:rPr>
-      </w:pPr>
-      <w:r>
-        <w:rPr>
-          <w:b/>
-        </w:rPr>
-        <w:t>Xóa gian hàng</w:t>
-      </w:r>
-    </w:p>
-    <w:p>
-      <w:pPr>
-        <w:pStyle w:val="ListParagraph"/>
-        <w:numPr>
-          <w:ilvl w:val="0"/>
-          <w:numId w:val="24"/>
-        </w:numPr>
-        <w:ind w:left="1843" w:hanging="283"/>
-        <w:rPr>
-          <w:b/>
-        </w:rPr>
-      </w:pPr>
-      <w:r>
-        <w:rPr>
-          <w:b/>
-        </w:rPr>
-        <w:lastRenderedPageBreak/>
-        <w:t>Cập nhật tài khoản</w:t>
-      </w:r>
-    </w:p>
-    <w:p/>
-    <w:p>
-      <w:pPr>
-        <w:rPr>
-          <w:b/>
-          <w:bCs/>
-        </w:rPr>
-      </w:pPr>
-      <w:r>
-        <w:rPr>
-          <w:b/>
-          <w:bCs/>
-        </w:rPr>
-        <w:t>HomePage</w:t>
-      </w:r>
-    </w:p>
-    <w:p>
-      <w:pPr>
-        <w:rPr>
-          <w:b/>
-          <w:bCs/>
-        </w:rPr>
-      </w:pPr>
-      <w:r>
-        <w:rPr>
-          <w:b/>
-          <w:bCs/>
-          <w:noProof/>
-        </w:rPr>
-        <w:drawing>
-          <wp:inline distT="0" distB="0" distL="0" distR="0" wp14:anchorId="7723EC11" wp14:editId="36D18824">
-            <wp:extent cx="4381500" cy="3593715"/>
-            <wp:effectExtent l="0" t="0" r="0" b="6985"/>
-            <wp:docPr id="613872671" name="Picture 1"/>
-            <wp:cNvGraphicFramePr>
-              <a:graphicFrameLocks xmlns:a="http://schemas.openxmlformats.org/drawingml/2006/main" noChangeAspect="1"/>
-            </wp:cNvGraphicFramePr>
-            <a:graphic xmlns:a="http://schemas.openxmlformats.org/drawingml/2006/main">
-              <a:graphicData uri="http://schemas.openxmlformats.org/drawingml/2006/picture">
-                <pic:pic xmlns:pic="http://schemas.openxmlformats.org/drawingml/2006/picture">
-                  <pic:nvPicPr>
-                    <pic:cNvPr id="613872671" name=""/>
-                    <pic:cNvPicPr/>
-                  </pic:nvPicPr>
-                  <pic:blipFill>
-                    <a:blip r:embed="rId16"/>
-                    <a:stretch>
-                      <a:fillRect/>
-                    </a:stretch>
-                  </pic:blipFill>
-                  <pic:spPr>
-                    <a:xfrm>
-                      <a:off x="0" y="0"/>
-                      <a:ext cx="4399710" cy="3608651"/>
-                    </a:xfrm>
-                    <a:prstGeom prst="rect">
-                      <a:avLst/>
-                    </a:prstGeom>
-                  </pic:spPr>
-                </pic:pic>
-              </a:graphicData>
-            </a:graphic>
-          </wp:inline>
-        </w:drawing>
-      </w:r>
-    </w:p>
-    <w:p>
-      <w:pPr>
-        <w:rPr>
-          <w:b/>
-          <w:bCs/>
-        </w:rPr>
-      </w:pPr>
-    </w:p>
-    <w:p>
-      <w:pPr>
-        <w:rPr>
-          <w:b/>
-          <w:bCs/>
-        </w:rPr>
-      </w:pPr>
-    </w:p>
-    <w:p>
-      <w:pPr>
-        <w:rPr>
-          <w:b/>
-          <w:bCs/>
-        </w:rPr>
-      </w:pPr>
-    </w:p>
-    <w:p>
-      <w:pPr>
-        <w:rPr>
-          <w:b/>
-          <w:bCs/>
-        </w:rPr>
-      </w:pPr>
-      <w:r>
-        <w:rPr>
-          <w:b/>
-          <w:bCs/>
-        </w:rPr>
-        <w:t>LanguagePage</w:t>
-      </w:r>
-    </w:p>
-    <w:p>
-      <w:pPr>
-        <w:rPr>
-          <w:b/>
-          <w:bCs/>
-        </w:rPr>
-      </w:pPr>
-      <w:r>
-        <w:rPr>
-          <w:b/>
-          <w:bCs/>
-          <w:noProof/>
-        </w:rPr>
-        <w:lastRenderedPageBreak/>
-        <w:drawing>
-          <wp:inline distT="0" distB="0" distL="0" distR="0" wp14:anchorId="53B661CD" wp14:editId="67B05D4C">
-            <wp:extent cx="5972175" cy="2658745"/>
-            <wp:effectExtent l="0" t="0" r="9525" b="8255"/>
-            <wp:docPr id="1453062250" name="Picture 1"/>
-            <wp:cNvGraphicFramePr>
-              <a:graphicFrameLocks xmlns:a="http://schemas.openxmlformats.org/drawingml/2006/main" noChangeAspect="1"/>
-            </wp:cNvGraphicFramePr>
-            <a:graphic xmlns:a="http://schemas.openxmlformats.org/drawingml/2006/main">
-              <a:graphicData uri="http://schemas.openxmlformats.org/drawingml/2006/picture">
-                <pic:pic xmlns:pic="http://schemas.openxmlformats.org/drawingml/2006/picture">
-                  <pic:nvPicPr>
-                    <pic:cNvPr id="1453062250" name=""/>
-                    <pic:cNvPicPr/>
-                  </pic:nvPicPr>
-                  <pic:blipFill>
-                    <a:blip r:embed="rId17"/>
-                    <a:stretch>
-                      <a:fillRect/>
-                    </a:stretch>
-                  </pic:blipFill>
-                  <pic:spPr>
-                    <a:xfrm>
-                      <a:off x="0" y="0"/>
-                      <a:ext cx="5972175" cy="2658745"/>
-                    </a:xfrm>
-                    <a:prstGeom prst="rect">
-                      <a:avLst/>
-                    </a:prstGeom>
-                  </pic:spPr>
-                </pic:pic>
-              </a:graphicData>
-            </a:graphic>
-          </wp:inline>
-        </w:drawing>
-      </w:r>
-    </w:p>
-    <w:p>
-      <w:pPr>
-        <w:pStyle w:val="Heading2"/>
-        <w:numPr>
-          <w:ilvl w:val="0"/>
-          <w:numId w:val="0"/>
-        </w:numPr>
-        <w:ind w:left="720"/>
-      </w:pPr>
-      <w:r>
-        <w:lastRenderedPageBreak/>
-        <w:t>PoiListPage</w:t>
-      </w:r>
-    </w:p>
-    <w:p>
-      <w:pPr>
-        <w:pStyle w:val="Heading2"/>
-        <w:numPr>
-          <w:ilvl w:val="0"/>
-          <w:numId w:val="0"/>
-        </w:numPr>
-        <w:ind w:left="720"/>
-      </w:pPr>
-      <w:r>
-        <w:rPr>
-          <w:noProof/>
-        </w:rPr>
-        <w:drawing>
-          <wp:inline distT="0" distB="0" distL="0" distR="0" wp14:anchorId="086D9BA3" wp14:editId="196C0E1A">
-            <wp:extent cx="5972175" cy="6882765"/>
-            <wp:effectExtent l="0" t="0" r="9525" b="0"/>
-            <wp:docPr id="918225158" name="Picture 1"/>
-            <wp:cNvGraphicFramePr>
-              <a:graphicFrameLocks xmlns:a="http://schemas.openxmlformats.org/drawingml/2006/main" noChangeAspect="1"/>
-            </wp:cNvGraphicFramePr>
-            <a:graphic xmlns:a="http://schemas.openxmlformats.org/drawingml/2006/main">
-              <a:graphicData uri="http://schemas.openxmlformats.org/drawingml/2006/picture">
-                <pic:pic xmlns:pic="http://schemas.openxmlformats.org/drawingml/2006/picture">
-                  <pic:nvPicPr>
-                    <pic:cNvPr id="918225158" name=""/>
-                    <pic:cNvPicPr/>
-                  </pic:nvPicPr>
-                  <pic:blipFill>
-                    <a:blip r:embed="rId18"/>
-                    <a:stretch>
-                      <a:fillRect/>
-                    </a:stretch>
-                  </pic:blipFill>
-                  <pic:spPr>
-                    <a:xfrm>
-                      <a:off x="0" y="0"/>
-                      <a:ext cx="5972175" cy="6882765"/>
-                    </a:xfrm>
-                    <a:prstGeom prst="rect">
-                      <a:avLst/>
-                    </a:prstGeom>
-                  </pic:spPr>
-                </pic:pic>
-              </a:graphicData>
-            </a:graphic>
-          </wp:inline>
-        </w:drawing>
-      </w:r>
-    </w:p>
-    <w:p>
-      <w:pPr>
-        <w:pStyle w:val="Heading2"/>
-        <w:numPr>
-          <w:ilvl w:val="0"/>
-          <w:numId w:val="0"/>
-        </w:numPr>
-        <w:ind w:left="720"/>
-      </w:pPr>
-    </w:p>
-    <w:p>
-      <w:pPr>
-        <w:pStyle w:val="Heading2"/>
-        <w:numPr>
-          <w:ilvl w:val="0"/>
-          <w:numId w:val="0"/>
-        </w:numPr>
-        <w:ind w:left="720"/>
-      </w:pPr>
-    </w:p>
-    <w:p/>
-    <w:p>
-      <w:pPr>
-        <w:pStyle w:val="Heading2"/>
-        <w:numPr>
-          <w:ilvl w:val="0"/>
-          <w:numId w:val="0"/>
-        </w:numPr>
-        <w:ind w:left="720"/>
-      </w:pPr>
-      <w:r>
-        <w:lastRenderedPageBreak/>
-        <w:t>PoiDetailPage</w:t>
-      </w:r>
-    </w:p>
-    <w:p>
-      <w:r>
-        <w:rPr>
-          <w:noProof/>
-        </w:rPr>
-        <w:drawing>
-          <wp:inline distT="0" distB="0" distL="0" distR="0" wp14:anchorId="457FE828" wp14:editId="5D4C7F1B">
-            <wp:extent cx="5972175" cy="7130415"/>
-            <wp:effectExtent l="0" t="0" r="9525" b="0"/>
-            <wp:docPr id="1947564658" name="Picture 1"/>
-            <wp:cNvGraphicFramePr>
-              <a:graphicFrameLocks xmlns:a="http://schemas.openxmlformats.org/drawingml/2006/main" noChangeAspect="1"/>
-            </wp:cNvGraphicFramePr>
-            <a:graphic xmlns:a="http://schemas.openxmlformats.org/drawingml/2006/main">
-              <a:graphicData uri="http://schemas.openxmlformats.org/drawingml/2006/picture">
-                <pic:pic xmlns:pic="http://schemas.openxmlformats.org/drawingml/2006/picture">
-                  <pic:nvPicPr>
-                    <pic:cNvPr id="1947564658" name=""/>
-                    <pic:cNvPicPr/>
-                  </pic:nvPicPr>
-                  <pic:blipFill>
-                    <a:blip r:embed="rId19"/>
-                    <a:stretch>
-                      <a:fillRect/>
-                    </a:stretch>
-                  </pic:blipFill>
-                  <pic:spPr>
-                    <a:xfrm>
-                      <a:off x="0" y="0"/>
-                      <a:ext cx="5972175" cy="7130415"/>
-                    </a:xfrm>
-                    <a:prstGeom prst="rect">
-                      <a:avLst/>
-                    </a:prstGeom>
-                  </pic:spPr>
-                </pic:pic>
-              </a:graphicData>
-            </a:graphic>
-          </wp:inline>
-        </w:drawing>
-      </w:r>
-    </w:p>
-    <w:p>
-      <w:pPr>
-        <w:pStyle w:val="Heading2"/>
-        <w:numPr>
-          <w:ilvl w:val="0"/>
-          <w:numId w:val="0"/>
-        </w:numPr>
-        <w:ind w:left="720"/>
-      </w:pPr>
-      <w:r>
-        <w:lastRenderedPageBreak/>
-        <w:br/>
-      </w:r>
-      <w:r>
-        <w:t>QR Code</w:t>
-      </w:r>
-    </w:p>
-    <w:p>
-      <w:r>
-        <w:rPr>
-          <w:noProof/>
-        </w:rPr>
-        <w:drawing>
-          <wp:inline distT="0" distB="0" distL="0" distR="0" wp14:anchorId="152942B3" wp14:editId="17C2ADD8">
-            <wp:extent cx="5972175" cy="6166485"/>
-            <wp:effectExtent l="0" t="0" r="9525" b="5715"/>
-            <wp:docPr id="666345320" name="Picture 1"/>
-            <wp:cNvGraphicFramePr>
-              <a:graphicFrameLocks xmlns:a="http://schemas.openxmlformats.org/drawingml/2006/main" noChangeAspect="1"/>
-            </wp:cNvGraphicFramePr>
-            <a:graphic xmlns:a="http://schemas.openxmlformats.org/drawingml/2006/main">
-              <a:graphicData uri="http://schemas.openxmlformats.org/drawingml/2006/picture">
-                <pic:pic xmlns:pic="http://schemas.openxmlformats.org/drawingml/2006/picture">
-                  <pic:nvPicPr>
-                    <pic:cNvPr id="666345320" name=""/>
-                    <pic:cNvPicPr/>
-                  </pic:nvPicPr>
-                  <pic:blipFill>
-                    <a:blip r:embed="rId20"/>
-                    <a:stretch>
-                      <a:fillRect/>
-                    </a:stretch>
-                  </pic:blipFill>
-                  <pic:spPr>
-                    <a:xfrm>
-                      <a:off x="0" y="0"/>
-                      <a:ext cx="5972175" cy="6166485"/>
-                    </a:xfrm>
-                    <a:prstGeom prst="rect">
-                      <a:avLst/>
-                    </a:prstGeom>
-                  </pic:spPr>
-                </pic:pic>
-              </a:graphicData>
-            </a:graphic>
-          </wp:inline>
-        </w:drawing>
-      </w:r>
-    </w:p>
-    <w:p>
-      <w:pPr>
-        <w:jc w:val="both"/>
-      </w:pPr>
-      <w:r>
-        <w:br w:type="page"/>
-      </w:r>
-    </w:p>
-    <w:p>
-      <w:pPr>
-        <w:jc w:val="both"/>
-      </w:pPr>
-    </w:p>
-    <w:p>
-      <w:pPr>
-        <w:pStyle w:val="ListParagraph"/>
-        <w:jc w:val="both"/>
-      </w:pPr>
+        <w:ind w:left="0"/>
+        <w:rPr>
+          <w:b/>
+        </w:rPr>
+      </w:pPr>
+      <w:r>
+        <w:rPr>
+          <w:b/>
+        </w:rPr>
+        <w:pict w14:anchorId="7DB3FB85">
+          <v:shape id="_x0000_i1040" type="#_x0000_t75" style="width:469.45pt;height:164.15pt">
+            <v:imagedata r:id="rId31" o:title="deletePOI"/>
+          </v:shape>
+        </w:pict>
+      </w:r>
     </w:p>
     <w:sectPr>
       <w:pgSz w:w="12240" w:h="15840"/>
@@ -4048,6 +4384,119 @@
     </w:lvl>
   </w:abstractNum>
   <w:abstractNum w:abstractNumId="2">
+    <w:nsid w:val="0AD2507E"/>
+    <w:multiLevelType w:val="hybridMultilevel"/>
+    <w:tmpl w:val="6CE28796"/>
+    <w:lvl w:ilvl="0" w:tplc="0409000B">
+      <w:start w:val="1"/>
+      <w:numFmt w:val="bullet"/>
+      <w:lvlText w:val=""/>
+      <w:lvlJc w:val="left"/>
+      <w:pPr>
+        <w:ind w:left="720" w:hanging="360"/>
+      </w:pPr>
+      <w:rPr>
+        <w:rFonts w:ascii="Wingdings" w:hAnsi="Wingdings" w:hint="default"/>
+      </w:rPr>
+    </w:lvl>
+    <w:lvl w:ilvl="1" w:tplc="04090003" w:tentative="1">
+      <w:start w:val="1"/>
+      <w:numFmt w:val="bullet"/>
+      <w:lvlText w:val="o"/>
+      <w:lvlJc w:val="left"/>
+      <w:pPr>
+        <w:ind w:left="1440" w:hanging="360"/>
+      </w:pPr>
+      <w:rPr>
+        <w:rFonts w:ascii="Courier New" w:hAnsi="Courier New" w:cs="Courier New" w:hint="default"/>
+      </w:rPr>
+    </w:lvl>
+    <w:lvl w:ilvl="2" w:tplc="04090005" w:tentative="1">
+      <w:start w:val="1"/>
+      <w:numFmt w:val="bullet"/>
+      <w:lvlText w:val=""/>
+      <w:lvlJc w:val="left"/>
+      <w:pPr>
+        <w:ind w:left="2160" w:hanging="360"/>
+      </w:pPr>
+      <w:rPr>
+        <w:rFonts w:ascii="Wingdings" w:hAnsi="Wingdings" w:hint="default"/>
+      </w:rPr>
+    </w:lvl>
+    <w:lvl w:ilvl="3" w:tplc="04090001" w:tentative="1">
+      <w:start w:val="1"/>
+      <w:numFmt w:val="bullet"/>
+      <w:lvlText w:val=""/>
+      <w:lvlJc w:val="left"/>
+      <w:pPr>
+        <w:ind w:left="2880" w:hanging="360"/>
+      </w:pPr>
+      <w:rPr>
+        <w:rFonts w:ascii="Symbol" w:hAnsi="Symbol" w:hint="default"/>
+      </w:rPr>
+    </w:lvl>
+    <w:lvl w:ilvl="4" w:tplc="04090003" w:tentative="1">
+      <w:start w:val="1"/>
+      <w:numFmt w:val="bullet"/>
+      <w:lvlText w:val="o"/>
+      <w:lvlJc w:val="left"/>
+      <w:pPr>
+        <w:ind w:left="3600" w:hanging="360"/>
+      </w:pPr>
+      <w:rPr>
+        <w:rFonts w:ascii="Courier New" w:hAnsi="Courier New" w:cs="Courier New" w:hint="default"/>
+      </w:rPr>
+    </w:lvl>
+    <w:lvl w:ilvl="5" w:tplc="04090005" w:tentative="1">
+      <w:start w:val="1"/>
+      <w:numFmt w:val="bullet"/>
+      <w:lvlText w:val=""/>
+      <w:lvlJc w:val="left"/>
+      <w:pPr>
+        <w:ind w:left="4320" w:hanging="360"/>
+      </w:pPr>
+      <w:rPr>
+        <w:rFonts w:ascii="Wingdings" w:hAnsi="Wingdings" w:hint="default"/>
+      </w:rPr>
+    </w:lvl>
+    <w:lvl w:ilvl="6" w:tplc="04090001" w:tentative="1">
+      <w:start w:val="1"/>
+      <w:numFmt w:val="bullet"/>
+      <w:lvlText w:val=""/>
+      <w:lvlJc w:val="left"/>
+      <w:pPr>
+        <w:ind w:left="5040" w:hanging="360"/>
+      </w:pPr>
+      <w:rPr>
+        <w:rFonts w:ascii="Symbol" w:hAnsi="Symbol" w:hint="default"/>
+      </w:rPr>
+    </w:lvl>
+    <w:lvl w:ilvl="7" w:tplc="04090003" w:tentative="1">
+      <w:start w:val="1"/>
+      <w:numFmt w:val="bullet"/>
+      <w:lvlText w:val="o"/>
+      <w:lvlJc w:val="left"/>
+      <w:pPr>
+        <w:ind w:left="5760" w:hanging="360"/>
+      </w:pPr>
+      <w:rPr>
+        <w:rFonts w:ascii="Courier New" w:hAnsi="Courier New" w:cs="Courier New" w:hint="default"/>
+      </w:rPr>
+    </w:lvl>
+    <w:lvl w:ilvl="8" w:tplc="04090005" w:tentative="1">
+      <w:start w:val="1"/>
+      <w:numFmt w:val="bullet"/>
+      <w:lvlText w:val=""/>
+      <w:lvlJc w:val="left"/>
+      <w:pPr>
+        <w:ind w:left="6480" w:hanging="360"/>
+      </w:pPr>
+      <w:rPr>
+        <w:rFonts w:ascii="Wingdings" w:hAnsi="Wingdings" w:hint="default"/>
+      </w:rPr>
+    </w:lvl>
+  </w:abstractNum>
+  <w:abstractNum w:abstractNumId="3">
     <w:nsid w:val="11546FFA"/>
     <w:multiLevelType w:val="hybridMultilevel"/>
     <w:tmpl w:val="4A143B04"/>
@@ -4133,7 +4582,7 @@
       </w:pPr>
     </w:lvl>
   </w:abstractNum>
-  <w:abstractNum w:abstractNumId="3">
+  <w:abstractNum w:abstractNumId="4">
     <w:nsid w:val="27C97CD3"/>
     <w:multiLevelType w:val="hybridMultilevel"/>
     <w:tmpl w:val="FE8846A4"/>
@@ -4246,7 +4695,7 @@
       </w:rPr>
     </w:lvl>
   </w:abstractNum>
-  <w:abstractNum w:abstractNumId="4">
+  <w:abstractNum w:abstractNumId="5">
     <w:nsid w:val="2E9C4FBD"/>
     <w:multiLevelType w:val="hybridMultilevel"/>
     <w:tmpl w:val="87E6FA32"/>
@@ -4359,7 +4808,7 @@
       </w:rPr>
     </w:lvl>
   </w:abstractNum>
-  <w:abstractNum w:abstractNumId="5">
+  <w:abstractNum w:abstractNumId="6">
     <w:nsid w:val="2F0D4FA3"/>
     <w:multiLevelType w:val="hybridMultilevel"/>
     <w:tmpl w:val="F142F0D0"/>
@@ -4472,7 +4921,7 @@
       </w:rPr>
     </w:lvl>
   </w:abstractNum>
-  <w:abstractNum w:abstractNumId="6">
+  <w:abstractNum w:abstractNumId="7">
     <w:nsid w:val="30C943F0"/>
     <w:multiLevelType w:val="hybridMultilevel"/>
     <w:tmpl w:val="29E0F7B6"/>
@@ -4585,7 +5034,7 @@
       </w:rPr>
     </w:lvl>
   </w:abstractNum>
-  <w:abstractNum w:abstractNumId="7">
+  <w:abstractNum w:abstractNumId="8">
     <w:nsid w:val="32E40CC8"/>
     <w:multiLevelType w:val="hybridMultilevel"/>
     <w:tmpl w:val="1062D23A"/>
@@ -4698,7 +5147,7 @@
       </w:rPr>
     </w:lvl>
   </w:abstractNum>
-  <w:abstractNum w:abstractNumId="8">
+  <w:abstractNum w:abstractNumId="9">
     <w:nsid w:val="36C57239"/>
     <w:multiLevelType w:val="hybridMultilevel"/>
     <w:tmpl w:val="AE58F458"/>
@@ -4784,7 +5233,7 @@
       </w:pPr>
     </w:lvl>
   </w:abstractNum>
-  <w:abstractNum w:abstractNumId="9">
+  <w:abstractNum w:abstractNumId="10">
     <w:nsid w:val="383C05B0"/>
     <w:multiLevelType w:val="hybridMultilevel"/>
     <w:tmpl w:val="AE8830E2"/>
@@ -4870,7 +5319,7 @@
       </w:pPr>
     </w:lvl>
   </w:abstractNum>
-  <w:abstractNum w:abstractNumId="10">
+  <w:abstractNum w:abstractNumId="11">
     <w:nsid w:val="3C7B75E7"/>
     <w:multiLevelType w:val="hybridMultilevel"/>
     <w:tmpl w:val="CB646A2E"/>
@@ -4956,7 +5405,7 @@
       </w:pPr>
     </w:lvl>
   </w:abstractNum>
-  <w:abstractNum w:abstractNumId="11">
+  <w:abstractNum w:abstractNumId="12">
     <w:nsid w:val="3EEC14D9"/>
     <w:multiLevelType w:val="hybridMultilevel"/>
     <w:tmpl w:val="E6340292"/>
@@ -5069,7 +5518,7 @@
       </w:rPr>
     </w:lvl>
   </w:abstractNum>
-  <w:abstractNum w:abstractNumId="12">
+  <w:abstractNum w:abstractNumId="13">
     <w:nsid w:val="4A845C4C"/>
     <w:multiLevelType w:val="hybridMultilevel"/>
     <w:tmpl w:val="1A580430"/>
@@ -5182,7 +5631,7 @@
       </w:rPr>
     </w:lvl>
   </w:abstractNum>
-  <w:abstractNum w:abstractNumId="13">
+  <w:abstractNum w:abstractNumId="14">
     <w:nsid w:val="516023A7"/>
     <w:multiLevelType w:val="hybridMultilevel"/>
     <w:tmpl w:val="CA12BFFC"/>
@@ -5295,7 +5744,7 @@
       </w:rPr>
     </w:lvl>
   </w:abstractNum>
-  <w:abstractNum w:abstractNumId="14">
+  <w:abstractNum w:abstractNumId="15">
     <w:nsid w:val="52026860"/>
     <w:multiLevelType w:val="hybridMultilevel"/>
     <w:tmpl w:val="0FFA3EEC"/>
@@ -5408,7 +5857,7 @@
       </w:rPr>
     </w:lvl>
   </w:abstractNum>
-  <w:abstractNum w:abstractNumId="15">
+  <w:abstractNum w:abstractNumId="16">
     <w:nsid w:val="577975D3"/>
     <w:multiLevelType w:val="multilevel"/>
     <w:tmpl w:val="9DC41854"/>
@@ -5571,7 +6020,7 @@
       </w:rPr>
     </w:lvl>
   </w:abstractNum>
-  <w:abstractNum w:abstractNumId="16">
+  <w:abstractNum w:abstractNumId="17">
     <w:nsid w:val="687807ED"/>
     <w:multiLevelType w:val="hybridMultilevel"/>
     <w:tmpl w:val="2940D652"/>
@@ -5684,7 +6133,7 @@
       </w:rPr>
     </w:lvl>
   </w:abstractNum>
-  <w:abstractNum w:abstractNumId="17">
+  <w:abstractNum w:abstractNumId="18">
     <w:nsid w:val="68F262D0"/>
     <w:multiLevelType w:val="hybridMultilevel"/>
     <w:tmpl w:val="1220DDB6"/>
@@ -5797,7 +6246,7 @@
       </w:rPr>
     </w:lvl>
   </w:abstractNum>
-  <w:abstractNum w:abstractNumId="18">
+  <w:abstractNum w:abstractNumId="19">
     <w:nsid w:val="6AF221F8"/>
     <w:multiLevelType w:val="hybridMultilevel"/>
     <w:tmpl w:val="C52220A8"/>
@@ -5910,7 +6359,7 @@
       </w:rPr>
     </w:lvl>
   </w:abstractNum>
-  <w:abstractNum w:abstractNumId="19">
+  <w:abstractNum w:abstractNumId="20">
     <w:nsid w:val="6E6F6C99"/>
     <w:multiLevelType w:val="hybridMultilevel"/>
     <w:tmpl w:val="010EB104"/>
@@ -6023,7 +6472,7 @@
       </w:rPr>
     </w:lvl>
   </w:abstractNum>
-  <w:abstractNum w:abstractNumId="20">
+  <w:abstractNum w:abstractNumId="21">
     <w:nsid w:val="6FAE324E"/>
     <w:multiLevelType w:val="hybridMultilevel"/>
     <w:tmpl w:val="38CA1596"/>
@@ -6136,7 +6585,7 @@
       </w:rPr>
     </w:lvl>
   </w:abstractNum>
-  <w:abstractNum w:abstractNumId="21">
+  <w:abstractNum w:abstractNumId="22">
     <w:nsid w:val="76B840B7"/>
     <w:multiLevelType w:val="hybridMultilevel"/>
     <w:tmpl w:val="EEB06BA6"/>
@@ -6249,7 +6698,7 @@
       </w:rPr>
     </w:lvl>
   </w:abstractNum>
-  <w:abstractNum w:abstractNumId="22">
+  <w:abstractNum w:abstractNumId="23">
     <w:nsid w:val="7D3F20E5"/>
     <w:multiLevelType w:val="hybridMultilevel"/>
     <w:tmpl w:val="4B9C2938"/>
@@ -6362,7 +6811,7 @@
       </w:rPr>
     </w:lvl>
   </w:abstractNum>
-  <w:abstractNum w:abstractNumId="23">
+  <w:abstractNum w:abstractNumId="24">
     <w:nsid w:val="7FEC50EB"/>
     <w:multiLevelType w:val="hybridMultilevel"/>
     <w:tmpl w:val="CD107332"/>
@@ -6476,76 +6925,79 @@
     </w:lvl>
   </w:abstractNum>
   <w:num w:numId="1">
-    <w:abstractNumId w:val="15"/>
+    <w:abstractNumId w:val="16"/>
   </w:num>
   <w:num w:numId="2">
-    <w:abstractNumId w:val="16"/>
+    <w:abstractNumId w:val="17"/>
   </w:num>
   <w:num w:numId="3">
+    <w:abstractNumId w:val="8"/>
+  </w:num>
+  <w:num w:numId="4">
+    <w:abstractNumId w:val="3"/>
+  </w:num>
+  <w:num w:numId="5">
+    <w:abstractNumId w:val="20"/>
+  </w:num>
+  <w:num w:numId="6">
+    <w:abstractNumId w:val="10"/>
+  </w:num>
+  <w:num w:numId="7">
+    <w:abstractNumId w:val="18"/>
+  </w:num>
+  <w:num w:numId="8">
+    <w:abstractNumId w:val="24"/>
+  </w:num>
+  <w:num w:numId="9">
+    <w:abstractNumId w:val="11"/>
+  </w:num>
+  <w:num w:numId="10">
+    <w:abstractNumId w:val="4"/>
+  </w:num>
+  <w:num w:numId="11">
+    <w:abstractNumId w:val="9"/>
+  </w:num>
+  <w:num w:numId="12">
+    <w:abstractNumId w:val="21"/>
+  </w:num>
+  <w:num w:numId="13">
     <w:abstractNumId w:val="7"/>
   </w:num>
-  <w:num w:numId="4">
-    <w:abstractNumId w:val="2"/>
-  </w:num>
-  <w:num w:numId="5">
-    <w:abstractNumId w:val="19"/>
-  </w:num>
-  <w:num w:numId="6">
-    <w:abstractNumId w:val="9"/>
-  </w:num>
-  <w:num w:numId="7">
-    <w:abstractNumId w:val="17"/>
-  </w:num>
-  <w:num w:numId="8">
-    <w:abstractNumId w:val="23"/>
-  </w:num>
-  <w:num w:numId="9">
-    <w:abstractNumId w:val="10"/>
-  </w:num>
-  <w:num w:numId="10">
-    <w:abstractNumId w:val="3"/>
-  </w:num>
-  <w:num w:numId="11">
-    <w:abstractNumId w:val="8"/>
-  </w:num>
-  <w:num w:numId="12">
-    <w:abstractNumId w:val="20"/>
-  </w:num>
-  <w:num w:numId="13">
-    <w:abstractNumId w:val="6"/>
-  </w:num>
   <w:num w:numId="14">
-    <w:abstractNumId w:val="11"/>
+    <w:abstractNumId w:val="12"/>
   </w:num>
   <w:num w:numId="15">
-    <w:abstractNumId w:val="21"/>
+    <w:abstractNumId w:val="22"/>
   </w:num>
   <w:num w:numId="16">
-    <w:abstractNumId w:val="13"/>
+    <w:abstractNumId w:val="14"/>
   </w:num>
   <w:num w:numId="17">
-    <w:abstractNumId w:val="5"/>
+    <w:abstractNumId w:val="6"/>
   </w:num>
   <w:num w:numId="18">
     <w:abstractNumId w:val="0"/>
   </w:num>
   <w:num w:numId="19">
-    <w:abstractNumId w:val="12"/>
+    <w:abstractNumId w:val="13"/>
   </w:num>
   <w:num w:numId="20">
-    <w:abstractNumId w:val="18"/>
+    <w:abstractNumId w:val="19"/>
   </w:num>
   <w:num w:numId="21">
-    <w:abstractNumId w:val="4"/>
+    <w:abstractNumId w:val="5"/>
   </w:num>
   <w:num w:numId="22">
-    <w:abstractNumId w:val="14"/>
+    <w:abstractNumId w:val="15"/>
   </w:num>
   <w:num w:numId="23">
-    <w:abstractNumId w:val="22"/>
+    <w:abstractNumId w:val="23"/>
   </w:num>
   <w:num w:numId="24">
     <w:abstractNumId w:val="1"/>
+  </w:num>
+  <w:num w:numId="25">
+    <w:abstractNumId w:val="2"/>
   </w:num>
   <w:numIdMacAtCleanup w:val="8"/>
 </w:numbering>
@@ -7439,7 +7891,7 @@
 </file>
 
 <file path=customXml/itemProps1.xml><?xml version="1.0" encoding="utf-8"?>
-<ds:datastoreItem xmlns:ds="http://schemas.openxmlformats.org/officeDocument/2006/customXml" ds:itemID="{6DA6F08C-B389-43A3-ABAD-FBDA3817A15D}">
+<ds:datastoreItem xmlns:ds="http://schemas.openxmlformats.org/officeDocument/2006/customXml" ds:itemID="{8B67FEC5-A44A-43F5-92B5-5DB87C219EFF}">
   <ds:schemaRefs>
     <ds:schemaRef ds:uri="http://schemas.openxmlformats.org/officeDocument/2006/bibliography"/>
   </ds:schemaRefs>

--- a/prd/PRD.docx
+++ b/prd/PRD.docx
@@ -1,6 +1,6 @@
 
 <file path=word/document.xml><?xml version="1.0" encoding="utf-8"?>
-<w:document xmlns:wpc="http://schemas.microsoft.com/office/word/2010/wordprocessingCanvas" xmlns:mc="http://schemas.openxmlformats.org/markup-compatibility/2006" xmlns:o="urn:schemas-microsoft-com:office:office" xmlns:r="http://schemas.openxmlformats.org/officeDocument/2006/relationships" xmlns:m="http://schemas.openxmlformats.org/officeDocument/2006/math" xmlns:v="urn:schemas-microsoft-com:vml" xmlns:wp14="http://schemas.microsoft.com/office/word/2010/wordprocessingDrawing" xmlns:wp="http://schemas.openxmlformats.org/drawingml/2006/wordprocessingDrawing" xmlns:w10="urn:schemas-microsoft-com:office:word" xmlns:w="http://schemas.openxmlformats.org/wordprocessingml/2006/main" xmlns:w14="http://schemas.microsoft.com/office/word/2010/wordml" xmlns:w15="http://schemas.microsoft.com/office/word/2012/wordml" xmlns:wpg="http://schemas.microsoft.com/office/word/2010/wordprocessingGroup" xmlns:wpi="http://schemas.microsoft.com/office/word/2010/wordprocessingInk" xmlns:wne="http://schemas.microsoft.com/office/word/2006/wordml" xmlns:wps="http://schemas.microsoft.com/office/word/2010/wordprocessingShape" mc:Ignorable="w14 w15 wp14">
+<w:document xmlns:wpc="http://schemas.microsoft.com/office/word/2010/wordprocessingCanvas" xmlns:cx="http://schemas.microsoft.com/office/drawing/2014/chartex" xmlns:cx1="http://schemas.microsoft.com/office/drawing/2015/9/8/chartex" xmlns:cx2="http://schemas.microsoft.com/office/drawing/2015/10/21/chartex" xmlns:cx3="http://schemas.microsoft.com/office/drawing/2016/5/9/chartex" xmlns:cx4="http://schemas.microsoft.com/office/drawing/2016/5/10/chartex" xmlns:cx5="http://schemas.microsoft.com/office/drawing/2016/5/11/chartex" xmlns:cx6="http://schemas.microsoft.com/office/drawing/2016/5/12/chartex" xmlns:cx7="http://schemas.microsoft.com/office/drawing/2016/5/13/chartex" xmlns:cx8="http://schemas.microsoft.com/office/drawing/2016/5/14/chartex" xmlns:mc="http://schemas.openxmlformats.org/markup-compatibility/2006" xmlns:aink="http://schemas.microsoft.com/office/drawing/2016/ink" xmlns:am3d="http://schemas.microsoft.com/office/drawing/2017/model3d" xmlns:o="urn:schemas-microsoft-com:office:office" xmlns:oel="http://schemas.microsoft.com/office/2019/extlst" xmlns:r="http://schemas.openxmlformats.org/officeDocument/2006/relationships" xmlns:m="http://schemas.openxmlformats.org/officeDocument/2006/math" xmlns:v="urn:schemas-microsoft-com:vml" xmlns:wp14="http://schemas.microsoft.com/office/word/2010/wordprocessingDrawing" xmlns:wp="http://schemas.openxmlformats.org/drawingml/2006/wordprocessingDrawing" xmlns:w10="urn:schemas-microsoft-com:office:word" xmlns:w="http://schemas.openxmlformats.org/wordprocessingml/2006/main" xmlns:w14="http://schemas.microsoft.com/office/word/2010/wordml" xmlns:w15="http://schemas.microsoft.com/office/word/2012/wordml" xmlns:w16cex="http://schemas.microsoft.com/office/word/2018/wordml/cex" xmlns:w16cid="http://schemas.microsoft.com/office/word/2016/wordml/cid" xmlns:w16="http://schemas.microsoft.com/office/word/2018/wordml" xmlns:w16du="http://schemas.microsoft.com/office/word/2023/wordml/word16du" xmlns:w16sdtdh="http://schemas.microsoft.com/office/word/2020/wordml/sdtdatahash" xmlns:w16sdtfl="http://schemas.microsoft.com/office/word/2024/wordml/sdtformatlock" xmlns:w16se="http://schemas.microsoft.com/office/word/2015/wordml/symex" xmlns:wpg="http://schemas.microsoft.com/office/word/2010/wordprocessingGroup" xmlns:wpi="http://schemas.microsoft.com/office/word/2010/wordprocessingInk" xmlns:wne="http://schemas.microsoft.com/office/word/2006/wordml" xmlns:wps="http://schemas.microsoft.com/office/word/2010/wordprocessingShape" mc:Ignorable="w14 w15 w16se w16cid w16 w16cex w16sdtdh w16sdtfl w16du wp14">
   <w:body>
     <w:p>
       <w:pPr>
@@ -2538,7 +2538,7 @@
             <v:path o:extrusionok="f" gradientshapeok="t" o:connecttype="rect"/>
             <o:lock v:ext="edit" aspectratio="t"/>
           </v:shapetype>
-          <v:shape id="_x0000_i1028" type="#_x0000_t75" style="width:470pt;height:262.1pt">
+          <v:shape id="_x0000_i1025" type="#_x0000_t75" style="width:470pt;height:262pt">
             <v:imagedata r:id="rId12" o:title="Screenshot 2026-04-19 215845"/>
           </v:shape>
         </w:pict>
@@ -2642,7 +2642,7 @@
       <w:r>
         <w:lastRenderedPageBreak/>
         <w:pict w14:anchorId="0B9DD4FA">
-          <v:shape id="_x0000_i1029" type="#_x0000_t75" style="width:412.4pt;height:93.9pt">
+          <v:shape id="_x0000_i1026" type="#_x0000_t75" style="width:413pt;height:94pt">
             <v:imagedata r:id="rId13" o:title="Screenshot 2026-04-19 215952"/>
           </v:shape>
         </w:pict>
@@ -2703,7 +2703,7 @@
           <w:noProof/>
         </w:rPr>
         <w:pict w14:anchorId="43051077">
-          <v:shape id="_x0000_i1025" type="#_x0000_t75" style="width:470pt;height:361.15pt">
+          <v:shape id="_x0000_i1027" type="#_x0000_t75" style="width:470pt;height:361pt">
             <v:imagedata r:id="rId14" o:title="mobile_app"/>
           </v:shape>
         </w:pict>
@@ -2748,7 +2748,7 @@
           <w:b/>
         </w:rPr>
         <w:pict w14:anchorId="7D410DB3">
-          <v:shape id="_x0000_i1026" type="#_x0000_t75" style="width:469.45pt;height:380.15pt">
+          <v:shape id="_x0000_i1028" type="#_x0000_t75" style="width:470pt;height:380pt">
             <v:imagedata r:id="rId15" o:title="web_admin"/>
           </v:shape>
         </w:pict>
@@ -2877,7 +2877,7 @@
           <w:b/>
         </w:rPr>
         <w:pict w14:anchorId="7E627993">
-          <v:shape id="_x0000_i1027" type="#_x0000_t75" style="width:469.45pt;height:379.6pt">
+          <v:shape id="_x0000_i1029" type="#_x0000_t75" style="width:470pt;height:379pt">
             <v:imagedata r:id="rId16" o:title="web_client"/>
           </v:shape>
         </w:pict>
@@ -3035,7 +3035,7 @@
           <w:b/>
         </w:rPr>
         <w:pict w14:anchorId="2FBC0D59">
-          <v:shape id="_x0000_i1030" type="#_x0000_t75" style="width:470pt;height:206.2pt">
+          <v:shape id="_x0000_i1030" type="#_x0000_t75" style="width:470pt;height:206pt">
             <v:imagedata r:id="rId17" o:title="map_mobile"/>
           </v:shape>
         </w:pict>
@@ -3082,7 +3082,7 @@
           <w:b/>
         </w:rPr>
         <w:pict w14:anchorId="655C27B4">
-          <v:shape id="_x0000_i1031" type="#_x0000_t75" style="width:469.45pt;height:205.05pt">
+          <v:shape id="_x0000_i1031" type="#_x0000_t75" style="width:470pt;height:205pt">
             <v:imagedata r:id="rId18" o:title="poiListPage"/>
           </v:shape>
         </w:pict>
@@ -3163,7 +3163,7 @@
           <w:b/>
         </w:rPr>
         <w:pict w14:anchorId="439E7FEC">
-          <v:shape id="_x0000_i1032" type="#_x0000_t75" style="width:470pt;height:152.05pt">
+          <v:shape id="_x0000_i1032" type="#_x0000_t75" style="width:470pt;height:152pt">
             <v:imagedata r:id="rId19" o:title="detailPage"/>
           </v:shape>
         </w:pict>
@@ -3201,7 +3201,7 @@
           <w:b/>
         </w:rPr>
         <w:pict w14:anchorId="3AF8DFE9">
-          <v:shape id="_x0000_i1033" type="#_x0000_t75" style="width:470pt;height:169.35pt">
+          <v:shape id="_x0000_i1033" type="#_x0000_t75" style="width:470pt;height:169pt">
             <v:imagedata r:id="rId20" o:title="language"/>
           </v:shape>
         </w:pict>
@@ -3239,7 +3239,7 @@
           <w:b/>
         </w:rPr>
         <w:pict w14:anchorId="3F653D1F">
-          <v:shape id="_x0000_i1034" type="#_x0000_t75" style="width:470pt;height:190.65pt">
+          <v:shape id="_x0000_i1034" type="#_x0000_t75" style="width:470pt;height:191pt">
             <v:imagedata r:id="rId21" o:title="QRscan"/>
           </v:shape>
         </w:pict>
@@ -3314,6 +3314,15 @@
     <w:p>
       <w:pPr>
         <w:pStyle w:val="ListParagraph"/>
+        <w:ind w:left="1843"/>
+        <w:rPr>
+          <w:b/>
+        </w:rPr>
+      </w:pPr>
+    </w:p>
+    <w:p>
+      <w:pPr>
+        <w:pStyle w:val="ListParagraph"/>
         <w:numPr>
           <w:ilvl w:val="0"/>
           <w:numId w:val="23"/>
@@ -3342,9 +3351,380 @@
         <w:rPr>
           <w:b/>
         </w:rPr>
-        <w:pict w14:anchorId="20D2FD22">
-          <v:shape id="_x0000_i1044" type="#_x0000_t75" style="width:470pt;height:425.1pt">
-            <v:imagedata r:id="rId22" o:title="stats"/>
+        <w:drawing>
+          <wp:inline distT="0" distB="0" distL="0" distR="0" wp14:anchorId="14509238" wp14:editId="7BAC5DA6">
+            <wp:extent cx="5972175" cy="6876415"/>
+            <wp:effectExtent l="0" t="0" r="9525" b="635"/>
+            <wp:docPr id="1706470212" name="Picture 1"/>
+            <wp:cNvGraphicFramePr>
+              <a:graphicFrameLocks xmlns:a="http://schemas.openxmlformats.org/drawingml/2006/main" noChangeAspect="1"/>
+            </wp:cNvGraphicFramePr>
+            <a:graphic xmlns:a="http://schemas.openxmlformats.org/drawingml/2006/main">
+              <a:graphicData uri="http://schemas.openxmlformats.org/drawingml/2006/picture">
+                <pic:pic xmlns:pic="http://schemas.openxmlformats.org/drawingml/2006/picture">
+                  <pic:nvPicPr>
+                    <pic:cNvPr id="1706470212" name=""/>
+                    <pic:cNvPicPr/>
+                  </pic:nvPicPr>
+                  <pic:blipFill>
+                    <a:blip r:embed="rId22"/>
+                    <a:stretch>
+                      <a:fillRect/>
+                    </a:stretch>
+                  </pic:blipFill>
+                  <pic:spPr>
+                    <a:xfrm>
+                      <a:off x="0" y="0"/>
+                      <a:ext cx="5972175" cy="6876415"/>
+                    </a:xfrm>
+                    <a:prstGeom prst="rect">
+                      <a:avLst/>
+                    </a:prstGeom>
+                  </pic:spPr>
+                </pic:pic>
+              </a:graphicData>
+            </a:graphic>
+          </wp:inline>
+        </w:drawing>
+      </w:r>
+    </w:p>
+    <w:p>
+      <w:pPr>
+        <w:pStyle w:val="ListParagraph"/>
+        <w:numPr>
+          <w:ilvl w:val="0"/>
+          <w:numId w:val="23"/>
+        </w:numPr>
+        <w:ind w:left="1843" w:hanging="283"/>
+        <w:rPr>
+          <w:b/>
+        </w:rPr>
+      </w:pPr>
+      <w:r>
+        <w:rPr>
+          <w:b/>
+        </w:rPr>
+        <w:lastRenderedPageBreak/>
+        <w:t>Xem danh sách gian hàng</w:t>
+      </w:r>
+    </w:p>
+    <w:p>
+      <w:pPr>
+        <w:pStyle w:val="ListParagraph"/>
+        <w:ind w:left="1843"/>
+        <w:rPr>
+          <w:b/>
+        </w:rPr>
+      </w:pPr>
+      <w:r>
+        <w:rPr>
+          <w:b/>
+        </w:rPr>
+        <w:drawing>
+          <wp:inline distT="0" distB="0" distL="0" distR="0" wp14:anchorId="66349A74" wp14:editId="5E74DFE8">
+            <wp:extent cx="4632660" cy="4229735"/>
+            <wp:effectExtent l="0" t="0" r="0" b="0"/>
+            <wp:docPr id="1289920219" name="Picture 1"/>
+            <wp:cNvGraphicFramePr>
+              <a:graphicFrameLocks xmlns:a="http://schemas.openxmlformats.org/drawingml/2006/main" noChangeAspect="1"/>
+            </wp:cNvGraphicFramePr>
+            <a:graphic xmlns:a="http://schemas.openxmlformats.org/drawingml/2006/main">
+              <a:graphicData uri="http://schemas.openxmlformats.org/drawingml/2006/picture">
+                <pic:pic xmlns:pic="http://schemas.openxmlformats.org/drawingml/2006/picture">
+                  <pic:nvPicPr>
+                    <pic:cNvPr id="1289920219" name=""/>
+                    <pic:cNvPicPr/>
+                  </pic:nvPicPr>
+                  <pic:blipFill>
+                    <a:blip r:embed="rId23"/>
+                    <a:stretch>
+                      <a:fillRect/>
+                    </a:stretch>
+                  </pic:blipFill>
+                  <pic:spPr>
+                    <a:xfrm>
+                      <a:off x="0" y="0"/>
+                      <a:ext cx="4641650" cy="4237943"/>
+                    </a:xfrm>
+                    <a:prstGeom prst="rect">
+                      <a:avLst/>
+                    </a:prstGeom>
+                  </pic:spPr>
+                </pic:pic>
+              </a:graphicData>
+            </a:graphic>
+          </wp:inline>
+        </w:drawing>
+      </w:r>
+    </w:p>
+    <w:p>
+      <w:pPr>
+        <w:pStyle w:val="ListParagraph"/>
+        <w:numPr>
+          <w:ilvl w:val="0"/>
+          <w:numId w:val="23"/>
+        </w:numPr>
+        <w:ind w:left="1843" w:hanging="283"/>
+        <w:rPr>
+          <w:b/>
+        </w:rPr>
+      </w:pPr>
+      <w:r>
+        <w:rPr>
+          <w:b/>
+        </w:rPr>
+        <w:t>Thêm gian hàng</w:t>
+      </w:r>
+    </w:p>
+    <w:p>
+      <w:pPr>
+        <w:pStyle w:val="ListParagraph"/>
+        <w:ind w:left="1843"/>
+        <w:rPr>
+          <w:b/>
+        </w:rPr>
+      </w:pPr>
+      <w:r>
+        <w:rPr>
+          <w:b/>
+        </w:rPr>
+        <w:drawing>
+          <wp:inline distT="0" distB="0" distL="0" distR="0" wp14:anchorId="10FBBD31" wp14:editId="572C13F5">
+            <wp:extent cx="4486275" cy="3172114"/>
+            <wp:effectExtent l="0" t="0" r="0" b="9525"/>
+            <wp:docPr id="1682026062" name="Picture 1"/>
+            <wp:cNvGraphicFramePr>
+              <a:graphicFrameLocks xmlns:a="http://schemas.openxmlformats.org/drawingml/2006/main" noChangeAspect="1"/>
+            </wp:cNvGraphicFramePr>
+            <a:graphic xmlns:a="http://schemas.openxmlformats.org/drawingml/2006/main">
+              <a:graphicData uri="http://schemas.openxmlformats.org/drawingml/2006/picture">
+                <pic:pic xmlns:pic="http://schemas.openxmlformats.org/drawingml/2006/picture">
+                  <pic:nvPicPr>
+                    <pic:cNvPr id="1682026062" name=""/>
+                    <pic:cNvPicPr/>
+                  </pic:nvPicPr>
+                  <pic:blipFill>
+                    <a:blip r:embed="rId24"/>
+                    <a:stretch>
+                      <a:fillRect/>
+                    </a:stretch>
+                  </pic:blipFill>
+                  <pic:spPr>
+                    <a:xfrm>
+                      <a:off x="0" y="0"/>
+                      <a:ext cx="4487742" cy="3173151"/>
+                    </a:xfrm>
+                    <a:prstGeom prst="rect">
+                      <a:avLst/>
+                    </a:prstGeom>
+                  </pic:spPr>
+                </pic:pic>
+              </a:graphicData>
+            </a:graphic>
+          </wp:inline>
+        </w:drawing>
+      </w:r>
+    </w:p>
+    <w:p>
+      <w:pPr>
+        <w:pStyle w:val="ListParagraph"/>
+        <w:ind w:left="1843"/>
+        <w:rPr>
+          <w:b/>
+        </w:rPr>
+      </w:pPr>
+    </w:p>
+    <w:p>
+      <w:pPr>
+        <w:pStyle w:val="ListParagraph"/>
+        <w:numPr>
+          <w:ilvl w:val="0"/>
+          <w:numId w:val="23"/>
+        </w:numPr>
+        <w:ind w:left="1843" w:hanging="283"/>
+        <w:rPr>
+          <w:b/>
+        </w:rPr>
+      </w:pPr>
+      <w:r>
+        <w:rPr>
+          <w:b/>
+        </w:rPr>
+        <w:lastRenderedPageBreak/>
+        <w:t xml:space="preserve">Cập nhật gian </w:t>
+      </w:r>
+      <w:r>
+        <w:rPr>
+          <w:b/>
+        </w:rPr>
+        <w:t>hang</w:t>
+      </w:r>
+    </w:p>
+    <w:p>
+      <w:pPr>
+        <w:pStyle w:val="ListParagraph"/>
+        <w:numPr>
+          <w:ilvl w:val="0"/>
+          <w:numId w:val="23"/>
+        </w:numPr>
+        <w:ind w:left="1843" w:hanging="283"/>
+        <w:rPr>
+          <w:b/>
+        </w:rPr>
+      </w:pPr>
+      <w:r>
+        <w:rPr>
+          <w:b/>
+        </w:rPr>
+        <w:drawing>
+          <wp:inline distT="0" distB="0" distL="0" distR="0" wp14:anchorId="38D376D6" wp14:editId="4DC48365">
+            <wp:extent cx="4864902" cy="4352290"/>
+            <wp:effectExtent l="0" t="0" r="0" b="0"/>
+            <wp:docPr id="1111818801" name="Picture 1"/>
+            <wp:cNvGraphicFramePr>
+              <a:graphicFrameLocks xmlns:a="http://schemas.openxmlformats.org/drawingml/2006/main" noChangeAspect="1"/>
+            </wp:cNvGraphicFramePr>
+            <a:graphic xmlns:a="http://schemas.openxmlformats.org/drawingml/2006/main">
+              <a:graphicData uri="http://schemas.openxmlformats.org/drawingml/2006/picture">
+                <pic:pic xmlns:pic="http://schemas.openxmlformats.org/drawingml/2006/picture">
+                  <pic:nvPicPr>
+                    <pic:cNvPr id="1111818801" name=""/>
+                    <pic:cNvPicPr/>
+                  </pic:nvPicPr>
+                  <pic:blipFill>
+                    <a:blip r:embed="rId25"/>
+                    <a:stretch>
+                      <a:fillRect/>
+                    </a:stretch>
+                  </pic:blipFill>
+                  <pic:spPr>
+                    <a:xfrm>
+                      <a:off x="0" y="0"/>
+                      <a:ext cx="4866674" cy="4353875"/>
+                    </a:xfrm>
+                    <a:prstGeom prst="rect">
+                      <a:avLst/>
+                    </a:prstGeom>
+                  </pic:spPr>
+                </pic:pic>
+              </a:graphicData>
+            </a:graphic>
+          </wp:inline>
+        </w:drawing>
+      </w:r>
+    </w:p>
+    <w:p>
+      <w:pPr>
+        <w:pStyle w:val="ListParagraph"/>
+        <w:ind w:left="1843"/>
+        <w:rPr>
+          <w:b/>
+        </w:rPr>
+      </w:pPr>
+    </w:p>
+    <w:p>
+      <w:pPr>
+        <w:pStyle w:val="ListParagraph"/>
+        <w:numPr>
+          <w:ilvl w:val="0"/>
+          <w:numId w:val="23"/>
+        </w:numPr>
+        <w:ind w:left="1843" w:hanging="283"/>
+        <w:rPr>
+          <w:b/>
+        </w:rPr>
+      </w:pPr>
+      <w:r>
+        <w:rPr>
+          <w:b/>
+        </w:rPr>
+        <w:t>Xóa gian hàng</w:t>
+      </w:r>
+    </w:p>
+    <w:p>
+      <w:pPr>
+        <w:pStyle w:val="ListParagraph"/>
+        <w:ind w:left="1843"/>
+        <w:rPr>
+          <w:b/>
+        </w:rPr>
+      </w:pPr>
+      <w:r>
+        <w:rPr>
+          <w:b/>
+        </w:rPr>
+        <w:drawing>
+          <wp:inline distT="0" distB="0" distL="0" distR="0" wp14:anchorId="15E7DFD5" wp14:editId="341FFA86">
+            <wp:extent cx="4406900" cy="3142230"/>
+            <wp:effectExtent l="0" t="0" r="0" b="1270"/>
+            <wp:docPr id="962402085" name="Picture 1"/>
+            <wp:cNvGraphicFramePr>
+              <a:graphicFrameLocks xmlns:a="http://schemas.openxmlformats.org/drawingml/2006/main" noChangeAspect="1"/>
+            </wp:cNvGraphicFramePr>
+            <a:graphic xmlns:a="http://schemas.openxmlformats.org/drawingml/2006/main">
+              <a:graphicData uri="http://schemas.openxmlformats.org/drawingml/2006/picture">
+                <pic:pic xmlns:pic="http://schemas.openxmlformats.org/drawingml/2006/picture">
+                  <pic:nvPicPr>
+                    <pic:cNvPr id="962402085" name=""/>
+                    <pic:cNvPicPr/>
+                  </pic:nvPicPr>
+                  <pic:blipFill>
+                    <a:blip r:embed="rId26"/>
+                    <a:stretch>
+                      <a:fillRect/>
+                    </a:stretch>
+                  </pic:blipFill>
+                  <pic:spPr>
+                    <a:xfrm>
+                      <a:off x="0" y="0"/>
+                      <a:ext cx="4413010" cy="3146586"/>
+                    </a:xfrm>
+                    <a:prstGeom prst="rect">
+                      <a:avLst/>
+                    </a:prstGeom>
+                  </pic:spPr>
+                </pic:pic>
+              </a:graphicData>
+            </a:graphic>
+          </wp:inline>
+        </w:drawing>
+      </w:r>
+    </w:p>
+    <w:p>
+      <w:pPr>
+        <w:pStyle w:val="ListParagraph"/>
+        <w:numPr>
+          <w:ilvl w:val="0"/>
+          <w:numId w:val="23"/>
+        </w:numPr>
+        <w:ind w:left="1843" w:hanging="283"/>
+        <w:rPr>
+          <w:b/>
+        </w:rPr>
+      </w:pPr>
+      <w:r>
+        <w:rPr>
+          <w:b/>
+        </w:rPr>
+        <w:lastRenderedPageBreak/>
+        <w:t>Xem danh sách khách hàng</w:t>
+      </w:r>
+    </w:p>
+    <w:p>
+      <w:pPr>
+        <w:pStyle w:val="ListParagraph"/>
+        <w:ind w:left="0"/>
+        <w:rPr>
+          <w:b/>
+        </w:rPr>
+      </w:pPr>
+      <w:r>
+        <w:rPr>
+          <w:b/>
+        </w:rPr>
+        <w:pict w14:anchorId="4BBDAD01">
+          <v:shape id="_x0000_i1036" type="#_x0000_t75" style="width:470pt;height:295pt">
+            <v:imagedata r:id="rId27" o:title="listCustomer"/>
           </v:shape>
         </w:pict>
       </w:r>
@@ -3352,6 +3732,96 @@
     <w:p>
       <w:pPr>
         <w:pStyle w:val="ListParagraph"/>
+        <w:ind w:left="0"/>
+        <w:rPr>
+          <w:b/>
+        </w:rPr>
+      </w:pPr>
+    </w:p>
+    <w:p>
+      <w:pPr>
+        <w:pStyle w:val="ListParagraph"/>
+        <w:ind w:left="0"/>
+        <w:rPr>
+          <w:b/>
+        </w:rPr>
+      </w:pPr>
+    </w:p>
+    <w:p>
+      <w:pPr>
+        <w:pStyle w:val="ListParagraph"/>
+        <w:ind w:left="0"/>
+        <w:rPr>
+          <w:b/>
+        </w:rPr>
+      </w:pPr>
+    </w:p>
+    <w:p>
+      <w:pPr>
+        <w:pStyle w:val="ListParagraph"/>
+        <w:ind w:left="0"/>
+        <w:rPr>
+          <w:b/>
+        </w:rPr>
+      </w:pPr>
+    </w:p>
+    <w:p>
+      <w:pPr>
+        <w:pStyle w:val="ListParagraph"/>
+        <w:ind w:left="0"/>
+        <w:rPr>
+          <w:b/>
+        </w:rPr>
+      </w:pPr>
+    </w:p>
+    <w:p>
+      <w:pPr>
+        <w:pStyle w:val="ListParagraph"/>
+        <w:ind w:left="0"/>
+        <w:rPr>
+          <w:b/>
+        </w:rPr>
+      </w:pPr>
+    </w:p>
+    <w:p>
+      <w:pPr>
+        <w:pStyle w:val="ListParagraph"/>
+        <w:ind w:left="0"/>
+        <w:rPr>
+          <w:b/>
+        </w:rPr>
+      </w:pPr>
+    </w:p>
+    <w:p>
+      <w:pPr>
+        <w:pStyle w:val="ListParagraph"/>
+        <w:ind w:left="0"/>
+        <w:rPr>
+          <w:b/>
+        </w:rPr>
+      </w:pPr>
+    </w:p>
+    <w:p>
+      <w:pPr>
+        <w:pStyle w:val="ListParagraph"/>
+        <w:ind w:left="0"/>
+        <w:rPr>
+          <w:b/>
+        </w:rPr>
+      </w:pPr>
+    </w:p>
+    <w:p>
+      <w:pPr>
+        <w:pStyle w:val="ListParagraph"/>
+        <w:ind w:left="0"/>
+        <w:rPr>
+          <w:b/>
+        </w:rPr>
+      </w:pPr>
+    </w:p>
+    <w:p>
+      <w:pPr>
+        <w:pStyle w:val="ListParagraph"/>
         <w:numPr>
           <w:ilvl w:val="0"/>
           <w:numId w:val="23"/>
@@ -3365,119 +3835,7 @@
         <w:rPr>
           <w:b/>
         </w:rPr>
-        <w:t>Xem danh sách gian hàng</w:t>
-      </w:r>
-    </w:p>
-    <w:p>
-      <w:pPr>
-        <w:pStyle w:val="ListParagraph"/>
-        <w:ind w:left="1843"/>
-        <w:rPr>
-          <w:b/>
-        </w:rPr>
-      </w:pPr>
-    </w:p>
-    <w:p>
-      <w:pPr>
-        <w:pStyle w:val="ListParagraph"/>
-        <w:numPr>
-          <w:ilvl w:val="0"/>
-          <w:numId w:val="23"/>
-        </w:numPr>
-        <w:ind w:left="1843" w:hanging="283"/>
-        <w:rPr>
-          <w:b/>
-        </w:rPr>
-      </w:pPr>
-      <w:r>
-        <w:rPr>
-          <w:b/>
-        </w:rPr>
-        <w:t>Thêm gian hàng</w:t>
-      </w:r>
-    </w:p>
-    <w:p>
-      <w:pPr>
-        <w:pStyle w:val="ListParagraph"/>
-        <w:ind w:left="1843"/>
-        <w:rPr>
-          <w:b/>
-        </w:rPr>
-      </w:pPr>
-    </w:p>
-    <w:p>
-      <w:pPr>
-        <w:pStyle w:val="ListParagraph"/>
-        <w:numPr>
-          <w:ilvl w:val="0"/>
-          <w:numId w:val="23"/>
-        </w:numPr>
-        <w:ind w:left="1843" w:hanging="283"/>
-        <w:rPr>
-          <w:b/>
-        </w:rPr>
-      </w:pPr>
-      <w:r>
-        <w:rPr>
-          <w:b/>
-        </w:rPr>
-        <w:t>Cập nhật gian hàng</w:t>
-      </w:r>
-    </w:p>
-    <w:p>
-      <w:pPr>
-        <w:pStyle w:val="ListParagraph"/>
-        <w:ind w:left="1843"/>
-        <w:rPr>
-          <w:b/>
-        </w:rPr>
-      </w:pPr>
-    </w:p>
-    <w:p>
-      <w:pPr>
-        <w:pStyle w:val="ListParagraph"/>
-        <w:numPr>
-          <w:ilvl w:val="0"/>
-          <w:numId w:val="23"/>
-        </w:numPr>
-        <w:ind w:left="1843" w:hanging="283"/>
-        <w:rPr>
-          <w:b/>
-        </w:rPr>
-      </w:pPr>
-      <w:r>
-        <w:rPr>
-          <w:b/>
-        </w:rPr>
-        <w:t>Xóa gian hàng</w:t>
-      </w:r>
-    </w:p>
-    <w:p>
-      <w:pPr>
-        <w:pStyle w:val="ListParagraph"/>
-        <w:ind w:left="1843"/>
-        <w:rPr>
-          <w:b/>
-        </w:rPr>
-      </w:pPr>
-    </w:p>
-    <w:p>
-      <w:pPr>
-        <w:pStyle w:val="ListParagraph"/>
-        <w:numPr>
-          <w:ilvl w:val="0"/>
-          <w:numId w:val="23"/>
-        </w:numPr>
-        <w:ind w:left="1843" w:hanging="283"/>
-        <w:rPr>
-          <w:b/>
-        </w:rPr>
-      </w:pPr>
-      <w:r>
-        <w:rPr>
-          <w:b/>
-        </w:rPr>
-        <w:t>Xem danh sách khách hàng</w:t>
+        <w:t>Thêm khách hàng</w:t>
       </w:r>
     </w:p>
     <w:p>
@@ -3492,9 +3850,10 @@
         <w:rPr>
           <w:b/>
         </w:rPr>
-        <w:pict w14:anchorId="4BBDAD01">
-          <v:shape id="_x0000_i1041" type="#_x0000_t75" style="width:470pt;height:294.9pt">
-            <v:imagedata r:id="rId23" o:title="listCustomer"/>
+        <w:lastRenderedPageBreak/>
+        <w:pict w14:anchorId="5AC96F5E">
+          <v:shape id="_x0000_i1037" type="#_x0000_t75" style="width:470pt;height:406pt">
+            <v:imagedata r:id="rId28" o:title="addCustomer"/>
           </v:shape>
         </w:pict>
       </w:r>
@@ -3502,128 +3861,119 @@
     <w:p>
       <w:pPr>
         <w:pStyle w:val="ListParagraph"/>
+        <w:ind w:left="1843"/>
+        <w:rPr>
+          <w:b/>
+        </w:rPr>
+      </w:pPr>
+    </w:p>
+    <w:p>
+      <w:pPr>
+        <w:pStyle w:val="ListParagraph"/>
+        <w:ind w:left="1843"/>
+        <w:rPr>
+          <w:b/>
+        </w:rPr>
+      </w:pPr>
+    </w:p>
+    <w:p>
+      <w:pPr>
+        <w:pStyle w:val="ListParagraph"/>
+        <w:ind w:left="1843"/>
+        <w:rPr>
+          <w:b/>
+        </w:rPr>
+      </w:pPr>
+    </w:p>
+    <w:p>
+      <w:pPr>
+        <w:pStyle w:val="ListParagraph"/>
+        <w:ind w:left="1843"/>
+        <w:rPr>
+          <w:b/>
+        </w:rPr>
+      </w:pPr>
+    </w:p>
+    <w:p>
+      <w:pPr>
+        <w:pStyle w:val="ListParagraph"/>
+        <w:ind w:left="1843"/>
+        <w:rPr>
+          <w:b/>
+        </w:rPr>
+      </w:pPr>
+    </w:p>
+    <w:p>
+      <w:pPr>
+        <w:pStyle w:val="ListParagraph"/>
+        <w:ind w:left="1843"/>
+        <w:rPr>
+          <w:b/>
+        </w:rPr>
+      </w:pPr>
+    </w:p>
+    <w:p>
+      <w:pPr>
+        <w:pStyle w:val="ListParagraph"/>
+        <w:ind w:left="1843"/>
+        <w:rPr>
+          <w:b/>
+        </w:rPr>
+      </w:pPr>
+    </w:p>
+    <w:p>
+      <w:pPr>
+        <w:pStyle w:val="ListParagraph"/>
+        <w:ind w:left="1843"/>
+        <w:rPr>
+          <w:b/>
+        </w:rPr>
+      </w:pPr>
+    </w:p>
+    <w:p>
+      <w:pPr>
+        <w:pStyle w:val="ListParagraph"/>
+        <w:ind w:left="1843"/>
+        <w:rPr>
+          <w:b/>
+        </w:rPr>
+      </w:pPr>
+    </w:p>
+    <w:p>
+      <w:pPr>
+        <w:pStyle w:val="ListParagraph"/>
+        <w:numPr>
+          <w:ilvl w:val="0"/>
+          <w:numId w:val="23"/>
+        </w:numPr>
+        <w:ind w:left="1843" w:hanging="283"/>
+        <w:rPr>
+          <w:b/>
+        </w:rPr>
+      </w:pPr>
+      <w:r>
+        <w:rPr>
+          <w:b/>
+        </w:rPr>
+        <w:t>Xóa khách hàng</w:t>
+      </w:r>
+    </w:p>
+    <w:p>
+      <w:pPr>
+        <w:pStyle w:val="ListParagraph"/>
         <w:ind w:left="0"/>
         <w:rPr>
           <w:b/>
         </w:rPr>
       </w:pPr>
-    </w:p>
-    <w:p>
-      <w:pPr>
-        <w:pStyle w:val="ListParagraph"/>
-        <w:ind w:left="0"/>
-        <w:rPr>
-          <w:b/>
-        </w:rPr>
-      </w:pPr>
-    </w:p>
-    <w:p>
-      <w:pPr>
-        <w:pStyle w:val="ListParagraph"/>
-        <w:ind w:left="0"/>
-        <w:rPr>
-          <w:b/>
-        </w:rPr>
-      </w:pPr>
-    </w:p>
-    <w:p>
-      <w:pPr>
-        <w:pStyle w:val="ListParagraph"/>
-        <w:ind w:left="0"/>
-        <w:rPr>
-          <w:b/>
-        </w:rPr>
-      </w:pPr>
-    </w:p>
-    <w:p>
-      <w:pPr>
-        <w:pStyle w:val="ListParagraph"/>
-        <w:ind w:left="0"/>
-        <w:rPr>
-          <w:b/>
-        </w:rPr>
-      </w:pPr>
-    </w:p>
-    <w:p>
-      <w:pPr>
-        <w:pStyle w:val="ListParagraph"/>
-        <w:ind w:left="0"/>
-        <w:rPr>
-          <w:b/>
-        </w:rPr>
-      </w:pPr>
-    </w:p>
-    <w:p>
-      <w:pPr>
-        <w:pStyle w:val="ListParagraph"/>
-        <w:ind w:left="0"/>
-        <w:rPr>
-          <w:b/>
-        </w:rPr>
-      </w:pPr>
-    </w:p>
-    <w:p>
-      <w:pPr>
-        <w:pStyle w:val="ListParagraph"/>
-        <w:ind w:left="0"/>
-        <w:rPr>
-          <w:b/>
-        </w:rPr>
-      </w:pPr>
-    </w:p>
-    <w:p>
-      <w:pPr>
-        <w:pStyle w:val="ListParagraph"/>
-        <w:ind w:left="0"/>
-        <w:rPr>
-          <w:b/>
-        </w:rPr>
-      </w:pPr>
-    </w:p>
-    <w:p>
-      <w:pPr>
-        <w:pStyle w:val="ListParagraph"/>
-        <w:ind w:left="0"/>
-        <w:rPr>
-          <w:b/>
-        </w:rPr>
-      </w:pPr>
-    </w:p>
-    <w:p>
-      <w:pPr>
-        <w:pStyle w:val="ListParagraph"/>
-        <w:numPr>
-          <w:ilvl w:val="0"/>
-          <w:numId w:val="23"/>
-        </w:numPr>
-        <w:ind w:left="1843" w:hanging="283"/>
-        <w:rPr>
-          <w:b/>
-        </w:rPr>
-      </w:pPr>
       <w:r>
         <w:rPr>
           <w:b/>
         </w:rPr>
         <w:lastRenderedPageBreak/>
-        <w:t>Thêm khách hàng</w:t>
-      </w:r>
-    </w:p>
-    <w:p>
-      <w:pPr>
-        <w:pStyle w:val="ListParagraph"/>
-        <w:ind w:left="0"/>
-        <w:rPr>
-          <w:b/>
-        </w:rPr>
-      </w:pPr>
-      <w:r>
-        <w:rPr>
-          <w:b/>
-        </w:rPr>
-        <w:pict w14:anchorId="5AC96F5E">
-          <v:shape id="_x0000_i1042" type="#_x0000_t75" style="width:470pt;height:405.5pt">
-            <v:imagedata r:id="rId24" o:title="addCustomer"/>
+        <w:pict w14:anchorId="7904E0BA">
+          <v:shape id="_x0000_i1038" type="#_x0000_t75" style="width:470pt;height:424pt">
+            <v:imagedata r:id="rId29" o:title="deleteCustomer"/>
           </v:shape>
         </w:pict>
       </w:r>
@@ -3703,18 +4053,28 @@
     <w:p>
       <w:pPr>
         <w:pStyle w:val="ListParagraph"/>
-        <w:ind w:left="1843"/>
-        <w:rPr>
-          <w:b/>
-        </w:rPr>
-      </w:pPr>
-    </w:p>
-    <w:p>
-      <w:pPr>
-        <w:pStyle w:val="ListParagraph"/>
-        <w:numPr>
-          <w:ilvl w:val="0"/>
-          <w:numId w:val="23"/>
+        <w:numPr>
+          <w:ilvl w:val="0"/>
+          <w:numId w:val="8"/>
+        </w:numPr>
+        <w:ind w:left="1560" w:hanging="284"/>
+        <w:rPr>
+          <w:b/>
+        </w:rPr>
+      </w:pPr>
+      <w:r>
+        <w:rPr>
+          <w:b/>
+        </w:rPr>
+        <w:t>Web client</w:t>
+      </w:r>
+    </w:p>
+    <w:p>
+      <w:pPr>
+        <w:pStyle w:val="ListParagraph"/>
+        <w:numPr>
+          <w:ilvl w:val="0"/>
+          <w:numId w:val="24"/>
         </w:numPr>
         <w:ind w:left="1843" w:hanging="283"/>
         <w:rPr>
@@ -3726,7 +4086,7 @@
           <w:b/>
         </w:rPr>
         <w:lastRenderedPageBreak/>
-        <w:t>Xóa khách hàng</w:t>
+        <w:t>Đăng nhập</w:t>
       </w:r>
     </w:p>
     <w:p>
@@ -3741,9 +4101,9 @@
         <w:rPr>
           <w:b/>
         </w:rPr>
-        <w:pict w14:anchorId="7904E0BA">
-          <v:shape id="_x0000_i1043" type="#_x0000_t75" style="width:470pt;height:424.5pt">
-            <v:imagedata r:id="rId25" o:title="deleteCustomer"/>
+        <w:pict w14:anchorId="59225E69">
+          <v:shape id="_x0000_i1039" type="#_x0000_t75" style="width:470pt;height:239pt">
+            <v:imagedata r:id="rId30" o:title="dangNhap"/>
           </v:shape>
         </w:pict>
       </w:r>
@@ -3751,100 +4111,6 @@
     <w:p>
       <w:pPr>
         <w:pStyle w:val="ListParagraph"/>
-        <w:ind w:left="1843"/>
-        <w:rPr>
-          <w:b/>
-        </w:rPr>
-      </w:pPr>
-    </w:p>
-    <w:p>
-      <w:pPr>
-        <w:pStyle w:val="ListParagraph"/>
-        <w:ind w:left="1843"/>
-        <w:rPr>
-          <w:b/>
-        </w:rPr>
-      </w:pPr>
-    </w:p>
-    <w:p>
-      <w:pPr>
-        <w:pStyle w:val="ListParagraph"/>
-        <w:ind w:left="1843"/>
-        <w:rPr>
-          <w:b/>
-        </w:rPr>
-      </w:pPr>
-    </w:p>
-    <w:p>
-      <w:pPr>
-        <w:pStyle w:val="ListParagraph"/>
-        <w:ind w:left="1843"/>
-        <w:rPr>
-          <w:b/>
-        </w:rPr>
-      </w:pPr>
-    </w:p>
-    <w:p>
-      <w:pPr>
-        <w:pStyle w:val="ListParagraph"/>
-        <w:ind w:left="1843"/>
-        <w:rPr>
-          <w:b/>
-        </w:rPr>
-      </w:pPr>
-    </w:p>
-    <w:p>
-      <w:pPr>
-        <w:pStyle w:val="ListParagraph"/>
-        <w:ind w:left="1843"/>
-        <w:rPr>
-          <w:b/>
-        </w:rPr>
-      </w:pPr>
-    </w:p>
-    <w:p>
-      <w:pPr>
-        <w:pStyle w:val="ListParagraph"/>
-        <w:ind w:left="1843"/>
-        <w:rPr>
-          <w:b/>
-        </w:rPr>
-      </w:pPr>
-    </w:p>
-    <w:p>
-      <w:pPr>
-        <w:pStyle w:val="ListParagraph"/>
-        <w:ind w:left="1843"/>
-        <w:rPr>
-          <w:b/>
-        </w:rPr>
-      </w:pPr>
-      <w:bookmarkStart w:id="24" w:name="_GoBack"/>
-      <w:bookmarkEnd w:id="24"/>
-    </w:p>
-    <w:p>
-      <w:pPr>
-        <w:pStyle w:val="ListParagraph"/>
-        <w:numPr>
-          <w:ilvl w:val="0"/>
-          <w:numId w:val="8"/>
-        </w:numPr>
-        <w:ind w:left="1560" w:hanging="284"/>
-        <w:rPr>
-          <w:b/>
-        </w:rPr>
-      </w:pPr>
-      <w:r>
-        <w:rPr>
-          <w:b/>
-        </w:rPr>
-        <w:lastRenderedPageBreak/>
-        <w:t>Web client</w:t>
-      </w:r>
-    </w:p>
-    <w:p>
-      <w:pPr>
-        <w:pStyle w:val="ListParagraph"/>
         <w:numPr>
           <w:ilvl w:val="0"/>
           <w:numId w:val="24"/>
@@ -3858,7 +4124,7 @@
         <w:rPr>
           <w:b/>
         </w:rPr>
-        <w:t>Đăng nhập</w:t>
+        <w:t>Đăng ký</w:t>
       </w:r>
     </w:p>
     <w:p>
@@ -3873,9 +4139,9 @@
         <w:rPr>
           <w:b/>
         </w:rPr>
-        <w:pict w14:anchorId="59225E69">
-          <v:shape id="_x0000_i1035" type="#_x0000_t75" style="width:469.45pt;height:239.05pt">
-            <v:imagedata r:id="rId26" o:title="dangNhap"/>
+        <w:pict w14:anchorId="53D98AAC">
+          <v:shape id="_x0000_i1040" type="#_x0000_t75" style="width:470pt;height:263pt">
+            <v:imagedata r:id="rId31" o:title="register"/>
           </v:shape>
         </w:pict>
       </w:r>
@@ -3883,6 +4149,33 @@
     <w:p>
       <w:pPr>
         <w:pStyle w:val="ListParagraph"/>
+        <w:ind w:left="0"/>
+        <w:rPr>
+          <w:b/>
+        </w:rPr>
+      </w:pPr>
+    </w:p>
+    <w:p>
+      <w:pPr>
+        <w:pStyle w:val="ListParagraph"/>
+        <w:ind w:left="0"/>
+        <w:rPr>
+          <w:b/>
+        </w:rPr>
+      </w:pPr>
+    </w:p>
+    <w:p>
+      <w:pPr>
+        <w:pStyle w:val="ListParagraph"/>
+        <w:ind w:left="0"/>
+        <w:rPr>
+          <w:b/>
+        </w:rPr>
+      </w:pPr>
+    </w:p>
+    <w:p>
+      <w:pPr>
+        <w:pStyle w:val="ListParagraph"/>
         <w:numPr>
           <w:ilvl w:val="0"/>
           <w:numId w:val="24"/>
@@ -3896,7 +4189,35 @@
         <w:rPr>
           <w:b/>
         </w:rPr>
-        <w:t>Đăng ký</w:t>
+        <w:t>Xem thống kê gian hàng</w:t>
+      </w:r>
+    </w:p>
+    <w:p>
+      <w:pPr>
+        <w:pStyle w:val="ListParagraph"/>
+        <w:ind w:left="1843"/>
+        <w:rPr>
+          <w:b/>
+        </w:rPr>
+      </w:pPr>
+    </w:p>
+    <w:p>
+      <w:pPr>
+        <w:pStyle w:val="ListParagraph"/>
+        <w:numPr>
+          <w:ilvl w:val="0"/>
+          <w:numId w:val="24"/>
+        </w:numPr>
+        <w:ind w:left="1843" w:hanging="283"/>
+        <w:rPr>
+          <w:b/>
+        </w:rPr>
+      </w:pPr>
+      <w:r>
+        <w:rPr>
+          <w:b/>
+        </w:rPr>
+        <w:t>Xem danh sách gian hàng</w:t>
       </w:r>
     </w:p>
     <w:p>
@@ -3911,9 +4232,9 @@
         <w:rPr>
           <w:b/>
         </w:rPr>
-        <w:pict w14:anchorId="53D98AAC">
-          <v:shape id="_x0000_i1036" type="#_x0000_t75" style="width:469.45pt;height:263.25pt">
-            <v:imagedata r:id="rId27" o:title="register"/>
+        <w:pict w14:anchorId="1BC161A7">
+          <v:shape id="_x0000_i1041" type="#_x0000_t75" style="width:470pt;height:181pt">
+            <v:imagedata r:id="rId32" o:title="listWeb"/>
           </v:shape>
         </w:pict>
       </w:r>
@@ -3921,93 +4242,37 @@
     <w:p>
       <w:pPr>
         <w:pStyle w:val="ListParagraph"/>
+        <w:numPr>
+          <w:ilvl w:val="0"/>
+          <w:numId w:val="24"/>
+        </w:numPr>
+        <w:ind w:left="1843" w:hanging="283"/>
+        <w:rPr>
+          <w:b/>
+        </w:rPr>
+      </w:pPr>
+      <w:r>
+        <w:rPr>
+          <w:b/>
+        </w:rPr>
+        <w:t>Thêm gian hàng</w:t>
+      </w:r>
+    </w:p>
+    <w:p>
+      <w:pPr>
+        <w:pStyle w:val="ListParagraph"/>
         <w:ind w:left="0"/>
         <w:rPr>
           <w:b/>
         </w:rPr>
       </w:pPr>
-    </w:p>
-    <w:p>
-      <w:pPr>
-        <w:pStyle w:val="ListParagraph"/>
-        <w:ind w:left="0"/>
-        <w:rPr>
-          <w:b/>
-        </w:rPr>
-      </w:pPr>
-    </w:p>
-    <w:p>
-      <w:pPr>
-        <w:pStyle w:val="ListParagraph"/>
-        <w:ind w:left="0"/>
-        <w:rPr>
-          <w:b/>
-        </w:rPr>
-      </w:pPr>
-    </w:p>
-    <w:p>
-      <w:pPr>
-        <w:pStyle w:val="ListParagraph"/>
-        <w:numPr>
-          <w:ilvl w:val="0"/>
-          <w:numId w:val="24"/>
-        </w:numPr>
-        <w:ind w:left="1843" w:hanging="283"/>
-        <w:rPr>
-          <w:b/>
-        </w:rPr>
-      </w:pPr>
-      <w:r>
-        <w:rPr>
-          <w:b/>
-        </w:rPr>
-        <w:lastRenderedPageBreak/>
-        <w:t>Xem thống kê gian hàng</w:t>
-      </w:r>
-    </w:p>
-    <w:p>
-      <w:pPr>
-        <w:pStyle w:val="ListParagraph"/>
-        <w:ind w:left="1843"/>
-        <w:rPr>
-          <w:b/>
-        </w:rPr>
-      </w:pPr>
-    </w:p>
-    <w:p>
-      <w:pPr>
-        <w:pStyle w:val="ListParagraph"/>
-        <w:numPr>
-          <w:ilvl w:val="0"/>
-          <w:numId w:val="24"/>
-        </w:numPr>
-        <w:ind w:left="1843" w:hanging="283"/>
-        <w:rPr>
-          <w:b/>
-        </w:rPr>
-      </w:pPr>
-      <w:r>
-        <w:rPr>
-          <w:b/>
-        </w:rPr>
-        <w:t>Xem danh sách gian hàng</w:t>
-      </w:r>
-    </w:p>
-    <w:p>
-      <w:pPr>
-        <w:pStyle w:val="ListParagraph"/>
-        <w:ind w:left="0"/>
-        <w:rPr>
-          <w:b/>
-        </w:rPr>
-      </w:pPr>
-      <w:r>
-        <w:rPr>
-          <w:b/>
-        </w:rPr>
-        <w:pict w14:anchorId="1BC161A7">
-          <v:shape id="_x0000_i1037" type="#_x0000_t75" style="width:470pt;height:181.45pt">
-            <v:imagedata r:id="rId28" o:title="listWeb"/>
+      <w:r>
+        <w:rPr>
+          <w:b/>
+        </w:rPr>
+        <w:pict w14:anchorId="5E0C1007">
+          <v:shape id="_x0000_i1042" type="#_x0000_t75" style="width:470pt;height:331pt">
+            <v:imagedata r:id="rId33" o:title="addPOI"/>
           </v:shape>
         </w:pict>
       </w:r>
@@ -4015,6 +4280,24 @@
     <w:p>
       <w:pPr>
         <w:pStyle w:val="ListParagraph"/>
+        <w:ind w:left="0"/>
+        <w:rPr>
+          <w:b/>
+        </w:rPr>
+      </w:pPr>
+    </w:p>
+    <w:p>
+      <w:pPr>
+        <w:pStyle w:val="ListParagraph"/>
+        <w:ind w:left="0"/>
+        <w:rPr>
+          <w:b/>
+        </w:rPr>
+      </w:pPr>
+    </w:p>
+    <w:p>
+      <w:pPr>
+        <w:pStyle w:val="ListParagraph"/>
         <w:numPr>
           <w:ilvl w:val="0"/>
           <w:numId w:val="24"/>
@@ -4028,7 +4311,7 @@
         <w:rPr>
           <w:b/>
         </w:rPr>
-        <w:t>Thêm gian hàng</w:t>
+        <w:t>Cập nhật gian hàng</w:t>
       </w:r>
     </w:p>
     <w:p>
@@ -4043,9 +4326,10 @@
         <w:rPr>
           <w:b/>
         </w:rPr>
-        <w:pict w14:anchorId="5E0C1007">
-          <v:shape id="_x0000_i1038" type="#_x0000_t75" style="width:470pt;height:330.6pt">
-            <v:imagedata r:id="rId29" o:title="addPOI"/>
+        <w:lastRenderedPageBreak/>
+        <w:pict w14:anchorId="161E3EF4">
+          <v:shape id="_x0000_i1043" type="#_x0000_t75" style="width:470pt;height:365pt">
+            <v:imagedata r:id="rId34" o:title="updatePOI"/>
           </v:shape>
         </w:pict>
       </w:r>
@@ -4053,94 +4337,37 @@
     <w:p>
       <w:pPr>
         <w:pStyle w:val="ListParagraph"/>
+        <w:numPr>
+          <w:ilvl w:val="0"/>
+          <w:numId w:val="24"/>
+        </w:numPr>
+        <w:ind w:left="1843" w:hanging="283"/>
+        <w:rPr>
+          <w:b/>
+        </w:rPr>
+      </w:pPr>
+      <w:r>
+        <w:rPr>
+          <w:b/>
+        </w:rPr>
+        <w:t>Xóa gian hàng</w:t>
+      </w:r>
+    </w:p>
+    <w:p>
+      <w:pPr>
+        <w:pStyle w:val="ListParagraph"/>
         <w:ind w:left="0"/>
         <w:rPr>
           <w:b/>
         </w:rPr>
       </w:pPr>
-    </w:p>
-    <w:p>
-      <w:pPr>
-        <w:pStyle w:val="ListParagraph"/>
-        <w:ind w:left="0"/>
-        <w:rPr>
-          <w:b/>
-        </w:rPr>
-      </w:pPr>
-    </w:p>
-    <w:p>
-      <w:pPr>
-        <w:pStyle w:val="ListParagraph"/>
-        <w:numPr>
-          <w:ilvl w:val="0"/>
-          <w:numId w:val="24"/>
-        </w:numPr>
-        <w:ind w:left="1843" w:hanging="283"/>
-        <w:rPr>
-          <w:b/>
-        </w:rPr>
-      </w:pPr>
-      <w:r>
-        <w:rPr>
-          <w:b/>
-        </w:rPr>
-        <w:lastRenderedPageBreak/>
-        <w:t>Cập nhật gian hàng</w:t>
-      </w:r>
-    </w:p>
-    <w:p>
-      <w:pPr>
-        <w:pStyle w:val="ListParagraph"/>
-        <w:ind w:left="0"/>
-        <w:rPr>
-          <w:b/>
-        </w:rPr>
-      </w:pPr>
-      <w:r>
-        <w:rPr>
-          <w:b/>
-        </w:rPr>
-        <w:pict w14:anchorId="161E3EF4">
-          <v:shape id="_x0000_i1039" type="#_x0000_t75" style="width:470pt;height:365.2pt">
-            <v:imagedata r:id="rId30" o:title="updatePOI"/>
-          </v:shape>
-        </w:pict>
-      </w:r>
-    </w:p>
-    <w:p>
-      <w:pPr>
-        <w:pStyle w:val="ListParagraph"/>
-        <w:numPr>
-          <w:ilvl w:val="0"/>
-          <w:numId w:val="24"/>
-        </w:numPr>
-        <w:ind w:left="1843" w:hanging="283"/>
-        <w:rPr>
-          <w:b/>
-        </w:rPr>
-      </w:pPr>
-      <w:r>
-        <w:rPr>
-          <w:b/>
-        </w:rPr>
-        <w:t>Xóa gian hàng</w:t>
-      </w:r>
-    </w:p>
-    <w:p>
-      <w:pPr>
-        <w:pStyle w:val="ListParagraph"/>
-        <w:ind w:left="0"/>
-        <w:rPr>
-          <w:b/>
-        </w:rPr>
-      </w:pPr>
       <w:r>
         <w:rPr>
           <w:b/>
         </w:rPr>
         <w:pict w14:anchorId="7DB3FB85">
-          <v:shape id="_x0000_i1040" type="#_x0000_t75" style="width:469.45pt;height:164.15pt">
-            <v:imagedata r:id="rId31" o:title="deletePOI"/>
+          <v:shape id="_x0000_i1044" type="#_x0000_t75" style="width:470pt;height:164pt">
+            <v:imagedata r:id="rId35" o:title="deletePOI"/>
           </v:shape>
         </w:pict>
       </w:r>
@@ -4156,8 +4383,8 @@
 </file>
 
 <file path=word/numbering.xml><?xml version="1.0" encoding="utf-8"?>
-<w:numbering xmlns:wpc="http://schemas.microsoft.com/office/word/2010/wordprocessingCanvas" xmlns:mc="http://schemas.openxmlformats.org/markup-compatibility/2006" xmlns:o="urn:schemas-microsoft-com:office:office" xmlns:r="http://schemas.openxmlformats.org/officeDocument/2006/relationships" xmlns:m="http://schemas.openxmlformats.org/officeDocument/2006/math" xmlns:v="urn:schemas-microsoft-com:vml" xmlns:wp14="http://schemas.microsoft.com/office/word/2010/wordprocessingDrawing" xmlns:wp="http://schemas.openxmlformats.org/drawingml/2006/wordprocessingDrawing" xmlns:w10="urn:schemas-microsoft-com:office:word" xmlns:w="http://schemas.openxmlformats.org/wordprocessingml/2006/main" xmlns:w14="http://schemas.microsoft.com/office/word/2010/wordml" xmlns:w15="http://schemas.microsoft.com/office/word/2012/wordml" xmlns:wpg="http://schemas.microsoft.com/office/word/2010/wordprocessingGroup" xmlns:wpi="http://schemas.microsoft.com/office/word/2010/wordprocessingInk" xmlns:wne="http://schemas.microsoft.com/office/word/2006/wordml" xmlns:wps="http://schemas.microsoft.com/office/word/2010/wordprocessingShape" mc:Ignorable="w14 w15 wp14">
-  <w:abstractNum w:abstractNumId="0">
+<w:numbering xmlns:wpc="http://schemas.microsoft.com/office/word/2010/wordprocessingCanvas" xmlns:cx="http://schemas.microsoft.com/office/drawing/2014/chartex" xmlns:cx1="http://schemas.microsoft.com/office/drawing/2015/9/8/chartex" xmlns:cx2="http://schemas.microsoft.com/office/drawing/2015/10/21/chartex" xmlns:cx3="http://schemas.microsoft.com/office/drawing/2016/5/9/chartex" xmlns:cx4="http://schemas.microsoft.com/office/drawing/2016/5/10/chartex" xmlns:cx5="http://schemas.microsoft.com/office/drawing/2016/5/11/chartex" xmlns:cx6="http://schemas.microsoft.com/office/drawing/2016/5/12/chartex" xmlns:cx7="http://schemas.microsoft.com/office/drawing/2016/5/13/chartex" xmlns:cx8="http://schemas.microsoft.com/office/drawing/2016/5/14/chartex" xmlns:mc="http://schemas.openxmlformats.org/markup-compatibility/2006" xmlns:aink="http://schemas.microsoft.com/office/drawing/2016/ink" xmlns:am3d="http://schemas.microsoft.com/office/drawing/2017/model3d" xmlns:o="urn:schemas-microsoft-com:office:office" xmlns:oel="http://schemas.microsoft.com/office/2019/extlst" xmlns:r="http://schemas.openxmlformats.org/officeDocument/2006/relationships" xmlns:m="http://schemas.openxmlformats.org/officeDocument/2006/math" xmlns:v="urn:schemas-microsoft-com:vml" xmlns:wp14="http://schemas.microsoft.com/office/word/2010/wordprocessingDrawing" xmlns:wp="http://schemas.openxmlformats.org/drawingml/2006/wordprocessingDrawing" xmlns:w10="urn:schemas-microsoft-com:office:word" xmlns:w="http://schemas.openxmlformats.org/wordprocessingml/2006/main" xmlns:w14="http://schemas.microsoft.com/office/word/2010/wordml" xmlns:w15="http://schemas.microsoft.com/office/word/2012/wordml" xmlns:w16cex="http://schemas.microsoft.com/office/word/2018/wordml/cex" xmlns:w16cid="http://schemas.microsoft.com/office/word/2016/wordml/cid" xmlns:w16="http://schemas.microsoft.com/office/word/2018/wordml" xmlns:w16du="http://schemas.microsoft.com/office/word/2023/wordml/word16du" xmlns:w16sdtdh="http://schemas.microsoft.com/office/word/2020/wordml/sdtdatahash" xmlns:w16sdtfl="http://schemas.microsoft.com/office/word/2024/wordml/sdtformatlock" xmlns:w16se="http://schemas.microsoft.com/office/word/2015/wordml/symex" xmlns:wpg="http://schemas.microsoft.com/office/word/2010/wordprocessingGroup" xmlns:wpi="http://schemas.microsoft.com/office/word/2010/wordprocessingInk" xmlns:wne="http://schemas.microsoft.com/office/word/2006/wordml" xmlns:wps="http://schemas.microsoft.com/office/word/2010/wordprocessingShape" mc:Ignorable="w14 w15 w16se w16cid w16 w16cex w16sdtdh w16sdtfl w16du wp14">
+  <w:abstractNum w:abstractNumId="0" w15:restartNumberingAfterBreak="0">
     <w:nsid w:val="086954BD"/>
     <w:multiLevelType w:val="hybridMultilevel"/>
     <w:tmpl w:val="59547F4E"/>
@@ -4270,7 +4497,7 @@
       </w:rPr>
     </w:lvl>
   </w:abstractNum>
-  <w:abstractNum w:abstractNumId="1">
+  <w:abstractNum w:abstractNumId="1" w15:restartNumberingAfterBreak="0">
     <w:nsid w:val="09250BA2"/>
     <w:multiLevelType w:val="hybridMultilevel"/>
     <w:tmpl w:val="F22AEABC"/>
@@ -4383,7 +4610,7 @@
       </w:rPr>
     </w:lvl>
   </w:abstractNum>
-  <w:abstractNum w:abstractNumId="2">
+  <w:abstractNum w:abstractNumId="2" w15:restartNumberingAfterBreak="0">
     <w:nsid w:val="0AD2507E"/>
     <w:multiLevelType w:val="hybridMultilevel"/>
     <w:tmpl w:val="6CE28796"/>
@@ -4496,7 +4723,7 @@
       </w:rPr>
     </w:lvl>
   </w:abstractNum>
-  <w:abstractNum w:abstractNumId="3">
+  <w:abstractNum w:abstractNumId="3" w15:restartNumberingAfterBreak="0">
     <w:nsid w:val="11546FFA"/>
     <w:multiLevelType w:val="hybridMultilevel"/>
     <w:tmpl w:val="4A143B04"/>
@@ -4582,7 +4809,7 @@
       </w:pPr>
     </w:lvl>
   </w:abstractNum>
-  <w:abstractNum w:abstractNumId="4">
+  <w:abstractNum w:abstractNumId="4" w15:restartNumberingAfterBreak="0">
     <w:nsid w:val="27C97CD3"/>
     <w:multiLevelType w:val="hybridMultilevel"/>
     <w:tmpl w:val="FE8846A4"/>
@@ -4695,7 +4922,7 @@
       </w:rPr>
     </w:lvl>
   </w:abstractNum>
-  <w:abstractNum w:abstractNumId="5">
+  <w:abstractNum w:abstractNumId="5" w15:restartNumberingAfterBreak="0">
     <w:nsid w:val="2E9C4FBD"/>
     <w:multiLevelType w:val="hybridMultilevel"/>
     <w:tmpl w:val="87E6FA32"/>
@@ -4808,7 +5035,7 @@
       </w:rPr>
     </w:lvl>
   </w:abstractNum>
-  <w:abstractNum w:abstractNumId="6">
+  <w:abstractNum w:abstractNumId="6" w15:restartNumberingAfterBreak="0">
     <w:nsid w:val="2F0D4FA3"/>
     <w:multiLevelType w:val="hybridMultilevel"/>
     <w:tmpl w:val="F142F0D0"/>
@@ -4921,7 +5148,7 @@
       </w:rPr>
     </w:lvl>
   </w:abstractNum>
-  <w:abstractNum w:abstractNumId="7">
+  <w:abstractNum w:abstractNumId="7" w15:restartNumberingAfterBreak="0">
     <w:nsid w:val="30C943F0"/>
     <w:multiLevelType w:val="hybridMultilevel"/>
     <w:tmpl w:val="29E0F7B6"/>
@@ -5034,7 +5261,7 @@
       </w:rPr>
     </w:lvl>
   </w:abstractNum>
-  <w:abstractNum w:abstractNumId="8">
+  <w:abstractNum w:abstractNumId="8" w15:restartNumberingAfterBreak="0">
     <w:nsid w:val="32E40CC8"/>
     <w:multiLevelType w:val="hybridMultilevel"/>
     <w:tmpl w:val="1062D23A"/>
@@ -5147,7 +5374,7 @@
       </w:rPr>
     </w:lvl>
   </w:abstractNum>
-  <w:abstractNum w:abstractNumId="9">
+  <w:abstractNum w:abstractNumId="9" w15:restartNumberingAfterBreak="0">
     <w:nsid w:val="36C57239"/>
     <w:multiLevelType w:val="hybridMultilevel"/>
     <w:tmpl w:val="AE58F458"/>
@@ -5233,7 +5460,7 @@
       </w:pPr>
     </w:lvl>
   </w:abstractNum>
-  <w:abstractNum w:abstractNumId="10">
+  <w:abstractNum w:abstractNumId="10" w15:restartNumberingAfterBreak="0">
     <w:nsid w:val="383C05B0"/>
     <w:multiLevelType w:val="hybridMultilevel"/>
     <w:tmpl w:val="AE8830E2"/>
@@ -5319,7 +5546,7 @@
       </w:pPr>
     </w:lvl>
   </w:abstractNum>
-  <w:abstractNum w:abstractNumId="11">
+  <w:abstractNum w:abstractNumId="11" w15:restartNumberingAfterBreak="0">
     <w:nsid w:val="3C7B75E7"/>
     <w:multiLevelType w:val="hybridMultilevel"/>
     <w:tmpl w:val="CB646A2E"/>
@@ -5405,7 +5632,7 @@
       </w:pPr>
     </w:lvl>
   </w:abstractNum>
-  <w:abstractNum w:abstractNumId="12">
+  <w:abstractNum w:abstractNumId="12" w15:restartNumberingAfterBreak="0">
     <w:nsid w:val="3EEC14D9"/>
     <w:multiLevelType w:val="hybridMultilevel"/>
     <w:tmpl w:val="E6340292"/>
@@ -5518,7 +5745,7 @@
       </w:rPr>
     </w:lvl>
   </w:abstractNum>
-  <w:abstractNum w:abstractNumId="13">
+  <w:abstractNum w:abstractNumId="13" w15:restartNumberingAfterBreak="0">
     <w:nsid w:val="4A845C4C"/>
     <w:multiLevelType w:val="hybridMultilevel"/>
     <w:tmpl w:val="1A580430"/>
@@ -5631,7 +5858,7 @@
       </w:rPr>
     </w:lvl>
   </w:abstractNum>
-  <w:abstractNum w:abstractNumId="14">
+  <w:abstractNum w:abstractNumId="14" w15:restartNumberingAfterBreak="0">
     <w:nsid w:val="516023A7"/>
     <w:multiLevelType w:val="hybridMultilevel"/>
     <w:tmpl w:val="CA12BFFC"/>
@@ -5744,7 +5971,7 @@
       </w:rPr>
     </w:lvl>
   </w:abstractNum>
-  <w:abstractNum w:abstractNumId="15">
+  <w:abstractNum w:abstractNumId="15" w15:restartNumberingAfterBreak="0">
     <w:nsid w:val="52026860"/>
     <w:multiLevelType w:val="hybridMultilevel"/>
     <w:tmpl w:val="0FFA3EEC"/>
@@ -5857,7 +6084,7 @@
       </w:rPr>
     </w:lvl>
   </w:abstractNum>
-  <w:abstractNum w:abstractNumId="16">
+  <w:abstractNum w:abstractNumId="16" w15:restartNumberingAfterBreak="0">
     <w:nsid w:val="577975D3"/>
     <w:multiLevelType w:val="multilevel"/>
     <w:tmpl w:val="9DC41854"/>
@@ -6020,7 +6247,7 @@
       </w:rPr>
     </w:lvl>
   </w:abstractNum>
-  <w:abstractNum w:abstractNumId="17">
+  <w:abstractNum w:abstractNumId="17" w15:restartNumberingAfterBreak="0">
     <w:nsid w:val="687807ED"/>
     <w:multiLevelType w:val="hybridMultilevel"/>
     <w:tmpl w:val="2940D652"/>
@@ -6133,7 +6360,7 @@
       </w:rPr>
     </w:lvl>
   </w:abstractNum>
-  <w:abstractNum w:abstractNumId="18">
+  <w:abstractNum w:abstractNumId="18" w15:restartNumberingAfterBreak="0">
     <w:nsid w:val="68F262D0"/>
     <w:multiLevelType w:val="hybridMultilevel"/>
     <w:tmpl w:val="1220DDB6"/>
@@ -6246,7 +6473,7 @@
       </w:rPr>
     </w:lvl>
   </w:abstractNum>
-  <w:abstractNum w:abstractNumId="19">
+  <w:abstractNum w:abstractNumId="19" w15:restartNumberingAfterBreak="0">
     <w:nsid w:val="6AF221F8"/>
     <w:multiLevelType w:val="hybridMultilevel"/>
     <w:tmpl w:val="C52220A8"/>
@@ -6359,7 +6586,7 @@
       </w:rPr>
     </w:lvl>
   </w:abstractNum>
-  <w:abstractNum w:abstractNumId="20">
+  <w:abstractNum w:abstractNumId="20" w15:restartNumberingAfterBreak="0">
     <w:nsid w:val="6E6F6C99"/>
     <w:multiLevelType w:val="hybridMultilevel"/>
     <w:tmpl w:val="010EB104"/>
@@ -6472,7 +6699,7 @@
       </w:rPr>
     </w:lvl>
   </w:abstractNum>
-  <w:abstractNum w:abstractNumId="21">
+  <w:abstractNum w:abstractNumId="21" w15:restartNumberingAfterBreak="0">
     <w:nsid w:val="6FAE324E"/>
     <w:multiLevelType w:val="hybridMultilevel"/>
     <w:tmpl w:val="38CA1596"/>
@@ -6585,7 +6812,7 @@
       </w:rPr>
     </w:lvl>
   </w:abstractNum>
-  <w:abstractNum w:abstractNumId="22">
+  <w:abstractNum w:abstractNumId="22" w15:restartNumberingAfterBreak="0">
     <w:nsid w:val="76B840B7"/>
     <w:multiLevelType w:val="hybridMultilevel"/>
     <w:tmpl w:val="EEB06BA6"/>
@@ -6698,7 +6925,7 @@
       </w:rPr>
     </w:lvl>
   </w:abstractNum>
-  <w:abstractNum w:abstractNumId="23">
+  <w:abstractNum w:abstractNumId="23" w15:restartNumberingAfterBreak="0">
     <w:nsid w:val="7D3F20E5"/>
     <w:multiLevelType w:val="hybridMultilevel"/>
     <w:tmpl w:val="4B9C2938"/>
@@ -6811,7 +7038,7 @@
       </w:rPr>
     </w:lvl>
   </w:abstractNum>
-  <w:abstractNum w:abstractNumId="24">
+  <w:abstractNum w:abstractNumId="24" w15:restartNumberingAfterBreak="0">
     <w:nsid w:val="7FEC50EB"/>
     <w:multiLevelType w:val="hybridMultilevel"/>
     <w:tmpl w:val="CD107332"/>
@@ -6924,79 +7151,79 @@
       </w:rPr>
     </w:lvl>
   </w:abstractNum>
-  <w:num w:numId="1">
+  <w:num w:numId="1" w16cid:durableId="892236179">
     <w:abstractNumId w:val="16"/>
   </w:num>
-  <w:num w:numId="2">
+  <w:num w:numId="2" w16cid:durableId="750157686">
     <w:abstractNumId w:val="17"/>
   </w:num>
-  <w:num w:numId="3">
+  <w:num w:numId="3" w16cid:durableId="1734742448">
     <w:abstractNumId w:val="8"/>
   </w:num>
-  <w:num w:numId="4">
+  <w:num w:numId="4" w16cid:durableId="1563101088">
     <w:abstractNumId w:val="3"/>
   </w:num>
-  <w:num w:numId="5">
+  <w:num w:numId="5" w16cid:durableId="224146649">
     <w:abstractNumId w:val="20"/>
   </w:num>
-  <w:num w:numId="6">
+  <w:num w:numId="6" w16cid:durableId="162552868">
     <w:abstractNumId w:val="10"/>
   </w:num>
-  <w:num w:numId="7">
+  <w:num w:numId="7" w16cid:durableId="1429084853">
     <w:abstractNumId w:val="18"/>
   </w:num>
-  <w:num w:numId="8">
+  <w:num w:numId="8" w16cid:durableId="1490292607">
     <w:abstractNumId w:val="24"/>
   </w:num>
-  <w:num w:numId="9">
+  <w:num w:numId="9" w16cid:durableId="1610166016">
     <w:abstractNumId w:val="11"/>
   </w:num>
-  <w:num w:numId="10">
+  <w:num w:numId="10" w16cid:durableId="396709270">
     <w:abstractNumId w:val="4"/>
   </w:num>
-  <w:num w:numId="11">
+  <w:num w:numId="11" w16cid:durableId="2086174640">
     <w:abstractNumId w:val="9"/>
   </w:num>
-  <w:num w:numId="12">
+  <w:num w:numId="12" w16cid:durableId="1333142134">
     <w:abstractNumId w:val="21"/>
   </w:num>
-  <w:num w:numId="13">
+  <w:num w:numId="13" w16cid:durableId="506015623">
     <w:abstractNumId w:val="7"/>
   </w:num>
-  <w:num w:numId="14">
+  <w:num w:numId="14" w16cid:durableId="483009466">
     <w:abstractNumId w:val="12"/>
   </w:num>
-  <w:num w:numId="15">
+  <w:num w:numId="15" w16cid:durableId="429081867">
     <w:abstractNumId w:val="22"/>
   </w:num>
-  <w:num w:numId="16">
+  <w:num w:numId="16" w16cid:durableId="1420827199">
     <w:abstractNumId w:val="14"/>
   </w:num>
-  <w:num w:numId="17">
+  <w:num w:numId="17" w16cid:durableId="1572957274">
     <w:abstractNumId w:val="6"/>
   </w:num>
-  <w:num w:numId="18">
+  <w:num w:numId="18" w16cid:durableId="143163079">
     <w:abstractNumId w:val="0"/>
   </w:num>
-  <w:num w:numId="19">
+  <w:num w:numId="19" w16cid:durableId="729039611">
     <w:abstractNumId w:val="13"/>
   </w:num>
-  <w:num w:numId="20">
+  <w:num w:numId="20" w16cid:durableId="1314605378">
     <w:abstractNumId w:val="19"/>
   </w:num>
-  <w:num w:numId="21">
+  <w:num w:numId="21" w16cid:durableId="287901929">
     <w:abstractNumId w:val="5"/>
   </w:num>
-  <w:num w:numId="22">
+  <w:num w:numId="22" w16cid:durableId="1861964159">
     <w:abstractNumId w:val="15"/>
   </w:num>
-  <w:num w:numId="23">
+  <w:num w:numId="23" w16cid:durableId="255406012">
     <w:abstractNumId w:val="23"/>
   </w:num>
-  <w:num w:numId="24">
+  <w:num w:numId="24" w16cid:durableId="2138643003">
     <w:abstractNumId w:val="1"/>
   </w:num>
-  <w:num w:numId="25">
+  <w:num w:numId="25" w16cid:durableId="682559142">
     <w:abstractNumId w:val="2"/>
   </w:num>
   <w:numIdMacAtCleanup w:val="8"/>
@@ -7004,7 +7231,7 @@
 </file>
 
 <file path=word/styles.xml><?xml version="1.0" encoding="utf-8"?>
-<w:styles xmlns:mc="http://schemas.openxmlformats.org/markup-compatibility/2006" xmlns:r="http://schemas.openxmlformats.org/officeDocument/2006/relationships" xmlns:w="http://schemas.openxmlformats.org/wordprocessingml/2006/main" xmlns:w14="http://schemas.microsoft.com/office/word/2010/wordml" xmlns:w15="http://schemas.microsoft.com/office/word/2012/wordml" mc:Ignorable="w14 w15">
+<w:styles xmlns:mc="http://schemas.openxmlformats.org/markup-compatibility/2006" xmlns:r="http://schemas.openxmlformats.org/officeDocument/2006/relationships" xmlns:w="http://schemas.openxmlformats.org/wordprocessingml/2006/main" xmlns:w14="http://schemas.microsoft.com/office/word/2010/wordml" xmlns:w15="http://schemas.microsoft.com/office/word/2012/wordml" xmlns:w16cex="http://schemas.microsoft.com/office/word/2018/wordml/cex" xmlns:w16cid="http://schemas.microsoft.com/office/word/2016/wordml/cid" xmlns:w16="http://schemas.microsoft.com/office/word/2018/wordml" xmlns:w16du="http://schemas.microsoft.com/office/word/2023/wordml/word16du" xmlns:w16sdtdh="http://schemas.microsoft.com/office/word/2020/wordml/sdtdatahash" xmlns:w16sdtfl="http://schemas.microsoft.com/office/word/2024/wordml/sdtformatlock" xmlns:w16se="http://schemas.microsoft.com/office/word/2015/wordml/symex" mc:Ignorable="w14 w15 w16se w16cid w16 w16cex w16sdtdh w16sdtfl w16du">
   <w:docDefaults>
     <w:rPrDefault>
       <w:rPr>
@@ -7020,7 +7247,7 @@
       </w:pPr>
     </w:pPrDefault>
   </w:docDefaults>
-  <w:latentStyles w:defLockedState="0" w:defUIPriority="99" w:defSemiHidden="0" w:defUnhideWhenUsed="0" w:defQFormat="0" w:count="371">
+  <w:latentStyles w:defLockedState="0" w:defUIPriority="99" w:defSemiHidden="0" w:defUnhideWhenUsed="0" w:defQFormat="0" w:count="376">
     <w:lsdException w:name="Normal" w:uiPriority="0" w:qFormat="1"/>
     <w:lsdException w:name="heading 1" w:uiPriority="9" w:qFormat="1"/>
     <w:lsdException w:name="heading 2" w:semiHidden="1" w:uiPriority="9" w:unhideWhenUsed="1" w:qFormat="1"/>
@@ -7392,6 +7619,11 @@
     <w:lsdException w:name="List Table 5 Dark Accent 6" w:uiPriority="50"/>
     <w:lsdException w:name="List Table 6 Colorful Accent 6" w:uiPriority="51"/>
     <w:lsdException w:name="List Table 7 Colorful Accent 6" w:uiPriority="52"/>
+    <w:lsdException w:name="Mention" w:semiHidden="1" w:unhideWhenUsed="1"/>
+    <w:lsdException w:name="Smart Hyperlink" w:semiHidden="1" w:unhideWhenUsed="1"/>
+    <w:lsdException w:name="Hashtag" w:semiHidden="1" w:unhideWhenUsed="1"/>
+    <w:lsdException w:name="Unresolved Mention" w:semiHidden="1" w:unhideWhenUsed="1"/>
+    <w:lsdException w:name="Smart Link" w:semiHidden="1" w:unhideWhenUsed="1"/>
   </w:latentStyles>
   <w:style w:type="paragraph" w:default="1" w:styleId="Normal">
     <w:name w:val="Normal"/>
@@ -7605,7 +7837,6 @@
       <w:spacing w:line="240" w:lineRule="auto"/>
     </w:pPr>
     <w:tblPr>
-      <w:tblInd w:w="0" w:type="dxa"/>
       <w:tblBorders>
         <w:top w:val="single" w:sz="4" w:space="0" w:color="auto"/>
         <w:left w:val="single" w:sz="4" w:space="0" w:color="auto"/>
@@ -7614,12 +7845,6 @@
         <w:insideH w:val="single" w:sz="4" w:space="0" w:color="auto"/>
         <w:insideV w:val="single" w:sz="4" w:space="0" w:color="auto"/>
       </w:tblBorders>
-      <w:tblCellMar>
-        <w:top w:w="0" w:type="dxa"/>
-        <w:left w:w="108" w:type="dxa"/>
-        <w:bottom w:w="0" w:type="dxa"/>
-        <w:right w:w="108" w:type="dxa"/>
-      </w:tblCellMar>
     </w:tblPr>
   </w:style>
 </w:styles>
